--- a/backend/tmp_brief.docx
+++ b/backend/tmp_brief.docx
@@ -36,6 +36,7 @@
       <w:r>
         <w:rPr>
           <w:rtl w:val="0"/>
+          <w:rFonts w:ascii="Arial" w:hAnsi="Arial" w:cs="Arial" w:eastAsia="Arial"/>
         </w:rPr>
       </w:r>
     </w:p>
@@ -73,6 +74,7 @@
       <w:r>
         <w:rPr>
           <w:rtl w:val="0"/>
+          <w:rFonts w:ascii="Arial" w:hAnsi="Arial" w:cs="Arial" w:eastAsia="Arial"/>
         </w:rPr>
       </w:r>
     </w:p>
@@ -159,6 +161,7 @@
       <w:r>
         <w:rPr>
           <w:rtl w:val="0"/>
+          <w:rFonts w:ascii="Arial" w:hAnsi="Arial" w:cs="Arial" w:eastAsia="Arial"/>
         </w:rPr>
       </w:r>
     </w:p>
@@ -251,12 +254,12 @@
               <wp:inline distB="0" distT="0" distL="0" distR="0">
                 <wp:extent cx="6738122" cy="36750"/>
                 <wp:effectExtent b="0" l="0" r="0" t="0"/>
-                <wp:docPr id="2" name="image4.png"/>
+                <wp:docPr id="2" name="image3.png"/>
                 <a:graphic>
                   <a:graphicData uri="http://schemas.openxmlformats.org/drawingml/2006/picture">
                     <pic:pic>
                       <pic:nvPicPr>
-                        <pic:cNvPr id="0" name="image4.png"/>
+                        <pic:cNvPr id="0" name="image3.png"/>
                         <pic:cNvPicPr preferRelativeResize="0"/>
                       </pic:nvPicPr>
                       <pic:blipFill>
@@ -285,6 +288,7 @@
       <w:r>
         <w:rPr>
           <w:rtl w:val="0"/>
+          <w:rFonts w:ascii="Arial" w:hAnsi="Arial" w:cs="Arial" w:eastAsia="Arial"/>
         </w:rPr>
       </w:r>
     </w:p>
@@ -322,6 +326,7 @@
       <w:r>
         <w:rPr>
           <w:rtl w:val="0"/>
+          <w:rFonts w:ascii="Arial" w:hAnsi="Arial" w:cs="Arial" w:eastAsia="Arial"/>
         </w:rPr>
       </w:r>
     </w:p>
@@ -376,6 +381,7 @@
       <w:r>
         <w:rPr>
           <w:rtl w:val="0"/>
+          <w:rFonts w:ascii="Arial" w:hAnsi="Arial" w:cs="Arial" w:eastAsia="Arial"/>
         </w:rPr>
       </w:r>
     </w:p>
@@ -413,6 +419,7 @@
       <w:r>
         <w:rPr>
           <w:rtl w:val="0"/>
+          <w:rFonts w:ascii="Arial" w:hAnsi="Arial" w:cs="Arial" w:eastAsia="Arial"/>
         </w:rPr>
       </w:r>
     </w:p>
@@ -450,6 +457,7 @@
       <w:r>
         <w:rPr>
           <w:rtl w:val="0"/>
+          <w:rFonts w:ascii="Arial" w:hAnsi="Arial" w:cs="Arial" w:eastAsia="Arial"/>
         </w:rPr>
       </w:r>
     </w:p>
@@ -487,6 +495,7 @@
       <w:r>
         <w:rPr>
           <w:rtl w:val="0"/>
+          <w:rFonts w:ascii="Arial" w:hAnsi="Arial" w:cs="Arial" w:eastAsia="Arial"/>
         </w:rPr>
       </w:r>
     </w:p>
@@ -619,23 +628,12 @@
                 <w:szCs w:val="21"/>
                 <w:rtl w:val="0"/>
               </w:rPr>
-              <w:t xml:space="preserve">A636 Maïto, BN </w:t>
+              <w:t xml:space="preserve"/>
             </w:r>
             <w:r>
               <w:rPr>
                 <w:rtl w:val="0"/>
               </w:rPr>
-              <w:t/>
-            </w:r>
-            <w:r>
-              <w:rPr>
-                <w:b w:val="off"/>
-                <w:i w:val="off"/>
-                <w:u w:val="none"/>
-                <w:sz w:val="-2"/>
-                <w:rFonts w:ascii="" w:hAnsi="" w:cs="" w:eastAsia=""/>
-              </w:rPr>
-              <w:t>Toulon</w:t>
             </w:r>
           </w:p>
         </w:tc>
@@ -832,7 +830,7 @@
               <w:jc w:val="left"/>
               <w:rPr>
                 <w:rFonts w:ascii="Arial" w:cs="Arial" w:eastAsia="Arial" w:hAnsi="Arial"/>
-                <w:b w:val="0"/>
+                <w:b w:val="1"/>
                 <w:i w:val="0"/>
                 <w:smallCaps w:val="0"/>
                 <w:strike w:val="0"/>
@@ -847,18 +845,18 @@
             <w:r>
               <w:rPr>
                 <w:rFonts w:ascii="Arial" w:cs="Arial" w:eastAsia="Arial" w:hAnsi="Arial"/>
+                <w:b w:val="1"/>
                 <w:color w:val="282f3e"/>
                 <w:sz w:val="21"/>
                 <w:szCs w:val="21"/>
                 <w:rtl w:val="0"/>
               </w:rPr>
-              <w:t xml:space="preserve">Aucune zone règlementaire</w:t>
+              <w:t xml:space="preserve">13 zones règlementaires</w:t>
             </w:r>
             <w:r>
               <w:rPr>
                 <w:rtl w:val="0"/>
               </w:rPr>
-              <w:t/>
             </w:r>
           </w:p>
         </w:tc>
@@ -929,6 +927,7 @@
               <w:widowControl w:val="0"/>
               <w:rPr>
                 <w:rFonts w:ascii="Arial" w:cs="Arial" w:eastAsia="Arial" w:hAnsi="Arial"/>
+                <w:b w:val="1"/>
                 <w:color w:val="282f3e"/>
                 <w:sz w:val="21"/>
                 <w:szCs w:val="21"/>
@@ -937,22 +936,13 @@
             <w:r>
               <w:rPr>
                 <w:rFonts w:ascii="Arial" w:cs="Arial" w:eastAsia="Arial" w:hAnsi="Arial"/>
+                <w:b w:val="1"/>
                 <w:color w:val="282f3e"/>
                 <w:sz w:val="21"/>
                 <w:szCs w:val="21"/>
                 <w:rtl w:val="0"/>
               </w:rPr>
-              <w:t xml:space="preserve">4 aires marines </w:t>
-            </w:r>
-            <w:r>
-              <w:rPr>
-                <w:b w:val="off"/>
-                <w:i w:val="off"/>
-                <w:u w:val="none"/>
-                <w:sz w:val="22"/>
-                <w:rFonts w:ascii="Arial" w:hAnsi="Arial" w:cs="Arial" w:eastAsia="Arial"/>
-              </w:rPr>
-              <w:t>protégées</w:t>
+              <w:t xml:space="preserve">Aucune aire marine protégée</w:t>
             </w:r>
           </w:p>
         </w:tc>
@@ -1023,6 +1013,7 @@
               <w:widowControl w:val="0"/>
               <w:rPr>
                 <w:rFonts w:ascii="Arial" w:cs="Arial" w:eastAsia="Arial" w:hAnsi="Arial"/>
+                <w:b w:val="1"/>
                 <w:color w:val="282f3e"/>
                 <w:sz w:val="21"/>
                 <w:szCs w:val="21"/>
@@ -1031,12 +1022,13 @@
             <w:r>
               <w:rPr>
                 <w:rFonts w:ascii="Arial" w:cs="Arial" w:eastAsia="Arial" w:hAnsi="Arial"/>
+                <w:b w:val="1"/>
                 <w:color w:val="282f3e"/>
                 <w:sz w:val="21"/>
                 <w:szCs w:val="21"/>
                 <w:rtl w:val="0"/>
               </w:rPr>
-              <w:t xml:space="preserve">9 zones de vigilance</w:t>
+              <w:t xml:space="preserve">Aucune zone de vigilance</w:t>
             </w:r>
           </w:p>
         </w:tc>
@@ -1234,18 +1226,18 @@
             <w:r>
               <w:rPr>
                 <w:rFonts w:ascii="Arial" w:cs="Arial" w:eastAsia="Arial" w:hAnsi="Arial"/>
+                <w:b w:val="1"/>
                 <w:color w:val="282f3e"/>
                 <w:sz w:val="21"/>
                 <w:szCs w:val="21"/>
                 <w:rtl w:val="0"/>
               </w:rPr>
-              <w:t xml:space="preserve">3 signalements</w:t>
+              <w:t xml:space="preserve">Aucun signalement</w:t>
             </w:r>
             <w:r>
               <w:rPr>
                 <w:rtl w:val="0"/>
               </w:rPr>
-              <w:t/>
             </w:r>
           </w:p>
         </w:tc>
@@ -1449,24 +1441,12 @@
                 <w:szCs w:val="21"/>
                 <w:rtl w:val="0"/>
               </w:rPr>
-              <w:t xml:space="preserve">Lorem ipsum</w:t>
+              <w:t xml:space="preserve">Pas de commentaire</w:t>
             </w:r>
             <w:r>
               <w:rPr>
                 <w:rtl w:val="0"/>
               </w:rPr>
-              <w:t/>
-            </w:r>
-            <w:r>
-              <w:rPr>
-                <w:b w:val="off"/>
-                <w:i w:val="off"/>
-                <w:u w:val="none"/>
-                <w:sz w:val="-2"/>
-                <w:rFonts w:ascii="" w:hAnsi="" w:cs="" w:eastAsia=""/>
-              </w:rPr>
-              <w:t xml:space="preserve"> dolor sit amet, consectetur adipiscing elit. Curabitur molestie viverra urna vitae vehicula. Vivamus leo justo, imperdiet dignissim rutrum non, posuere a arcu. Nulla eu tempus velit. Proin a neque scelerisque, congue dui id, porta metus. Proin dapibus lectus quis justo congue, non commodo mi dapibus. Curabitur at ante vehicula, viverra felis eu, fringilla ex. Curabitur at velit tristique, viverra nibh vel, ullamcorper velit. Duis tellus urna, pharetra vitae metus a, placerat pulvinar diam. Sed vehicula velit a euismod auctor.
-</w:t>
             </w:r>
           </w:p>
         </w:tc>
@@ -1506,6 +1486,7 @@
       <w:r>
         <w:rPr>
           <w:rtl w:val="0"/>
+          <w:rFonts w:ascii="Arial" w:hAnsi="Arial" w:cs="Arial" w:eastAsia="Arial"/>
         </w:rPr>
       </w:r>
     </w:p>
@@ -1767,23 +1748,12 @@
                 <w:szCs w:val="18"/>
                 <w:rtl w:val="0"/>
               </w:rPr>
-              <w:t xml:space="preserve">  : Identifiant </w:t>
+              <w:t xml:space="preserve">  : Identifiant LEGICEM</w:t>
             </w:r>
             <w:r>
               <w:rPr>
                 <w:rtl w:val="0"/>
               </w:rPr>
-              <w:t/>
-            </w:r>
-            <w:r>
-              <w:rPr>
-                <w:b w:val="off"/>
-                <w:i w:val="off"/>
-                <w:u w:val="none"/>
-                <w:sz w:val="-2"/>
-                <w:rFonts w:ascii="" w:hAnsi="" w:cs="" w:eastAsia=""/>
-              </w:rPr>
-              <w:t>LEGICEM</w:t>
             </w:r>
           </w:p>
         </w:tc>
@@ -1879,23 +1849,12 @@
                 <w:szCs w:val="18"/>
                 <w:rtl w:val="0"/>
               </w:rPr>
-              <w:t xml:space="preserve">  :  Mot de passe Legic</w:t>
+              <w:t xml:space="preserve">  :  Mot de passe Legicem</w:t>
             </w:r>
             <w:r>
               <w:rPr>
                 <w:rtl w:val="0"/>
               </w:rPr>
-              <w:t/>
-            </w:r>
-            <w:r>
-              <w:rPr>
-                <w:b w:val="off"/>
-                <w:i w:val="off"/>
-                <w:u w:val="none"/>
-                <w:sz w:val="-2"/>
-                <w:rFonts w:ascii="" w:hAnsi="" w:cs="" w:eastAsia=""/>
-              </w:rPr>
-              <w:t>em</w:t>
             </w:r>
           </w:p>
         </w:tc>
@@ -2218,23 +2177,12 @@
                 <w:szCs w:val="18"/>
                 <w:rtl w:val="0"/>
               </w:rPr>
-              <w:t xml:space="preserve">  : Identifiant Mon</w:t>
+              <w:t xml:space="preserve">  : Identifiant MonitorEnvExt</w:t>
             </w:r>
             <w:r>
               <w:rPr>
                 <w:rtl w:val="0"/>
               </w:rPr>
-              <w:t/>
-            </w:r>
-            <w:r>
-              <w:rPr>
-                <w:b w:val="off"/>
-                <w:i w:val="off"/>
-                <w:u w:val="none"/>
-                <w:sz w:val="-2"/>
-                <w:rFonts w:ascii="" w:hAnsi="" w:cs="" w:eastAsia=""/>
-              </w:rPr>
-              <w:t>itorEnvExt</w:t>
             </w:r>
           </w:p>
         </w:tc>
@@ -2330,23 +2278,12 @@
                 <w:szCs w:val="18"/>
                 <w:rtl w:val="0"/>
               </w:rPr>
-              <w:t xml:space="preserve">  : Mot de passe MonitorE</w:t>
+              <w:t xml:space="preserve">  : Mot de passe MonitorEnvExt</w:t>
             </w:r>
             <w:r>
               <w:rPr>
                 <w:rtl w:val="0"/>
               </w:rPr>
-              <w:t/>
-            </w:r>
-            <w:r>
-              <w:rPr>
-                <w:b w:val="off"/>
-                <w:i w:val="off"/>
-                <w:u w:val="none"/>
-                <w:sz w:val="-2"/>
-                <w:rFonts w:ascii="" w:hAnsi="" w:cs="" w:eastAsia=""/>
-              </w:rPr>
-              <w:t>nvExt</w:t>
             </w:r>
           </w:p>
         </w:tc>
@@ -2364,6 +2301,7 @@
       <w:r>
         <w:rPr>
           <w:rtl w:val="0"/>
+          <w:rFonts w:ascii="Arial" w:hAnsi="Arial" w:cs="Arial" w:eastAsia="Arial"/>
         </w:rPr>
       </w:r>
     </w:p>
@@ -2450,12 +2388,12 @@
                 <wp:extent cx="6738122" cy="18375"/>
                 <wp:effectExtent b="0" l="0" r="0" t="0"/>
                 <wp:wrapNone/>
-                <wp:docPr id="1" name="image3.png"/>
+                <wp:docPr id="1" name="image2.png"/>
                 <a:graphic>
                   <a:graphicData uri="http://schemas.openxmlformats.org/drawingml/2006/picture">
                     <pic:pic>
                       <pic:nvPicPr>
-                        <pic:cNvPr id="0" name="image3.png"/>
+                        <pic:cNvPr id="0" name="image2.png"/>
                         <pic:cNvPicPr preferRelativeResize="0"/>
                       </pic:nvPicPr>
                       <pic:blipFill>
@@ -2500,7 +2438,7 @@
             <wp:extent cx="923726" cy="923726"/>
             <wp:effectExtent b="0" l="0" r="0" t="0"/>
             <wp:wrapNone/>
-            <wp:docPr id="4" name="image1.jpg"/>
+            <wp:docPr id="3" name="image1.jpg"/>
             <a:graphic>
               <a:graphicData uri="http://schemas.openxmlformats.org/drawingml/2006/picture">
                 <pic:pic>
@@ -2532,6 +2470,7 @@
       <w:r>
         <w:rPr>
           <w:rtl w:val="0"/>
+          <w:rFonts w:ascii="Arial" w:hAnsi="Arial" w:cs="Arial" w:eastAsia="Arial"/>
         </w:rPr>
       </w:r>
     </w:p>
@@ -2722,7 +2661,7 @@
                 <w:szCs w:val="18"/>
                 <w:rtl w:val="0"/>
               </w:rPr>
-              <w:t xml:space="preserve">Tab 25/03/20</w:t>
+              <w:t xml:space="preserve">Tab 01/04/2025</w:t>
             </w:r>
             <w:r>
               <w:rPr>
@@ -2739,17 +2678,7 @@
                 <w:vertAlign w:val="baseline"/>
                 <w:rtl w:val="0"/>
               </w:rPr>
-              <w:t xml:space="preserve">2</w:t>
-            </w:r>
-            <w:r>
-              <w:rPr>
-                <w:b w:val="off"/>
-                <w:i w:val="off"/>
-                <w:u w:val="none"/>
-                <w:sz w:val="18"/>
-                <w:rFonts w:ascii="Arial" w:hAnsi="Arial" w:cs="Arial" w:eastAsia="Arial"/>
-              </w:rPr>
-              <w:t xml:space="preserve">5 </w:t>
+              <w:t xml:space="preserve"> </w:t>
             </w:r>
           </w:p>
         </w:tc>
@@ -2852,7 +2781,8 @@
                 <w:rtl w:val="0"/>
               </w:rPr>
               <w:br w:type="textWrapping"/>
-              <w:t xml:space="preserve">   </w:t>
+              <w:t xml:space="preserve">
+   </w:t>
             </w:r>
             <w:r>
               <w:rPr>
@@ -2908,13 +2838,12 @@
                 <w:szCs w:val="18"/>
                 <w:rtl w:val="0"/>
               </w:rPr>
-              <w:t xml:space="preserve">                                       Édité le 25/03/2025</w:t>
+              <w:t xml:space="preserve">                                       Édité le 01/04/2025</w:t>
             </w:r>
             <w:r>
               <w:rPr>
                 <w:rtl w:val="0"/>
               </w:rPr>
-              <w:t/>
             </w:r>
           </w:p>
         </w:tc>
@@ -3123,47 +3052,48 @@
         <w:jc w:val="left"/>
         <w:rPr>
           <w:rFonts w:ascii="Arial" w:cs="Arial" w:eastAsia="Arial" w:hAnsi="Arial"/>
-          <w:b w:val="1"/>
-          <w:i w:val="0"/>
-          <w:smallCaps w:val="0"/>
-          <w:strike w:val="0"/>
-          <w:color w:val="000000"/>
-          <w:sz w:val="36"/>
-          <w:szCs w:val="36"/>
-          <w:u w:val="none"/>
-          <w:shd w:fill="auto" w:val="clear"/>
-          <w:vertAlign w:val="baseline"/>
         </w:rPr>
       </w:pPr>
       <w:r>
         <w:rPr>
+          <w:rFonts w:ascii="Arial" w:cs="Arial" w:eastAsia="Arial" w:hAnsi="Arial"/>
           <w:rtl w:val="0"/>
         </w:rPr>
-      </w:r>
-      <w:r>
+        <w:t xml:space="preserve"/>
+      </w:r>
+      <w:r>
+        <w:rPr>
+          <w:rFonts w:ascii="Arial" w:cs="Arial" w:eastAsia="Arial" w:hAnsi="Arial"/>
+          <w:rtl w:val="0"/>
+        </w:rPr>
+        <w:t xml:space="preserve"/>
+      </w:r>
+      <w:r>
+        <w:rPr>
+          <w:rFonts w:ascii="Arial" w:cs="Arial" w:eastAsia="Arial" w:hAnsi="Arial"/>
+          <w:rtl w:val="0"/>
+        </w:rPr>
+        <w:t xml:space="preserve"/>
+      </w:r>
+      <w:r>
+        <w:rPr>
+          <w:rFonts w:ascii="Arial" w:hAnsi="Arial" w:cs="Arial" w:eastAsia="Arial"/>
+        </w:rPr>
         <w:drawing>
-          <wp:anchor allowOverlap="1" behindDoc="0" distB="0" distT="0" distL="114300" distR="114300" hidden="0" layoutInCell="1" locked="0" relativeHeight="0" simplePos="0">
-            <wp:simplePos x="0" y="0"/>
-            <wp:positionH relativeFrom="column">
-              <wp:posOffset>1</wp:posOffset>
-            </wp:positionH>
-            <wp:positionV relativeFrom="paragraph">
-              <wp:posOffset>171358</wp:posOffset>
-            </wp:positionV>
-            <wp:extent cx="6834591" cy="4093220"/>
-            <wp:effectExtent b="0" l="0" r="0" t="0"/>
-            <wp:wrapTopAndBottom distB="0" distT="0"/>
-            <wp:docPr id="3" name="image2.png"/>
+          <wp:inline distT="0" distR="0" distB="0" distL="0">
+            <wp:extent cx="6429375" cy="4286250"/>
+            <wp:docPr id="0" name="Drawing 0" descr="image.png"/>
             <a:graphic>
               <a:graphicData uri="http://schemas.openxmlformats.org/drawingml/2006/picture">
                 <pic:pic>
                   <pic:nvPicPr>
-                    <pic:cNvPr id="0" name="image2.png"/>
-                    <pic:cNvPicPr preferRelativeResize="0"/>
+                    <pic:cNvPr id="0" name="Picture 0" descr="image.png"/>
+                    <pic:cNvPicPr>
+                      <a:picLocks noChangeAspect="true"/>
+                    </pic:cNvPicPr>
                   </pic:nvPicPr>
                   <pic:blipFill>
                     <a:blip r:embed="rId8"/>
-                    <a:srcRect b="0" l="0" r="0" t="0"/>
                     <a:stretch>
                       <a:fillRect/>
                     </a:stretch>
@@ -3171,16 +3101,18 @@
                   <pic:spPr>
                     <a:xfrm>
                       <a:off x="0" y="0"/>
-                      <a:ext cx="6834591" cy="4093220"/>
+                      <a:ext cx="6429375" cy="4286250"/>
                     </a:xfrm>
-                    <a:prstGeom prst="rect"/>
-                    <a:ln/>
+                    <a:prstGeom prst="rect">
+                      <a:avLst/>
+                    </a:prstGeom>
                   </pic:spPr>
                 </pic:pic>
               </a:graphicData>
             </a:graphic>
-          </wp:anchor>
+          </wp:inline>
         </w:drawing>
+        <w:t/>
       </w:r>
     </w:p>
     <w:p>
@@ -3203,84 +3135,15 @@
         <w:rPr>
           <w:rFonts w:ascii="Arial" w:cs="Arial" w:eastAsia="Arial" w:hAnsi="Arial"/>
           <w:b w:val="1"/>
-          <w:i w:val="0"/>
-          <w:smallCaps w:val="0"/>
-          <w:strike w:val="0"/>
-          <w:color w:val="515151"/>
           <w:sz w:val="36"/>
           <w:szCs w:val="36"/>
-          <w:u w:val="none"/>
-          <w:shd w:fill="auto" w:val="clear"/>
-          <w:vertAlign w:val="baseline"/>
         </w:rPr>
       </w:pPr>
       <w:r>
         <w:rPr>
-          <w:rFonts w:ascii="Arial" w:cs="Arial" w:eastAsia="Arial" w:hAnsi="Arial"/>
-          <w:b w:val="0"/>
-          <w:i w:val="0"/>
-          <w:smallCaps w:val="0"/>
-          <w:strike w:val="0"/>
-          <w:color w:val="282f3e"/>
-          <w:sz w:val="32"/>
-          <w:szCs w:val="32"/>
-          <w:u w:val="none"/>
-          <w:shd w:fill="auto" w:val="clear"/>
-          <w:vertAlign w:val="baseline"/>
           <w:rtl w:val="0"/>
-        </w:rPr>
-        <w:t xml:space="preserve">Zones</w:t>
-      </w:r>
-      <w:r>
-        <w:rPr>
-          <w:rFonts w:ascii="Arial" w:cs="Arial" w:eastAsia="Arial" w:hAnsi="Arial"/>
-          <w:b w:val="0"/>
-          <w:i w:val="0"/>
-          <w:smallCaps w:val="0"/>
-          <w:strike w:val="0"/>
-          <w:color w:val="515151"/>
-          <w:sz w:val="32"/>
-          <w:szCs w:val="32"/>
-          <w:u w:val="none"/>
-          <w:shd w:fill="auto" w:val="clear"/>
-          <w:vertAlign w:val="baseline"/>
-          <w:rtl w:val="0"/>
-        </w:rPr>
-        <w:t xml:space="preserve">   </w:t>
-      </w:r>
-      <w:r>
-        <w:rPr>
-          <w:rFonts w:ascii="Arial" w:cs="Arial" w:eastAsia="Arial" w:hAnsi="Arial"/>
-          <w:b w:val="1"/>
-          <w:color w:val="3b4559"/>
-          <w:sz w:val="22"/>
-          <w:szCs w:val="22"/>
-          <w:rtl w:val="0"/>
-        </w:rPr>
-        <w:t xml:space="preserve">13 sélectionn</w:t>
-      </w:r>
-      <w:r>
-        <w:rPr>
-          <w:rFonts w:ascii="Arial" w:cs="Arial" w:eastAsia="Arial" w:hAnsi="Arial"/>
-          <w:b w:val="1"/>
-          <w:i w:val="0"/>
-          <w:smallCaps w:val="0"/>
-          <w:strike w:val="0"/>
-          <w:color w:val="3b4559"/>
-          <w:sz w:val="22"/>
-          <w:szCs w:val="22"/>
-          <w:u w:val="none"/>
-          <w:shd w:fill="auto" w:val="clear"/>
-          <w:vertAlign w:val="baseline"/>
-          <w:rtl w:val="0"/>
-        </w:rPr>
-        <w:t xml:space="preserve">ées</w:t>
-      </w:r>
-      <w:r>
-        <w:rPr>
-          <w:rtl w:val="0"/>
-        </w:rPr>
-        <w:t/>
+          <w:rFonts w:ascii="Arial" w:hAnsi="Arial" w:cs="Arial" w:eastAsia="Arial"/>
+        </w:rPr>
       </w:r>
     </w:p>
     <w:p>
@@ -3306,6 +3169,106 @@
           <w:i w:val="0"/>
           <w:smallCaps w:val="0"/>
           <w:strike w:val="0"/>
+          <w:color w:val="515151"/>
+          <w:sz w:val="36"/>
+          <w:szCs w:val="36"/>
+          <w:u w:val="none"/>
+          <w:shd w:fill="auto" w:val="clear"/>
+          <w:vertAlign w:val="baseline"/>
+        </w:rPr>
+      </w:pPr>
+      <w:r>
+        <w:rPr>
+          <w:rFonts w:ascii="Arial" w:cs="Arial" w:eastAsia="Arial" w:hAnsi="Arial"/>
+          <w:b w:val="0"/>
+          <w:i w:val="0"/>
+          <w:smallCaps w:val="0"/>
+          <w:strike w:val="0"/>
+          <w:color w:val="282f3e"/>
+          <w:sz w:val="32"/>
+          <w:szCs w:val="32"/>
+          <w:u w:val="none"/>
+          <w:shd w:fill="auto" w:val="clear"/>
+          <w:vertAlign w:val="baseline"/>
+          <w:rtl w:val="0"/>
+        </w:rPr>
+        <w:t xml:space="preserve">Zones</w:t>
+      </w:r>
+      <w:r>
+        <w:rPr>
+          <w:rFonts w:ascii="Arial" w:cs="Arial" w:eastAsia="Arial" w:hAnsi="Arial"/>
+          <w:b w:val="0"/>
+          <w:i w:val="0"/>
+          <w:smallCaps w:val="0"/>
+          <w:strike w:val="0"/>
+          <w:color w:val="515151"/>
+          <w:sz w:val="32"/>
+          <w:szCs w:val="32"/>
+          <w:u w:val="none"/>
+          <w:shd w:fill="auto" w:val="clear"/>
+          <w:vertAlign w:val="baseline"/>
+          <w:rtl w:val="0"/>
+        </w:rPr>
+        <w:t xml:space="preserve">   </w:t>
+      </w:r>
+      <w:r>
+        <w:rPr>
+          <w:rFonts w:ascii="Arial" w:cs="Arial" w:eastAsia="Arial" w:hAnsi="Arial"/>
+          <w:b w:val="1"/>
+          <w:color w:val="3b4559"/>
+          <w:sz w:val="22"/>
+          <w:szCs w:val="22"/>
+          <w:rtl w:val="0"/>
+        </w:rPr>
+        <w:t xml:space="preserve">13</w:t>
+      </w:r>
+      <w:r>
+        <w:rPr>
+          <w:rFonts w:ascii="Arial" w:cs="Arial" w:eastAsia="Arial" w:hAnsi="Arial"/>
+          <w:b w:val="1"/>
+          <w:i w:val="0"/>
+          <w:smallCaps w:val="0"/>
+          <w:strike w:val="0"/>
+          <w:color w:val="3b4559"/>
+          <w:sz w:val="22"/>
+          <w:szCs w:val="22"/>
+          <w:u w:val="none"/>
+          <w:shd w:fill="auto" w:val="clear"/>
+          <w:vertAlign w:val="baseline"/>
+          <w:rtl w:val="0"/>
+        </w:rPr>
+        <w:t xml:space="preserve"> sélectionnées</w:t>
+      </w:r>
+      <w:r>
+        <w:rPr>
+          <w:rtl w:val="0"/>
+          <w:rFonts w:ascii="Arial" w:hAnsi="Arial" w:cs="Arial" w:eastAsia="Arial"/>
+        </w:rPr>
+      </w:r>
+    </w:p>
+    <w:p>
+      <w:pPr>
+        <w:keepNext w:val="0"/>
+        <w:keepLines w:val="0"/>
+        <w:pageBreakBefore w:val="0"/>
+        <w:widowControl w:val="1"/>
+        <w:pBdr>
+          <w:top w:space="0" w:sz="0" w:val="nil"/>
+          <w:left w:space="0" w:sz="0" w:val="nil"/>
+          <w:bottom w:space="0" w:sz="0" w:val="nil"/>
+          <w:right w:space="0" w:sz="0" w:val="nil"/>
+          <w:between w:space="0" w:sz="0" w:val="nil"/>
+        </w:pBdr>
+        <w:shd w:fill="auto" w:val="clear"/>
+        <w:spacing w:after="0" w:before="0" w:line="240" w:lineRule="auto"/>
+        <w:ind w:left="0" w:right="0" w:firstLine="0"/>
+        <w:jc w:val="left"/>
+        <w:rPr>
+          <w:rFonts w:ascii="Arial" w:cs="Arial" w:eastAsia="Arial" w:hAnsi="Arial"/>
+          <w:b w:val="1"/>
+          <w:i w:val="0"/>
+          <w:smallCaps w:val="0"/>
+          <w:strike w:val="0"/>
           <w:color w:val="000000"/>
           <w:sz w:val="24"/>
           <w:szCs w:val="24"/>
@@ -3317,1242 +3280,472 @@
       <w:r>
         <w:rPr>
           <w:rtl w:val="0"/>
+          <w:rFonts w:ascii="Arial" w:hAnsi="Arial" w:cs="Arial" w:eastAsia="Arial"/>
         </w:rPr>
       </w:r>
     </w:p>
     <w:tbl>
       <w:tblPr>
-        <w:tblStyle w:val="Table4"/>
-        <w:tblW w:w="10774.0" w:type="dxa"/>
-        <w:jc w:val="left"/>
-        <w:tblLayout w:type="fixed"/>
-        <w:tblLook w:val="0000"/>
+        <w:tblW w:w="0" w:type="auto"/>
+        <w:tblBorders>
+          <w:top w:val="single"/>
+          <w:left w:val="single"/>
+          <w:bottom w:val="single"/>
+          <w:right w:val="single"/>
+          <w:insideH w:val="single"/>
+          <w:insideV w:val="single"/>
+        </w:tblBorders>
       </w:tblPr>
-      <w:tblGrid>
-        <w:gridCol w:w="2864"/>
-        <w:gridCol w:w="196"/>
-        <w:gridCol w:w="7714"/>
-        <w:tblGridChange w:id="0">
-          <w:tblGrid>
-            <w:gridCol w:w="2864"/>
-            <w:gridCol w:w="196"/>
-            <w:gridCol w:w="7714"/>
-          </w:tblGrid>
-        </w:tblGridChange>
-      </w:tblGrid>
-      <w:tr>
-        <w:trPr>
-          <w:cantSplit w:val="0"/>
-          <w:trHeight w:val="319" w:hRule="atLeast"/>
-          <w:tblHeader w:val="0"/>
-        </w:trPr>
-        <w:tc>
-          <w:tcPr>
-            <w:gridSpan w:val="3"/>
-            <w:tcBorders>
-              <w:bottom w:color="d4e5f4" w:space="0" w:sz="4" w:val="single"/>
-              <w:right w:color="d4e5f4" w:space="0" w:sz="4" w:val="single"/>
-            </w:tcBorders>
-            <w:shd w:fill="8cc3c0" w:val="clear"/>
-            <w:tcMar>
-              <w:top w:w="85.0" w:type="dxa"/>
-              <w:left w:w="85.0" w:type="dxa"/>
-              <w:bottom w:w="85.0" w:type="dxa"/>
-              <w:right w:w="85.0" w:type="dxa"/>
-            </w:tcMar>
-            <w:vAlign w:val="center"/>
-          </w:tcPr>
-          <w:p>
-            <w:pPr>
-              <w:keepNext w:val="0"/>
-              <w:keepLines w:val="0"/>
-              <w:pageBreakBefore w:val="0"/>
-              <w:widowControl w:val="0"/>
-              <w:pBdr>
-                <w:top w:space="0" w:sz="0" w:val="nil"/>
-                <w:left w:space="0" w:sz="0" w:val="nil"/>
-                <w:bottom w:space="0" w:sz="0" w:val="nil"/>
-                <w:right w:space="0" w:sz="0" w:val="nil"/>
-                <w:between w:space="0" w:sz="0" w:val="nil"/>
-              </w:pBdr>
-              <w:shd w:fill="auto" w:val="clear"/>
-              <w:spacing w:after="0" w:before="0" w:line="240" w:lineRule="auto"/>
-              <w:ind w:left="0" w:right="0" w:firstLine="0"/>
-              <w:jc w:val="left"/>
-              <w:rPr>
-                <w:rFonts w:ascii="Arial" w:cs="Arial" w:eastAsia="Arial" w:hAnsi="Arial"/>
-                <w:b w:val="1"/>
-                <w:i w:val="0"/>
-                <w:smallCaps w:val="0"/>
-                <w:strike w:val="0"/>
-                <w:color w:val="ffffff"/>
-                <w:sz w:val="16"/>
-                <w:szCs w:val="16"/>
-                <w:u w:val="none"/>
-                <w:shd w:fill="auto" w:val="clear"/>
-                <w:vertAlign w:val="baseline"/>
-              </w:rPr>
-            </w:pPr>
-            <w:r>
-              <w:rPr>
-                <w:rFonts w:ascii="Arial" w:cs="Arial" w:eastAsia="Arial" w:hAnsi="Arial"/>
-                <w:b w:val="1"/>
-                <w:i w:val="0"/>
-                <w:smallCaps w:val="0"/>
-                <w:strike w:val="0"/>
-                <w:color w:val="ffffff"/>
-                <w:sz w:val="16"/>
-                <w:szCs w:val="16"/>
-                <w:u w:val="none"/>
-                <w:shd w:fill="auto" w:val="clear"/>
-                <w:vertAlign w:val="baseline"/>
-                <w:rtl w:val="0"/>
-              </w:rPr>
-              <w:t xml:space="preserve">Zones réglementaires                                                                                                                                       </w:t>
-            </w:r>
-            <w:r>
-              <w:rPr>
-                <w:rFonts w:ascii="Arial" w:cs="Arial" w:eastAsia="Arial" w:hAnsi="Arial"/>
-                <w:color w:val="ffffff"/>
-                <w:sz w:val="16"/>
-                <w:szCs w:val="16"/>
-                <w:rtl w:val="0"/>
-              </w:rPr>
-              <w:t xml:space="preserve">0 sélectionnée(s)</w:t>
-            </w:r>
-            <w:r>
-              <w:rPr>
-                <w:rFonts w:ascii="Arial" w:cs="Arial" w:eastAsia="Arial" w:hAnsi="Arial"/>
-                <w:b w:val="0"/>
-                <w:i w:val="0"/>
-                <w:smallCaps w:val="0"/>
-                <w:strike w:val="0"/>
-                <w:color w:val="ffffff"/>
-                <w:sz w:val="16"/>
-                <w:szCs w:val="16"/>
-                <w:u w:val="none"/>
-                <w:shd w:fill="auto" w:val="clear"/>
-                <w:vertAlign w:val="baseline"/>
-                <w:rtl w:val="0"/>
-              </w:rPr>
-              <w:t xml:space="preserve"/>
-            </w:r>
-            <w:r>
-              <w:rPr>
-                <w:rtl w:val="0"/>
-              </w:rPr>
+      <w:tr>
+        <w:tc>
+          <w:tcPr>
+            <w:hMerge w:val="restart"/>
+          </w:tcPr>
+          <w:tcPr>
+            <w:shd w:fill="8CC3C0"/>
+          </w:tcPr>
+          <w:p>
+            <w:r>
+              <w:t>Zones règlementaires - 13 sélectionnée(s)</w:t>
+            </w:r>
+          </w:p>
+        </w:tc>
+        <w:tc>
+          <w:tcPr>
+            <w:hMerge w:val="continue"/>
+          </w:tcPr>
+          <w:p/>
+        </w:tc>
+        <w:tc>
+          <w:tcPr>
+            <w:hMerge w:val="continue"/>
+          </w:tcPr>
+          <w:p/>
+        </w:tc>
+      </w:tr>
+      <w:tr>
+        <w:tc>
+          <w:tcPr>
+            <w:tcW w:w="3350" w:type="dxa"/>
+          </w:tcPr>
+          <w:p>
+            <w:r>
+              <w:t>Granulats Marins Le Minou</w:t>
+            </w:r>
+          </w:p>
+        </w:tc>
+        <w:tc>
+          <w:tcPr>
+            <w:tcW w:w="300" w:type="dxa"/>
+          </w:tcPr>
+          <w:tcPr>
+            <w:shd w:fill="295375"/>
+          </w:tcPr>
+          <w:p/>
+        </w:tc>
+        <w:tc>
+          <w:tcPr>
+            <w:tcW w:w="6350" w:type="dxa"/>
+          </w:tcPr>
+          <w:p>
+            <w:r>
               <w:t/>
             </w:r>
           </w:p>
         </w:tc>
       </w:tr>
       <w:tr>
-        <w:trPr>
-          <w:cantSplit w:val="0"/>
-          <w:trHeight w:val="394" w:hRule="atLeast"/>
-          <w:tblHeader w:val="0"/>
-        </w:trPr>
-        <w:tc>
+        <w:tc>
+          <w:tcPr>
+            <w:tcW w:w="3350" w:type="dxa"/>
+          </w:tcPr>
           <w:tcPr>
             <w:vMerge w:val="restart"/>
-            <w:tcBorders>
-              <w:top w:color="d4e5f4" w:space="0" w:sz="4" w:val="single"/>
-              <w:left w:color="d4e5f4" w:space="0" w:sz="4" w:val="single"/>
-              <w:bottom w:color="d4e5f4" w:space="0" w:sz="4" w:val="single"/>
-              <w:right w:color="d4e5f4" w:space="0" w:sz="4" w:val="single"/>
-            </w:tcBorders>
-            <w:shd w:fill="auto" w:val="clear"/>
-            <w:tcMar>
-              <w:top w:w="85.0" w:type="dxa"/>
-              <w:left w:w="85.0" w:type="dxa"/>
-              <w:bottom w:w="85.0" w:type="dxa"/>
-              <w:right w:w="85.0" w:type="dxa"/>
-            </w:tcMar>
-            <w:vAlign w:val="center"/>
-          </w:tcPr>
-          <w:p>
-            <w:pPr>
-              <w:keepNext w:val="0"/>
-              <w:keepLines w:val="0"/>
-              <w:pageBreakBefore w:val="0"/>
-              <w:widowControl w:val="0"/>
-              <w:pBdr>
-                <w:top w:space="0" w:sz="0" w:val="nil"/>
-                <w:left w:space="0" w:sz="0" w:val="nil"/>
-                <w:bottom w:space="0" w:sz="0" w:val="nil"/>
-                <w:right w:space="0" w:sz="0" w:val="nil"/>
-                <w:between w:space="0" w:sz="0" w:val="nil"/>
-              </w:pBdr>
-              <w:shd w:fill="auto" w:val="clear"/>
-              <w:spacing w:after="0" w:before="0" w:line="240" w:lineRule="auto"/>
-              <w:ind w:left="0" w:right="0" w:firstLine="0"/>
-              <w:jc w:val="left"/>
-              <w:rPr>
-                <w:rFonts w:ascii="Arial" w:cs="Arial" w:eastAsia="Arial" w:hAnsi="Arial"/>
-                <w:b w:val="1"/>
-                <w:i w:val="0"/>
-                <w:smallCaps w:val="0"/>
-                <w:strike w:val="0"/>
-                <w:color w:val="000000"/>
-                <w:sz w:val="16"/>
-                <w:szCs w:val="16"/>
-                <w:u w:val="none"/>
-                <w:shd w:fill="auto" w:val="clear"/>
-                <w:vertAlign w:val="baseline"/>
-              </w:rPr>
-            </w:pPr>
-            <w:r>
-              <w:rPr>
-                <w:rFonts w:ascii="Arial" w:cs="Arial" w:eastAsia="Arial" w:hAnsi="Arial"/>
-                <w:b w:val="1"/>
-                <w:i w:val="0"/>
-                <w:smallCaps w:val="0"/>
-                <w:strike w:val="0"/>
-                <w:color w:val="000000"/>
-                <w:sz w:val="16"/>
-                <w:szCs w:val="16"/>
-                <w:u w:val="none"/>
-                <w:shd w:fill="auto" w:val="clear"/>
-                <w:vertAlign w:val="baseline"/>
-                <w:rtl w:val="0"/>
-              </w:rPr>
-              <w:t xml:space="preserve">RNN - TAAF</w:t>
-            </w:r>
-          </w:p>
-        </w:tc>
-        <w:tc>
-          <w:tcPr>
-            <w:tcBorders>
-              <w:top w:color="707785" w:space="0" w:sz="4" w:val="single"/>
-              <w:left w:color="707785" w:space="0" w:sz="4" w:val="single"/>
-              <w:bottom w:color="707785" w:space="0" w:sz="4" w:val="single"/>
-              <w:right w:color="707785" w:space="0" w:sz="4" w:val="single"/>
-            </w:tcBorders>
-            <w:shd w:fill="8cc3c0" w:val="clear"/>
-            <w:tcMar>
-              <w:top w:w="85.0" w:type="dxa"/>
-              <w:left w:w="85.0" w:type="dxa"/>
-              <w:bottom w:w="85.0" w:type="dxa"/>
-              <w:right w:w="85.0" w:type="dxa"/>
-            </w:tcMar>
-          </w:tcPr>
-          <w:p>
-            <w:pPr>
-              <w:keepNext w:val="0"/>
-              <w:keepLines w:val="0"/>
-              <w:pageBreakBefore w:val="0"/>
-              <w:widowControl w:val="0"/>
-              <w:pBdr>
-                <w:top w:space="0" w:sz="0" w:val="nil"/>
-                <w:left w:space="0" w:sz="0" w:val="nil"/>
-                <w:bottom w:space="0" w:sz="0" w:val="nil"/>
-                <w:right w:space="0" w:sz="0" w:val="nil"/>
-                <w:between w:space="0" w:sz="0" w:val="nil"/>
-              </w:pBdr>
-              <w:shd w:fill="auto" w:val="clear"/>
-              <w:spacing w:after="0" w:before="0" w:line="240" w:lineRule="auto"/>
-              <w:ind w:left="0" w:right="0" w:firstLine="0"/>
-              <w:jc w:val="left"/>
-              <w:rPr>
-                <w:rFonts w:ascii="Arial" w:cs="Arial" w:eastAsia="Arial" w:hAnsi="Arial"/>
-                <w:b w:val="0"/>
-                <w:i w:val="0"/>
-                <w:smallCaps w:val="0"/>
-                <w:strike w:val="0"/>
-                <w:color w:val="000000"/>
-                <w:sz w:val="16"/>
-                <w:szCs w:val="16"/>
-                <w:u w:val="none"/>
-                <w:shd w:fill="auto" w:val="clear"/>
-                <w:vertAlign w:val="baseline"/>
-              </w:rPr>
-            </w:pPr>
-            <w:r>
-              <w:rPr>
-                <w:rtl w:val="0"/>
-              </w:rPr>
-            </w:r>
-          </w:p>
-        </w:tc>
-        <w:tc>
-          <w:tcPr>
-            <w:tcBorders>
-              <w:top w:color="d4e5f4" w:space="0" w:sz="4" w:val="single"/>
-              <w:left w:color="d4e5f4" w:space="0" w:sz="4" w:val="single"/>
-              <w:bottom w:color="d4e5f4" w:space="0" w:sz="4" w:val="single"/>
-              <w:right w:color="d4e5f4" w:space="0" w:sz="4" w:val="single"/>
-            </w:tcBorders>
-            <w:tcMar>
-              <w:top w:w="85.0" w:type="dxa"/>
-              <w:left w:w="85.0" w:type="dxa"/>
-              <w:bottom w:w="85.0" w:type="dxa"/>
-              <w:right w:w="85.0" w:type="dxa"/>
-            </w:tcMar>
-          </w:tcPr>
-          <w:p>
-            <w:pPr>
-              <w:keepNext w:val="0"/>
-              <w:keepLines w:val="0"/>
-              <w:pageBreakBefore w:val="0"/>
-              <w:widowControl w:val="0"/>
-              <w:pBdr>
-                <w:top w:space="0" w:sz="0" w:val="nil"/>
-                <w:left w:space="0" w:sz="0" w:val="nil"/>
-                <w:bottom w:space="0" w:sz="0" w:val="nil"/>
-                <w:right w:space="0" w:sz="0" w:val="nil"/>
-                <w:between w:space="0" w:sz="0" w:val="nil"/>
-              </w:pBdr>
-              <w:shd w:fill="auto" w:val="clear"/>
-              <w:spacing w:after="0" w:before="0" w:line="240" w:lineRule="auto"/>
-              <w:ind w:left="0" w:right="0" w:firstLine="0"/>
-              <w:jc w:val="left"/>
-              <w:rPr>
-                <w:rFonts w:ascii="Arial" w:cs="Arial" w:eastAsia="Arial" w:hAnsi="Arial"/>
-                <w:b w:val="0"/>
-                <w:i w:val="0"/>
-                <w:smallCaps w:val="0"/>
-                <w:strike w:val="0"/>
-                <w:color w:val="000000"/>
-                <w:sz w:val="16"/>
-                <w:szCs w:val="16"/>
-                <w:u w:val="none"/>
-                <w:shd w:fill="auto" w:val="clear"/>
-                <w:vertAlign w:val="baseline"/>
-              </w:rPr>
-            </w:pPr>
-            <w:r>
-              <w:rPr>
-                <w:rFonts w:ascii="Arial" w:cs="Arial" w:eastAsia="Arial" w:hAnsi="Arial"/>
-                <w:b w:val="0"/>
-                <w:i w:val="0"/>
-                <w:smallCaps w:val="0"/>
-                <w:strike w:val="0"/>
-                <w:color w:val="000000"/>
-                <w:sz w:val="16"/>
-                <w:szCs w:val="16"/>
-                <w:u w:val="none"/>
-                <w:shd w:fill="auto" w:val="clear"/>
-                <w:vertAlign w:val="baseline"/>
-                <w:rtl w:val="0"/>
-              </w:rPr>
-              <w:t xml:space="preserve">Zone de protection renforcée Article 6</w:t>
-            </w:r>
-          </w:p>
-        </w:tc>
-      </w:tr>
-      <w:tr>
-        <w:trPr>
-          <w:cantSplit w:val="0"/>
-          <w:tblHeader w:val="0"/>
-        </w:trPr>
-        <w:tc>
+          </w:tcPr>
+          <w:p>
+            <w:r>
+              <w:t>ZMEL Cale Querlen</w:t>
+            </w:r>
+          </w:p>
+        </w:tc>
+        <w:tc>
+          <w:tcPr>
+            <w:tcW w:w="300" w:type="dxa"/>
+          </w:tcPr>
+          <w:tcPr>
+            <w:shd w:fill="91CFC9"/>
+          </w:tcPr>
+          <w:p/>
+        </w:tc>
+        <w:tc>
+          <w:tcPr>
+            <w:tcW w:w="6350" w:type="dxa"/>
+          </w:tcPr>
+          <w:p>
+            <w:r>
+              <w:t>Zone au sud de la cale</w:t>
+            </w:r>
+          </w:p>
+        </w:tc>
+      </w:tr>
+      <w:tr>
+        <w:tc>
+          <w:tcPr>
+            <w:tcW w:w="3350" w:type="dxa"/>
+          </w:tcPr>
           <w:tcPr>
             <w:vMerge w:val="continue"/>
-            <w:tcBorders>
-              <w:top w:color="d4e5f4" w:space="0" w:sz="4" w:val="single"/>
-              <w:left w:color="d4e5f4" w:space="0" w:sz="4" w:val="single"/>
-              <w:bottom w:color="d4e5f4" w:space="0" w:sz="4" w:val="single"/>
-              <w:right w:color="d4e5f4" w:space="0" w:sz="4" w:val="single"/>
-            </w:tcBorders>
-            <w:shd w:fill="auto" w:val="clear"/>
-            <w:tcMar>
-              <w:top w:w="85.0" w:type="dxa"/>
-              <w:left w:w="85.0" w:type="dxa"/>
-              <w:bottom w:w="85.0" w:type="dxa"/>
-              <w:right w:w="85.0" w:type="dxa"/>
-            </w:tcMar>
-            <w:vAlign w:val="center"/>
-          </w:tcPr>
-          <w:p>
-            <w:pPr>
-              <w:keepNext w:val="0"/>
-              <w:keepLines w:val="0"/>
-              <w:pageBreakBefore w:val="0"/>
-              <w:widowControl w:val="0"/>
-              <w:pBdr>
-                <w:top w:space="0" w:sz="0" w:val="nil"/>
-                <w:left w:space="0" w:sz="0" w:val="nil"/>
-                <w:bottom w:space="0" w:sz="0" w:val="nil"/>
-                <w:right w:space="0" w:sz="0" w:val="nil"/>
-                <w:between w:space="0" w:sz="0" w:val="nil"/>
-              </w:pBdr>
-              <w:shd w:fill="auto" w:val="clear"/>
-              <w:spacing w:after="0" w:before="0" w:line="276" w:lineRule="auto"/>
-              <w:ind w:left="0" w:right="0" w:firstLine="0"/>
-              <w:jc w:val="left"/>
-              <w:rPr>
-                <w:rFonts w:ascii="Arial" w:cs="Arial" w:eastAsia="Arial" w:hAnsi="Arial"/>
-                <w:b w:val="0"/>
-                <w:i w:val="0"/>
-                <w:smallCaps w:val="0"/>
-                <w:strike w:val="0"/>
-                <w:color w:val="000000"/>
-                <w:sz w:val="16"/>
-                <w:szCs w:val="16"/>
-                <w:u w:val="none"/>
-                <w:shd w:fill="auto" w:val="clear"/>
-                <w:vertAlign w:val="baseline"/>
-              </w:rPr>
-            </w:pPr>
-            <w:r>
-              <w:rPr>
-                <w:rtl w:val="0"/>
-              </w:rPr>
-            </w:r>
-          </w:p>
-        </w:tc>
-        <w:tc>
-          <w:tcPr>
-            <w:tcBorders>
-              <w:left w:color="707785" w:space="0" w:sz="4" w:val="single"/>
-              <w:bottom w:color="707785" w:space="0" w:sz="4" w:val="single"/>
-              <w:right w:color="707785" w:space="0" w:sz="4" w:val="single"/>
-            </w:tcBorders>
-            <w:shd w:fill="8cc3c0" w:val="clear"/>
-            <w:tcMar>
-              <w:top w:w="85.0" w:type="dxa"/>
-              <w:left w:w="85.0" w:type="dxa"/>
-              <w:bottom w:w="85.0" w:type="dxa"/>
-              <w:right w:w="85.0" w:type="dxa"/>
-            </w:tcMar>
-          </w:tcPr>
-          <w:p>
-            <w:pPr>
-              <w:keepNext w:val="0"/>
-              <w:keepLines w:val="0"/>
-              <w:pageBreakBefore w:val="0"/>
-              <w:widowControl w:val="0"/>
-              <w:pBdr>
-                <w:top w:space="0" w:sz="0" w:val="nil"/>
-                <w:left w:space="0" w:sz="0" w:val="nil"/>
-                <w:bottom w:space="0" w:sz="0" w:val="nil"/>
-                <w:right w:space="0" w:sz="0" w:val="nil"/>
-                <w:between w:space="0" w:sz="0" w:val="nil"/>
-              </w:pBdr>
-              <w:shd w:fill="auto" w:val="clear"/>
-              <w:spacing w:after="0" w:before="0" w:line="240" w:lineRule="auto"/>
-              <w:ind w:left="0" w:right="0" w:firstLine="0"/>
-              <w:jc w:val="left"/>
-              <w:rPr>
-                <w:rFonts w:ascii="Arial" w:cs="Arial" w:eastAsia="Arial" w:hAnsi="Arial"/>
-                <w:b w:val="1"/>
-                <w:i w:val="0"/>
-                <w:smallCaps w:val="0"/>
-                <w:strike w:val="0"/>
-                <w:color w:val="000000"/>
-                <w:sz w:val="16"/>
-                <w:szCs w:val="16"/>
-                <w:u w:val="none"/>
-                <w:shd w:fill="auto" w:val="clear"/>
-                <w:vertAlign w:val="baseline"/>
-              </w:rPr>
-            </w:pPr>
-            <w:r>
-              <w:rPr>
-                <w:rtl w:val="0"/>
-              </w:rPr>
-            </w:r>
-          </w:p>
-        </w:tc>
-        <w:tc>
-          <w:tcPr>
-            <w:tcBorders>
-              <w:left w:color="d4e5f4" w:space="0" w:sz="4" w:val="single"/>
-              <w:bottom w:color="d4e5f4" w:space="0" w:sz="4" w:val="single"/>
-              <w:right w:color="d4e5f4" w:space="0" w:sz="4" w:val="single"/>
-            </w:tcBorders>
-            <w:shd w:fill="auto" w:val="clear"/>
-            <w:tcMar>
-              <w:top w:w="85.0" w:type="dxa"/>
-              <w:left w:w="85.0" w:type="dxa"/>
-              <w:bottom w:w="85.0" w:type="dxa"/>
-              <w:right w:w="85.0" w:type="dxa"/>
-            </w:tcMar>
-          </w:tcPr>
-          <w:p>
-            <w:pPr>
-              <w:keepNext w:val="0"/>
-              <w:keepLines w:val="0"/>
-              <w:pageBreakBefore w:val="0"/>
-              <w:widowControl w:val="0"/>
-              <w:pBdr>
-                <w:top w:space="0" w:sz="0" w:val="nil"/>
-                <w:left w:space="0" w:sz="0" w:val="nil"/>
-                <w:bottom w:space="0" w:sz="0" w:val="nil"/>
-                <w:right w:space="0" w:sz="0" w:val="nil"/>
-                <w:between w:space="0" w:sz="0" w:val="nil"/>
-              </w:pBdr>
-              <w:shd w:fill="auto" w:val="clear"/>
-              <w:spacing w:after="0" w:before="0" w:line="240" w:lineRule="auto"/>
-              <w:ind w:left="0" w:right="0" w:firstLine="0"/>
-              <w:jc w:val="left"/>
-              <w:rPr>
-                <w:rFonts w:ascii="Arial" w:cs="Arial" w:eastAsia="Arial" w:hAnsi="Arial"/>
-                <w:b w:val="0"/>
-                <w:i w:val="0"/>
-                <w:smallCaps w:val="0"/>
-                <w:strike w:val="0"/>
-                <w:color w:val="000000"/>
-                <w:sz w:val="16"/>
-                <w:szCs w:val="16"/>
-                <w:u w:val="none"/>
-                <w:shd w:fill="auto" w:val="clear"/>
-                <w:vertAlign w:val="baseline"/>
-              </w:rPr>
-            </w:pPr>
-            <w:r>
-              <w:rPr>
-                <w:rFonts w:ascii="Arial" w:cs="Arial" w:eastAsia="Arial" w:hAnsi="Arial"/>
-                <w:b w:val="0"/>
-                <w:i w:val="0"/>
-                <w:smallCaps w:val="0"/>
-                <w:strike w:val="0"/>
-                <w:color w:val="000000"/>
-                <w:sz w:val="16"/>
-                <w:szCs w:val="16"/>
-                <w:u w:val="none"/>
-                <w:shd w:fill="auto" w:val="clear"/>
-                <w:vertAlign w:val="baseline"/>
-                <w:rtl w:val="0"/>
-              </w:rPr>
-              <w:t xml:space="preserve">Zone de Protection Intégrale</w:t>
-            </w:r>
-          </w:p>
-        </w:tc>
-      </w:tr>
-      <w:tr>
-        <w:trPr>
-          <w:cantSplit w:val="0"/>
-          <w:tblHeader w:val="0"/>
-        </w:trPr>
-        <w:tc>
+          </w:tcPr>
+          <w:p>
+            <w:r>
+              <w:t/>
+            </w:r>
+          </w:p>
+        </w:tc>
+        <w:tc>
+          <w:tcPr>
+            <w:tcW w:w="300" w:type="dxa"/>
+          </w:tcPr>
+          <w:tcPr>
+            <w:shd w:fill="21977F"/>
+          </w:tcPr>
+          <w:p/>
+        </w:tc>
+        <w:tc>
+          <w:tcPr>
+            <w:tcW w:w="6350" w:type="dxa"/>
+          </w:tcPr>
+          <w:p>
+            <w:r>
+              <w:t>Zone au nord de la cale</w:t>
+            </w:r>
+          </w:p>
+        </w:tc>
+      </w:tr>
+      <w:tr>
+        <w:tc>
+          <w:tcPr>
+            <w:tcW w:w="3350" w:type="dxa"/>
+          </w:tcPr>
+          <w:p>
+            <w:r>
+              <w:t>Interdiction VNM Molene</w:t>
+            </w:r>
+          </w:p>
+        </w:tc>
+        <w:tc>
+          <w:tcPr>
+            <w:tcW w:w="300" w:type="dxa"/>
+          </w:tcPr>
+          <w:tcPr>
+            <w:shd w:fill="21977F"/>
+          </w:tcPr>
+          <w:p/>
+        </w:tc>
+        <w:tc>
+          <w:tcPr>
+            <w:tcW w:w="6350" w:type="dxa"/>
+          </w:tcPr>
+          <w:p>
+            <w:r>
+              <w:t>Article 1</w:t>
+            </w:r>
+          </w:p>
+        </w:tc>
+      </w:tr>
+      <w:tr>
+        <w:tc>
+          <w:tcPr>
+            <w:tcW w:w="3350" w:type="dxa"/>
+          </w:tcPr>
           <w:tcPr>
             <w:vMerge w:val="restart"/>
-            <w:tcBorders>
-              <w:left w:color="d4e5f4" w:space="0" w:sz="4" w:val="single"/>
-              <w:bottom w:color="d4e5f4" w:space="0" w:sz="4" w:val="single"/>
-              <w:right w:color="d4e5f4" w:space="0" w:sz="4" w:val="single"/>
-            </w:tcBorders>
-            <w:tcMar>
-              <w:top w:w="85.0" w:type="dxa"/>
-              <w:left w:w="85.0" w:type="dxa"/>
-              <w:bottom w:w="85.0" w:type="dxa"/>
-              <w:right w:w="85.0" w:type="dxa"/>
-            </w:tcMar>
-            <w:vAlign w:val="center"/>
-          </w:tcPr>
-          <w:p>
-            <w:pPr>
-              <w:keepNext w:val="0"/>
-              <w:keepLines w:val="0"/>
-              <w:pageBreakBefore w:val="0"/>
-              <w:widowControl w:val="0"/>
-              <w:pBdr>
-                <w:top w:space="0" w:sz="0" w:val="nil"/>
-                <w:left w:space="0" w:sz="0" w:val="nil"/>
-                <w:bottom w:space="0" w:sz="0" w:val="nil"/>
-                <w:right w:space="0" w:sz="0" w:val="nil"/>
-                <w:between w:space="0" w:sz="0" w:val="nil"/>
-              </w:pBdr>
-              <w:shd w:fill="auto" w:val="clear"/>
-              <w:spacing w:after="0" w:before="0" w:line="240" w:lineRule="auto"/>
-              <w:ind w:left="0" w:right="0" w:firstLine="0"/>
-              <w:jc w:val="left"/>
-              <w:rPr>
-                <w:rFonts w:ascii="Arial" w:cs="Arial" w:eastAsia="Arial" w:hAnsi="Arial"/>
-                <w:b w:val="1"/>
-                <w:i w:val="0"/>
-                <w:smallCaps w:val="0"/>
-                <w:strike w:val="0"/>
-                <w:color w:val="000000"/>
-                <w:sz w:val="16"/>
-                <w:szCs w:val="16"/>
-                <w:u w:val="none"/>
-                <w:shd w:fill="auto" w:val="clear"/>
-                <w:vertAlign w:val="baseline"/>
-              </w:rPr>
-            </w:pPr>
-            <w:r>
-              <w:rPr>
-                <w:rFonts w:ascii="Arial" w:cs="Arial" w:eastAsia="Arial" w:hAnsi="Arial"/>
-                <w:b w:val="1"/>
-                <w:i w:val="0"/>
-                <w:smallCaps w:val="0"/>
-                <w:strike w:val="0"/>
-                <w:color w:val="000000"/>
-                <w:sz w:val="16"/>
-                <w:szCs w:val="16"/>
-                <w:u w:val="none"/>
-                <w:shd w:fill="auto" w:val="clear"/>
-                <w:vertAlign w:val="baseline"/>
-                <w:rtl w:val="0"/>
-              </w:rPr>
-              <w:t xml:space="preserve">Accès - Entrecastreaux</w:t>
-            </w:r>
-          </w:p>
-        </w:tc>
-        <w:tc>
-          <w:tcPr>
-            <w:tcBorders>
-              <w:left w:color="707785" w:space="0" w:sz="4" w:val="single"/>
-              <w:bottom w:color="707785" w:space="0" w:sz="4" w:val="single"/>
-              <w:right w:color="707785" w:space="0" w:sz="4" w:val="single"/>
-            </w:tcBorders>
-            <w:shd w:fill="8cc3c0" w:val="clear"/>
-            <w:tcMar>
-              <w:top w:w="85.0" w:type="dxa"/>
-              <w:left w:w="85.0" w:type="dxa"/>
-              <w:bottom w:w="85.0" w:type="dxa"/>
-              <w:right w:w="85.0" w:type="dxa"/>
-            </w:tcMar>
-          </w:tcPr>
-          <w:p>
-            <w:pPr>
-              <w:keepNext w:val="0"/>
-              <w:keepLines w:val="0"/>
-              <w:pageBreakBefore w:val="0"/>
-              <w:widowControl w:val="0"/>
-              <w:pBdr>
-                <w:top w:space="0" w:sz="0" w:val="nil"/>
-                <w:left w:space="0" w:sz="0" w:val="nil"/>
-                <w:bottom w:space="0" w:sz="0" w:val="nil"/>
-                <w:right w:space="0" w:sz="0" w:val="nil"/>
-                <w:between w:space="0" w:sz="0" w:val="nil"/>
-              </w:pBdr>
-              <w:shd w:fill="auto" w:val="clear"/>
-              <w:spacing w:after="0" w:before="0" w:line="240" w:lineRule="auto"/>
-              <w:ind w:left="0" w:right="0" w:firstLine="0"/>
-              <w:jc w:val="left"/>
-              <w:rPr>
-                <w:rFonts w:ascii="Arial" w:cs="Arial" w:eastAsia="Arial" w:hAnsi="Arial"/>
-                <w:b w:val="0"/>
-                <w:i w:val="0"/>
-                <w:smallCaps w:val="0"/>
-                <w:strike w:val="0"/>
-                <w:color w:val="000000"/>
-                <w:sz w:val="16"/>
-                <w:szCs w:val="16"/>
-                <w:u w:val="none"/>
-                <w:shd w:fill="auto" w:val="clear"/>
-                <w:vertAlign w:val="baseline"/>
-              </w:rPr>
-            </w:pPr>
-            <w:r>
-              <w:rPr>
-                <w:rtl w:val="0"/>
-              </w:rPr>
-            </w:r>
-          </w:p>
-        </w:tc>
-        <w:tc>
-          <w:tcPr>
-            <w:tcBorders>
-              <w:left w:color="d4e5f4" w:space="0" w:sz="4" w:val="single"/>
-              <w:bottom w:color="d4e5f4" w:space="0" w:sz="4" w:val="single"/>
-              <w:right w:color="d4e5f4" w:space="0" w:sz="4" w:val="single"/>
-            </w:tcBorders>
-            <w:tcMar>
-              <w:top w:w="85.0" w:type="dxa"/>
-              <w:left w:w="85.0" w:type="dxa"/>
-              <w:bottom w:w="85.0" w:type="dxa"/>
-              <w:right w:w="85.0" w:type="dxa"/>
-            </w:tcMar>
-          </w:tcPr>
-          <w:p>
-            <w:pPr>
-              <w:keepNext w:val="0"/>
-              <w:keepLines w:val="0"/>
-              <w:pageBreakBefore w:val="0"/>
-              <w:widowControl w:val="0"/>
-              <w:pBdr>
-                <w:top w:space="0" w:sz="0" w:val="nil"/>
-                <w:left w:space="0" w:sz="0" w:val="nil"/>
-                <w:bottom w:space="0" w:sz="0" w:val="nil"/>
-                <w:right w:space="0" w:sz="0" w:val="nil"/>
-                <w:between w:space="0" w:sz="0" w:val="nil"/>
-              </w:pBdr>
-              <w:shd w:fill="auto" w:val="clear"/>
-              <w:spacing w:after="0" w:before="0" w:line="240" w:lineRule="auto"/>
-              <w:ind w:left="0" w:right="0" w:firstLine="0"/>
-              <w:jc w:val="left"/>
-              <w:rPr>
-                <w:rFonts w:ascii="Arial" w:cs="Arial" w:eastAsia="Arial" w:hAnsi="Arial"/>
-                <w:b w:val="0"/>
-                <w:i w:val="0"/>
-                <w:smallCaps w:val="0"/>
-                <w:strike w:val="0"/>
-                <w:color w:val="000000"/>
-                <w:sz w:val="16"/>
-                <w:szCs w:val="16"/>
-                <w:u w:val="none"/>
-                <w:shd w:fill="auto" w:val="clear"/>
-                <w:vertAlign w:val="baseline"/>
-              </w:rPr>
-            </w:pPr>
-            <w:r>
-              <w:rPr>
-                <w:rFonts w:ascii="Arial" w:cs="Arial" w:eastAsia="Arial" w:hAnsi="Arial"/>
-                <w:b w:val="0"/>
-                <w:i w:val="0"/>
-                <w:smallCaps w:val="0"/>
-                <w:strike w:val="0"/>
-                <w:color w:val="000000"/>
-                <w:sz w:val="16"/>
-                <w:szCs w:val="16"/>
-                <w:u w:val="none"/>
-                <w:shd w:fill="auto" w:val="clear"/>
-                <w:vertAlign w:val="baseline"/>
-                <w:rtl w:val="0"/>
-              </w:rPr>
-              <w:t xml:space="preserve">Accès pédestre autorisé au site d'Entrecasteaux</w:t>
-            </w:r>
-          </w:p>
-        </w:tc>
-      </w:tr>
-      <w:tr>
-        <w:trPr>
-          <w:cantSplit w:val="0"/>
-          <w:tblHeader w:val="0"/>
-        </w:trPr>
-        <w:tc>
+          </w:tcPr>
+          <w:p>
+            <w:r>
+              <w:t>Dragage port de Brest</w:t>
+            </w:r>
+          </w:p>
+        </w:tc>
+        <w:tc>
+          <w:tcPr>
+            <w:tcW w:w="300" w:type="dxa"/>
+          </w:tcPr>
+          <w:tcPr>
+            <w:shd w:fill="01A29D"/>
+          </w:tcPr>
+          <w:p/>
+        </w:tc>
+        <w:tc>
+          <w:tcPr>
+            <w:tcW w:w="6350" w:type="dxa"/>
+          </w:tcPr>
+          <w:p>
+            <w:r>
+              <w:t>Zone de dragage concernant 1'accès au quai sixième Sud et au quai multimoda</w:t>
+            </w:r>
+          </w:p>
+        </w:tc>
+      </w:tr>
+      <w:tr>
+        <w:tc>
+          <w:tcPr>
+            <w:tcW w:w="3350" w:type="dxa"/>
+          </w:tcPr>
           <w:tcPr>
             <w:vMerge w:val="continue"/>
-            <w:tcBorders>
-              <w:left w:color="d4e5f4" w:space="0" w:sz="4" w:val="single"/>
-              <w:bottom w:color="d4e5f4" w:space="0" w:sz="4" w:val="single"/>
-              <w:right w:color="d4e5f4" w:space="0" w:sz="4" w:val="single"/>
-            </w:tcBorders>
-            <w:tcMar>
-              <w:top w:w="85.0" w:type="dxa"/>
-              <w:left w:w="85.0" w:type="dxa"/>
-              <w:bottom w:w="85.0" w:type="dxa"/>
-              <w:right w:w="85.0" w:type="dxa"/>
-            </w:tcMar>
-            <w:vAlign w:val="center"/>
-          </w:tcPr>
-          <w:p>
-            <w:pPr>
-              <w:keepNext w:val="0"/>
-              <w:keepLines w:val="0"/>
-              <w:pageBreakBefore w:val="0"/>
-              <w:widowControl w:val="0"/>
-              <w:pBdr>
-                <w:top w:space="0" w:sz="0" w:val="nil"/>
-                <w:left w:space="0" w:sz="0" w:val="nil"/>
-                <w:bottom w:space="0" w:sz="0" w:val="nil"/>
-                <w:right w:space="0" w:sz="0" w:val="nil"/>
-                <w:between w:space="0" w:sz="0" w:val="nil"/>
-              </w:pBdr>
-              <w:shd w:fill="auto" w:val="clear"/>
-              <w:spacing w:after="0" w:before="0" w:line="276" w:lineRule="auto"/>
-              <w:ind w:left="0" w:right="0" w:firstLine="0"/>
-              <w:jc w:val="left"/>
-              <w:rPr>
-                <w:rFonts w:ascii="Arial" w:cs="Arial" w:eastAsia="Arial" w:hAnsi="Arial"/>
-                <w:b w:val="0"/>
-                <w:i w:val="0"/>
-                <w:smallCaps w:val="0"/>
-                <w:strike w:val="0"/>
-                <w:color w:val="000000"/>
-                <w:sz w:val="16"/>
-                <w:szCs w:val="16"/>
-                <w:u w:val="none"/>
-                <w:shd w:fill="auto" w:val="clear"/>
-                <w:vertAlign w:val="baseline"/>
-              </w:rPr>
-            </w:pPr>
-            <w:r>
-              <w:rPr>
-                <w:rtl w:val="0"/>
-              </w:rPr>
-            </w:r>
-          </w:p>
-        </w:tc>
-        <w:tc>
-          <w:tcPr>
-            <w:tcBorders>
-              <w:left w:color="707785" w:space="0" w:sz="4" w:val="single"/>
-              <w:bottom w:color="707785" w:space="0" w:sz="4" w:val="single"/>
-              <w:right w:color="707785" w:space="0" w:sz="4" w:val="single"/>
-            </w:tcBorders>
-            <w:shd w:fill="8cc3c0" w:val="clear"/>
-            <w:tcMar>
-              <w:top w:w="85.0" w:type="dxa"/>
-              <w:left w:w="85.0" w:type="dxa"/>
-              <w:bottom w:w="85.0" w:type="dxa"/>
-              <w:right w:w="85.0" w:type="dxa"/>
-            </w:tcMar>
-          </w:tcPr>
-          <w:p>
-            <w:pPr>
-              <w:keepNext w:val="0"/>
-              <w:keepLines w:val="0"/>
-              <w:pageBreakBefore w:val="0"/>
-              <w:widowControl w:val="0"/>
-              <w:pBdr>
-                <w:top w:space="0" w:sz="0" w:val="nil"/>
-                <w:left w:space="0" w:sz="0" w:val="nil"/>
-                <w:bottom w:space="0" w:sz="0" w:val="nil"/>
-                <w:right w:space="0" w:sz="0" w:val="nil"/>
-                <w:between w:space="0" w:sz="0" w:val="nil"/>
-              </w:pBdr>
-              <w:shd w:fill="auto" w:val="clear"/>
-              <w:spacing w:after="0" w:before="0" w:line="240" w:lineRule="auto"/>
-              <w:ind w:left="0" w:right="0" w:firstLine="0"/>
-              <w:jc w:val="left"/>
-              <w:rPr>
-                <w:rFonts w:ascii="Arial" w:cs="Arial" w:eastAsia="Arial" w:hAnsi="Arial"/>
-                <w:b w:val="0"/>
-                <w:i w:val="0"/>
-                <w:smallCaps w:val="0"/>
-                <w:strike w:val="0"/>
-                <w:color w:val="000000"/>
-                <w:sz w:val="16"/>
-                <w:szCs w:val="16"/>
-                <w:u w:val="none"/>
-                <w:shd w:fill="auto" w:val="clear"/>
-                <w:vertAlign w:val="baseline"/>
-              </w:rPr>
-            </w:pPr>
-            <w:r>
-              <w:rPr>
-                <w:rtl w:val="0"/>
-              </w:rPr>
-            </w:r>
-          </w:p>
-        </w:tc>
-        <w:tc>
-          <w:tcPr>
-            <w:tcBorders>
-              <w:left w:color="d4e5f4" w:space="0" w:sz="4" w:val="single"/>
-              <w:bottom w:color="d4e5f4" w:space="0" w:sz="4" w:val="single"/>
-              <w:right w:color="d4e5f4" w:space="0" w:sz="4" w:val="single"/>
-            </w:tcBorders>
-            <w:tcMar>
-              <w:top w:w="85.0" w:type="dxa"/>
-              <w:left w:w="85.0" w:type="dxa"/>
-              <w:bottom w:w="85.0" w:type="dxa"/>
-              <w:right w:w="85.0" w:type="dxa"/>
-            </w:tcMar>
-          </w:tcPr>
-          <w:p>
-            <w:pPr>
-              <w:keepNext w:val="0"/>
-              <w:keepLines w:val="0"/>
-              <w:pageBreakBefore w:val="0"/>
-              <w:widowControl w:val="0"/>
-              <w:pBdr>
-                <w:top w:space="0" w:sz="0" w:val="nil"/>
-                <w:left w:space="0" w:sz="0" w:val="nil"/>
-                <w:bottom w:space="0" w:sz="0" w:val="nil"/>
-                <w:right w:space="0" w:sz="0" w:val="nil"/>
-                <w:between w:space="0" w:sz="0" w:val="nil"/>
-              </w:pBdr>
-              <w:shd w:fill="auto" w:val="clear"/>
-              <w:spacing w:after="0" w:before="0" w:line="240" w:lineRule="auto"/>
-              <w:ind w:left="0" w:right="0" w:firstLine="0"/>
-              <w:jc w:val="left"/>
-              <w:rPr>
-                <w:rFonts w:ascii="Arial" w:cs="Arial" w:eastAsia="Arial" w:hAnsi="Arial"/>
-                <w:b w:val="0"/>
-                <w:i w:val="0"/>
-                <w:smallCaps w:val="0"/>
-                <w:strike w:val="0"/>
-                <w:color w:val="000000"/>
-                <w:sz w:val="16"/>
-                <w:szCs w:val="16"/>
-                <w:u w:val="none"/>
-                <w:shd w:fill="auto" w:val="clear"/>
-                <w:vertAlign w:val="baseline"/>
-              </w:rPr>
-            </w:pPr>
-            <w:r>
-              <w:rPr>
-                <w:rFonts w:ascii="Arial" w:cs="Arial" w:eastAsia="Arial" w:hAnsi="Arial"/>
-                <w:b w:val="0"/>
-                <w:i w:val="0"/>
-                <w:smallCaps w:val="0"/>
-                <w:strike w:val="0"/>
-                <w:color w:val="000000"/>
-                <w:sz w:val="16"/>
-                <w:szCs w:val="16"/>
-                <w:u w:val="none"/>
-                <w:shd w:fill="auto" w:val="clear"/>
-                <w:vertAlign w:val="baseline"/>
-                <w:rtl w:val="0"/>
-              </w:rPr>
-              <w:t xml:space="preserve">Accès interdit au site d'Entrecasteaux</w:t>
-            </w:r>
-          </w:p>
-        </w:tc>
-      </w:tr>
-      <w:tr>
-        <w:trPr>
-          <w:cantSplit w:val="0"/>
-          <w:tblHeader w:val="0"/>
-        </w:trPr>
-        <w:tc>
+          </w:tcPr>
+          <w:p>
+            <w:r>
+              <w:t/>
+            </w:r>
+          </w:p>
+        </w:tc>
+        <w:tc>
+          <w:tcPr>
+            <w:tcW w:w="300" w:type="dxa"/>
+          </w:tcPr>
+          <w:tcPr>
+            <w:shd w:fill="EBF0F4"/>
+          </w:tcPr>
+          <w:p/>
+        </w:tc>
+        <w:tc>
+          <w:tcPr>
+            <w:tcW w:w="6350" w:type="dxa"/>
+          </w:tcPr>
+          <w:p>
+            <w:r>
+              <w:t>Zone de dragage concernant l'accès maritime au Polder 124</w:t>
+            </w:r>
+          </w:p>
+        </w:tc>
+      </w:tr>
+      <w:tr>
+        <w:tc>
+          <w:tcPr>
+            <w:tcW w:w="3350" w:type="dxa"/>
+          </w:tcPr>
           <w:tcPr>
             <w:vMerge w:val="restart"/>
-            <w:tcBorders>
-              <w:left w:color="d4e5f4" w:space="0" w:sz="4" w:val="single"/>
-              <w:bottom w:color="d4e5f4" w:space="0" w:sz="4" w:val="single"/>
-              <w:right w:color="d4e5f4" w:space="0" w:sz="4" w:val="single"/>
-            </w:tcBorders>
-            <w:tcMar>
-              <w:top w:w="85.0" w:type="dxa"/>
-              <w:left w:w="85.0" w:type="dxa"/>
-              <w:bottom w:w="85.0" w:type="dxa"/>
-              <w:right w:w="85.0" w:type="dxa"/>
-            </w:tcMar>
-            <w:vAlign w:val="center"/>
-          </w:tcPr>
-          <w:p>
-            <w:pPr>
-              <w:keepNext w:val="0"/>
-              <w:keepLines w:val="0"/>
-              <w:pageBreakBefore w:val="0"/>
-              <w:widowControl w:val="0"/>
-              <w:pBdr>
-                <w:top w:space="0" w:sz="0" w:val="nil"/>
-                <w:left w:space="0" w:sz="0" w:val="nil"/>
-                <w:bottom w:space="0" w:sz="0" w:val="nil"/>
-                <w:right w:space="0" w:sz="0" w:val="nil"/>
-                <w:between w:space="0" w:sz="0" w:val="nil"/>
-              </w:pBdr>
-              <w:shd w:fill="auto" w:val="clear"/>
-              <w:spacing w:after="0" w:before="0" w:line="240" w:lineRule="auto"/>
-              <w:ind w:left="0" w:right="0" w:firstLine="0"/>
-              <w:jc w:val="left"/>
-              <w:rPr>
-                <w:rFonts w:ascii="Arial" w:cs="Arial" w:eastAsia="Arial" w:hAnsi="Arial"/>
-                <w:b w:val="0"/>
-                <w:i w:val="0"/>
-                <w:smallCaps w:val="0"/>
-                <w:strike w:val="0"/>
-                <w:color w:val="000000"/>
-                <w:sz w:val="16"/>
-                <w:szCs w:val="16"/>
-                <w:u w:val="none"/>
-                <w:shd w:fill="auto" w:val="clear"/>
-                <w:vertAlign w:val="baseline"/>
-              </w:rPr>
-            </w:pPr>
-            <w:r>
-              <w:rPr>
-                <w:rFonts w:ascii="Arial" w:cs="Arial" w:eastAsia="Arial" w:hAnsi="Arial"/>
-                <w:b w:val="1"/>
-                <w:i w:val="0"/>
-                <w:smallCaps w:val="0"/>
-                <w:strike w:val="0"/>
-                <w:color w:val="000000"/>
-                <w:sz w:val="16"/>
-                <w:szCs w:val="16"/>
-                <w:u w:val="none"/>
-                <w:shd w:fill="auto" w:val="clear"/>
-                <w:vertAlign w:val="baseline"/>
-                <w:rtl w:val="0"/>
-              </w:rPr>
-              <w:t xml:space="preserve">Pêche de loisir - Ile Saint-Pau et Amsterdam TAAF</w:t>
-            </w:r>
-            <w:r>
-              <w:rPr>
-                <w:rtl w:val="0"/>
-              </w:rPr>
-            </w:r>
-          </w:p>
-        </w:tc>
-        <w:tc>
-          <w:tcPr>
-            <w:tcBorders>
-              <w:left w:color="707785" w:space="0" w:sz="4" w:val="single"/>
-              <w:bottom w:color="707785" w:space="0" w:sz="4" w:val="single"/>
-              <w:right w:color="707785" w:space="0" w:sz="4" w:val="single"/>
-            </w:tcBorders>
-            <w:shd w:fill="8cc3c0" w:val="clear"/>
-            <w:tcMar>
-              <w:top w:w="85.0" w:type="dxa"/>
-              <w:left w:w="85.0" w:type="dxa"/>
-              <w:bottom w:w="85.0" w:type="dxa"/>
-              <w:right w:w="85.0" w:type="dxa"/>
-            </w:tcMar>
-          </w:tcPr>
-          <w:p>
-            <w:pPr>
-              <w:keepNext w:val="0"/>
-              <w:keepLines w:val="0"/>
-              <w:pageBreakBefore w:val="0"/>
-              <w:widowControl w:val="0"/>
-              <w:pBdr>
-                <w:top w:space="0" w:sz="0" w:val="nil"/>
-                <w:left w:space="0" w:sz="0" w:val="nil"/>
-                <w:bottom w:space="0" w:sz="0" w:val="nil"/>
-                <w:right w:space="0" w:sz="0" w:val="nil"/>
-                <w:between w:space="0" w:sz="0" w:val="nil"/>
-              </w:pBdr>
-              <w:shd w:fill="auto" w:val="clear"/>
-              <w:spacing w:after="0" w:before="0" w:line="240" w:lineRule="auto"/>
-              <w:ind w:left="0" w:right="0" w:firstLine="0"/>
-              <w:jc w:val="left"/>
-              <w:rPr>
-                <w:rFonts w:ascii="Arial" w:cs="Arial" w:eastAsia="Arial" w:hAnsi="Arial"/>
-                <w:b w:val="0"/>
-                <w:i w:val="0"/>
-                <w:smallCaps w:val="0"/>
-                <w:strike w:val="0"/>
-                <w:color w:val="000000"/>
-                <w:sz w:val="16"/>
-                <w:szCs w:val="16"/>
-                <w:u w:val="none"/>
-                <w:shd w:fill="auto" w:val="clear"/>
-                <w:vertAlign w:val="baseline"/>
-              </w:rPr>
-            </w:pPr>
-            <w:r>
-              <w:rPr>
-                <w:rtl w:val="0"/>
-              </w:rPr>
-            </w:r>
-          </w:p>
-        </w:tc>
-        <w:tc>
-          <w:tcPr>
-            <w:tcBorders>
-              <w:left w:color="d4e5f4" w:space="0" w:sz="4" w:val="single"/>
-              <w:bottom w:color="d4e5f4" w:space="0" w:sz="4" w:val="single"/>
-              <w:right w:color="d4e5f4" w:space="0" w:sz="4" w:val="single"/>
-            </w:tcBorders>
-            <w:tcMar>
-              <w:top w:w="85.0" w:type="dxa"/>
-              <w:left w:w="85.0" w:type="dxa"/>
-              <w:bottom w:w="85.0" w:type="dxa"/>
-              <w:right w:w="85.0" w:type="dxa"/>
-            </w:tcMar>
-          </w:tcPr>
-          <w:p>
-            <w:pPr>
-              <w:keepNext w:val="0"/>
-              <w:keepLines w:val="0"/>
-              <w:pageBreakBefore w:val="0"/>
-              <w:widowControl w:val="0"/>
-              <w:pBdr>
-                <w:top w:space="0" w:sz="0" w:val="nil"/>
-                <w:left w:space="0" w:sz="0" w:val="nil"/>
-                <w:bottom w:space="0" w:sz="0" w:val="nil"/>
-                <w:right w:space="0" w:sz="0" w:val="nil"/>
-                <w:between w:space="0" w:sz="0" w:val="nil"/>
-              </w:pBdr>
-              <w:shd w:fill="auto" w:val="clear"/>
-              <w:spacing w:after="0" w:before="0" w:line="240" w:lineRule="auto"/>
-              <w:ind w:left="0" w:right="0" w:firstLine="0"/>
-              <w:jc w:val="left"/>
-              <w:rPr>
-                <w:rFonts w:ascii="Arial" w:cs="Arial" w:eastAsia="Arial" w:hAnsi="Arial"/>
-                <w:b w:val="0"/>
-                <w:i w:val="0"/>
-                <w:smallCaps w:val="0"/>
-                <w:strike w:val="0"/>
-                <w:color w:val="000000"/>
-                <w:sz w:val="16"/>
-                <w:szCs w:val="16"/>
-                <w:u w:val="none"/>
-                <w:shd w:fill="auto" w:val="clear"/>
-                <w:vertAlign w:val="baseline"/>
-              </w:rPr>
-            </w:pPr>
-            <w:r>
-              <w:rPr>
-                <w:rFonts w:ascii="Arial" w:cs="Arial" w:eastAsia="Arial" w:hAnsi="Arial"/>
-                <w:b w:val="0"/>
-                <w:i w:val="0"/>
-                <w:smallCaps w:val="0"/>
-                <w:strike w:val="0"/>
-                <w:color w:val="000000"/>
-                <w:sz w:val="16"/>
-                <w:szCs w:val="16"/>
-                <w:u w:val="none"/>
-                <w:shd w:fill="auto" w:val="clear"/>
-                <w:vertAlign w:val="baseline"/>
-                <w:rtl w:val="0"/>
-              </w:rPr>
-              <w:t xml:space="preserve">La pêche maritime de loisir est interdite (autorisée que dans la zone côtière (fonds inférieurs à 70m) de l'île Amsterdam)</w:t>
-            </w:r>
-          </w:p>
-        </w:tc>
-      </w:tr>
-      <w:tr>
-        <w:trPr>
-          <w:cantSplit w:val="0"/>
-          <w:tblHeader w:val="0"/>
-        </w:trPr>
-        <w:tc>
+          </w:tcPr>
+          <w:p>
+            <w:r>
+              <w:t>RNN Iroise</w:t>
+            </w:r>
+          </w:p>
+        </w:tc>
+        <w:tc>
+          <w:tcPr>
+            <w:tcW w:w="300" w:type="dxa"/>
+          </w:tcPr>
+          <w:tcPr>
+            <w:shd w:fill="6284A6"/>
+          </w:tcPr>
+          <w:p/>
+        </w:tc>
+        <w:tc>
+          <w:tcPr>
+            <w:tcW w:w="6350" w:type="dxa"/>
+          </w:tcPr>
+          <w:p>
+            <w:r>
+              <w:t>Partie terrestre RNN d'Iroise</w:t>
+            </w:r>
+          </w:p>
+        </w:tc>
+      </w:tr>
+      <w:tr>
+        <w:tc>
+          <w:tcPr>
+            <w:tcW w:w="3350" w:type="dxa"/>
+          </w:tcPr>
           <w:tcPr>
             <w:vMerge w:val="continue"/>
-            <w:tcBorders>
-              <w:left w:color="d4e5f4" w:space="0" w:sz="4" w:val="single"/>
-              <w:bottom w:color="d4e5f4" w:space="0" w:sz="4" w:val="single"/>
-              <w:right w:color="d4e5f4" w:space="0" w:sz="4" w:val="single"/>
-            </w:tcBorders>
-            <w:tcMar>
-              <w:top w:w="85.0" w:type="dxa"/>
-              <w:left w:w="85.0" w:type="dxa"/>
-              <w:bottom w:w="85.0" w:type="dxa"/>
-              <w:right w:w="85.0" w:type="dxa"/>
-            </w:tcMar>
-            <w:vAlign w:val="center"/>
-          </w:tcPr>
-          <w:p>
-            <w:pPr>
-              <w:keepNext w:val="0"/>
-              <w:keepLines w:val="0"/>
-              <w:pageBreakBefore w:val="0"/>
-              <w:widowControl w:val="0"/>
-              <w:pBdr>
-                <w:top w:space="0" w:sz="0" w:val="nil"/>
-                <w:left w:space="0" w:sz="0" w:val="nil"/>
-                <w:bottom w:space="0" w:sz="0" w:val="nil"/>
-                <w:right w:space="0" w:sz="0" w:val="nil"/>
-                <w:between w:space="0" w:sz="0" w:val="nil"/>
-              </w:pBdr>
-              <w:shd w:fill="auto" w:val="clear"/>
-              <w:spacing w:after="0" w:before="0" w:line="276" w:lineRule="auto"/>
-              <w:ind w:left="0" w:right="0" w:firstLine="0"/>
-              <w:jc w:val="left"/>
-              <w:rPr>
-                <w:rFonts w:ascii="Arial" w:cs="Arial" w:eastAsia="Arial" w:hAnsi="Arial"/>
-                <w:b w:val="0"/>
-                <w:i w:val="0"/>
-                <w:smallCaps w:val="0"/>
-                <w:strike w:val="0"/>
-                <w:color w:val="000000"/>
-                <w:sz w:val="16"/>
-                <w:szCs w:val="16"/>
-                <w:u w:val="none"/>
-                <w:shd w:fill="auto" w:val="clear"/>
-                <w:vertAlign w:val="baseline"/>
-              </w:rPr>
-            </w:pPr>
-            <w:r>
-              <w:rPr>
-                <w:rtl w:val="0"/>
-              </w:rPr>
-            </w:r>
-          </w:p>
-        </w:tc>
-        <w:tc>
-          <w:tcPr>
-            <w:tcBorders>
-              <w:left w:color="707785" w:space="0" w:sz="4" w:val="single"/>
-              <w:bottom w:color="707785" w:space="0" w:sz="4" w:val="single"/>
-              <w:right w:color="707785" w:space="0" w:sz="4" w:val="single"/>
-            </w:tcBorders>
-            <w:shd w:fill="8cc3c0" w:val="clear"/>
-            <w:tcMar>
-              <w:top w:w="85.0" w:type="dxa"/>
-              <w:left w:w="85.0" w:type="dxa"/>
-              <w:bottom w:w="85.0" w:type="dxa"/>
-              <w:right w:w="85.0" w:type="dxa"/>
-            </w:tcMar>
-          </w:tcPr>
-          <w:p>
-            <w:pPr>
-              <w:keepNext w:val="0"/>
-              <w:keepLines w:val="0"/>
-              <w:pageBreakBefore w:val="0"/>
-              <w:widowControl w:val="0"/>
-              <w:pBdr>
-                <w:top w:space="0" w:sz="0" w:val="nil"/>
-                <w:left w:space="0" w:sz="0" w:val="nil"/>
-                <w:bottom w:space="0" w:sz="0" w:val="nil"/>
-                <w:right w:space="0" w:sz="0" w:val="nil"/>
-                <w:between w:space="0" w:sz="0" w:val="nil"/>
-              </w:pBdr>
-              <w:shd w:fill="auto" w:val="clear"/>
-              <w:spacing w:after="0" w:before="0" w:line="240" w:lineRule="auto"/>
-              <w:ind w:left="0" w:right="0" w:firstLine="0"/>
-              <w:jc w:val="left"/>
-              <w:rPr>
-                <w:rFonts w:ascii="Arial" w:cs="Arial" w:eastAsia="Arial" w:hAnsi="Arial"/>
-                <w:b w:val="0"/>
-                <w:i w:val="0"/>
-                <w:smallCaps w:val="0"/>
-                <w:strike w:val="0"/>
-                <w:color w:val="000000"/>
-                <w:sz w:val="16"/>
-                <w:szCs w:val="16"/>
-                <w:u w:val="none"/>
-                <w:shd w:fill="auto" w:val="clear"/>
-                <w:vertAlign w:val="baseline"/>
-              </w:rPr>
-            </w:pPr>
-            <w:r>
-              <w:rPr>
-                <w:rtl w:val="0"/>
-              </w:rPr>
-            </w:r>
-          </w:p>
-        </w:tc>
-        <w:tc>
-          <w:tcPr>
-            <w:tcBorders>
-              <w:left w:color="d4e5f4" w:space="0" w:sz="4" w:val="single"/>
-              <w:bottom w:color="d4e5f4" w:space="0" w:sz="4" w:val="single"/>
-              <w:right w:color="d4e5f4" w:space="0" w:sz="4" w:val="single"/>
-            </w:tcBorders>
-            <w:tcMar>
-              <w:top w:w="85.0" w:type="dxa"/>
-              <w:left w:w="85.0" w:type="dxa"/>
-              <w:bottom w:w="85.0" w:type="dxa"/>
-              <w:right w:w="85.0" w:type="dxa"/>
-            </w:tcMar>
-          </w:tcPr>
-          <w:p>
-            <w:pPr>
-              <w:keepNext w:val="0"/>
-              <w:keepLines w:val="0"/>
-              <w:pageBreakBefore w:val="0"/>
-              <w:widowControl w:val="0"/>
-              <w:pBdr>
-                <w:top w:space="0" w:sz="0" w:val="nil"/>
-                <w:left w:space="0" w:sz="0" w:val="nil"/>
-                <w:bottom w:space="0" w:sz="0" w:val="nil"/>
-                <w:right w:space="0" w:sz="0" w:val="nil"/>
-                <w:between w:space="0" w:sz="0" w:val="nil"/>
-              </w:pBdr>
-              <w:shd w:fill="auto" w:val="clear"/>
-              <w:spacing w:after="0" w:before="0" w:line="240" w:lineRule="auto"/>
-              <w:ind w:left="0" w:right="0" w:firstLine="0"/>
-              <w:jc w:val="left"/>
-              <w:rPr>
-                <w:rFonts w:ascii="Arial" w:cs="Arial" w:eastAsia="Arial" w:hAnsi="Arial"/>
-                <w:b w:val="0"/>
-                <w:i w:val="0"/>
-                <w:smallCaps w:val="0"/>
-                <w:strike w:val="0"/>
-                <w:color w:val="000000"/>
-                <w:sz w:val="16"/>
-                <w:szCs w:val="16"/>
-                <w:u w:val="none"/>
-                <w:shd w:fill="auto" w:val="clear"/>
-                <w:vertAlign w:val="baseline"/>
-              </w:rPr>
-            </w:pPr>
-            <w:r>
-              <w:rPr>
-                <w:rFonts w:ascii="Arial" w:cs="Arial" w:eastAsia="Arial" w:hAnsi="Arial"/>
-                <w:b w:val="0"/>
-                <w:i w:val="0"/>
-                <w:smallCaps w:val="0"/>
-                <w:strike w:val="0"/>
-                <w:color w:val="000000"/>
-                <w:sz w:val="16"/>
-                <w:szCs w:val="16"/>
-                <w:u w:val="none"/>
-                <w:shd w:fill="auto" w:val="clear"/>
-                <w:vertAlign w:val="baseline"/>
-                <w:rtl w:val="0"/>
-              </w:rPr>
-              <w:t xml:space="preserve">La pêche maritime de loisir est autorisée (que dans la zone côtière (fonds inférieurs à 70m) de l'île Amsterdam). Pêche maritime de loisir à la langouste est autorisée du 1er décembre au 30 avril, la pêche maritime de loisir aux poissons est autorisée du 15 novembre au 31 juillet. La pêche ciblée du thon rouge du sud, du requin et de raies est interdite</w:t>
+          </w:tcPr>
+          <w:p>
+            <w:r>
+              <w:t/>
+            </w:r>
+          </w:p>
+        </w:tc>
+        <w:tc>
+          <w:tcPr>
+            <w:tcW w:w="300" w:type="dxa"/>
+          </w:tcPr>
+          <w:tcPr>
+            <w:shd w:fill="3690C0"/>
+          </w:tcPr>
+          <w:p/>
+        </w:tc>
+        <w:tc>
+          <w:tcPr>
+            <w:tcW w:w="6350" w:type="dxa"/>
+          </w:tcPr>
+          <w:p>
+            <w:r>
+              <w:t>Partie marine (plus basses eaux) RNN d'Iroise</w:t>
+            </w:r>
+          </w:p>
+        </w:tc>
+      </w:tr>
+      <w:tr>
+        <w:tc>
+          <w:tcPr>
+            <w:tcW w:w="3350" w:type="dxa"/>
+          </w:tcPr>
+          <w:p>
+            <w:r>
+              <w:t>ZMEL anse illien Ploumoguer</w:t>
+            </w:r>
+          </w:p>
+        </w:tc>
+        <w:tc>
+          <w:tcPr>
+            <w:tcW w:w="300" w:type="dxa"/>
+          </w:tcPr>
+          <w:tcPr>
+            <w:shd w:fill="EBF0F4"/>
+          </w:tcPr>
+          <w:p/>
+        </w:tc>
+        <w:tc>
+          <w:tcPr>
+            <w:tcW w:w="6350" w:type="dxa"/>
+          </w:tcPr>
+          <w:p>
+            <w:r>
+              <w:t>Reglementation mouillage anse illien</w:t>
+            </w:r>
+          </w:p>
+        </w:tc>
+      </w:tr>
+      <w:tr>
+        <w:tc>
+          <w:tcPr>
+            <w:tcW w:w="3350" w:type="dxa"/>
+          </w:tcPr>
+          <w:p>
+            <w:r>
+              <w:t>Mouillage interdiction port Camaret</w:t>
+            </w:r>
+          </w:p>
+        </w:tc>
+        <w:tc>
+          <w:tcPr>
+            <w:tcW w:w="300" w:type="dxa"/>
+          </w:tcPr>
+          <w:tcPr>
+            <w:shd w:fill="01A29D"/>
+          </w:tcPr>
+          <w:p/>
+        </w:tc>
+        <w:tc>
+          <w:tcPr>
+            <w:tcW w:w="6350" w:type="dxa"/>
+          </w:tcPr>
+          <w:p>
+            <w:r>
+              <w:t>Zone interdisant mouillage port de Camaret</w:t>
+            </w:r>
+          </w:p>
+        </w:tc>
+      </w:tr>
+      <w:tr>
+        <w:tc>
+          <w:tcPr>
+            <w:tcW w:w="3350" w:type="dxa"/>
+          </w:tcPr>
+          <w:tcPr>
+            <w:vMerge w:val="restart"/>
+          </w:tcPr>
+          <w:p>
+            <w:r>
+              <w:t>ZMEL maison blanche</w:t>
+            </w:r>
+          </w:p>
+        </w:tc>
+        <w:tc>
+          <w:tcPr>
+            <w:tcW w:w="300" w:type="dxa"/>
+          </w:tcPr>
+          <w:tcPr>
+            <w:shd w:fill="01A29D"/>
+          </w:tcPr>
+          <w:p/>
+        </w:tc>
+        <w:tc>
+          <w:tcPr>
+            <w:tcW w:w="6350" w:type="dxa"/>
+          </w:tcPr>
+          <w:p>
+            <w:r>
+              <w:t>Zone 2</w:t>
+            </w:r>
+          </w:p>
+        </w:tc>
+      </w:tr>
+      <w:tr>
+        <w:tc>
+          <w:tcPr>
+            <w:tcW w:w="3350" w:type="dxa"/>
+          </w:tcPr>
+          <w:tcPr>
+            <w:vMerge w:val="continue"/>
+          </w:tcPr>
+          <w:p>
+            <w:r>
+              <w:t/>
+            </w:r>
+          </w:p>
+        </w:tc>
+        <w:tc>
+          <w:tcPr>
+            <w:tcW w:w="300" w:type="dxa"/>
+          </w:tcPr>
+          <w:tcPr>
+            <w:shd w:fill="67A9CF"/>
+          </w:tcPr>
+          <w:p/>
+        </w:tc>
+        <w:tc>
+          <w:tcPr>
+            <w:tcW w:w="6350" w:type="dxa"/>
+          </w:tcPr>
+          <w:p>
+            <w:r>
+              <w:t>Zone 1</w:t>
+            </w:r>
+          </w:p>
+        </w:tc>
+      </w:tr>
+      <w:tr>
+        <w:tc>
+          <w:tcPr>
+            <w:tcW w:w="3350" w:type="dxa"/>
+          </w:tcPr>
+          <w:p>
+            <w:r>
+              <w:t>Mouillage Conquet Ile de bannec</w:t>
+            </w:r>
+          </w:p>
+        </w:tc>
+        <w:tc>
+          <w:tcPr>
+            <w:tcW w:w="300" w:type="dxa"/>
+          </w:tcPr>
+          <w:tcPr>
+            <w:shd w:fill="56B3AB"/>
+          </w:tcPr>
+          <w:p/>
+        </w:tc>
+        <w:tc>
+          <w:tcPr>
+            <w:tcW w:w="6350" w:type="dxa"/>
+          </w:tcPr>
+          <w:p>
+            <w:r>
+              <w:t>Zone reglementée</w:t>
             </w:r>
           </w:p>
         </w:tc>
@@ -4575,29 +3768,18 @@
         <w:spacing w:after="0" w:before="0" w:line="240" w:lineRule="auto"/>
         <w:ind w:left="0" w:right="0" w:firstLine="0"/>
         <w:jc w:val="left"/>
-        <w:rPr>
-          <w:rFonts w:ascii="Liberation Serif" w:cs="Liberation Serif" w:eastAsia="Liberation Serif" w:hAnsi="Liberation Serif"/>
-          <w:b w:val="0"/>
-          <w:i w:val="0"/>
-          <w:smallCaps w:val="0"/>
-          <w:strike w:val="0"/>
-          <w:color w:val="000000"/>
-          <w:sz w:val="24"/>
-          <w:szCs w:val="24"/>
-          <w:u w:val="none"/>
-          <w:shd w:fill="auto" w:val="clear"/>
-          <w:vertAlign w:val="baseline"/>
-        </w:rPr>
+        <w:rPr/>
       </w:pPr>
       <w:r>
         <w:rPr>
           <w:rtl w:val="0"/>
+          <w:rFonts w:ascii="Arial" w:hAnsi="Arial" w:cs="Arial" w:eastAsia="Arial"/>
         </w:rPr>
       </w:r>
     </w:p>
     <w:tbl>
       <w:tblPr>
-        <w:tblStyle w:val="Table5"/>
+        <w:tblStyle w:val="Table4"/>
         <w:tblW w:w="10773.0" w:type="dxa"/>
         <w:jc w:val="left"/>
         <w:tblLayout w:type="fixed"/>
@@ -4694,7 +3876,7 @@
                 <w:szCs w:val="16"/>
                 <w:rtl w:val="0"/>
               </w:rPr>
-              <w:t xml:space="preserve">4 sélectionn</w:t>
+              <w:t xml:space="preserve">0</w:t>
             </w:r>
             <w:r>
               <w:rPr>
@@ -4711,13 +3893,12 @@
                 <w:vertAlign w:val="baseline"/>
                 <w:rtl w:val="0"/>
               </w:rPr>
-              <w:t xml:space="preserve">ée(s)</w:t>
+              <w:t xml:space="preserve"> sélectionnée(s)</w:t>
             </w:r>
             <w:r>
               <w:rPr>
                 <w:rtl w:val="0"/>
               </w:rPr>
-              <w:t/>
             </w:r>
           </w:p>
         </w:tc>
@@ -4793,7 +3974,7 @@
                 <w:szCs w:val="16"/>
                 <w:rtl w:val="0"/>
               </w:rPr>
-              <w:t xml:space="preserve">9 sélectionnée(s)</w:t>
+              <w:t xml:space="preserve">0</w:t>
             </w:r>
             <w:r>
               <w:rPr>
@@ -4810,13 +3991,12 @@
                 <w:vertAlign w:val="baseline"/>
                 <w:rtl w:val="0"/>
               </w:rPr>
-              <w:t xml:space="preserve"/>
+              <w:t xml:space="preserve"> sélectionnée(s)</w:t>
             </w:r>
             <w:r>
               <w:rPr>
                 <w:rtl w:val="0"/>
               </w:rPr>
-              <w:t/>
             </w:r>
           </w:p>
         </w:tc>
@@ -6324,6 +5504,7 @@
       <w:r>
         <w:rPr>
           <w:rtl w:val="0"/>
+          <w:rFonts w:ascii="Arial" w:hAnsi="Arial" w:cs="Arial" w:eastAsia="Arial"/>
         </w:rPr>
       </w:r>
     </w:p>
@@ -6403,7 +5584,7 @@
           <w:szCs w:val="16"/>
           <w:rtl w:val="0"/>
         </w:rPr>
-        <w:t xml:space="preserve">0 sélectionnées</w:t>
+        <w:t xml:space="preserve">13</w:t>
       </w:r>
       <w:r>
         <w:rPr>
@@ -6420,13 +5601,13 @@
           <w:vertAlign w:val="baseline"/>
           <w:rtl w:val="0"/>
         </w:rPr>
-        <w:t xml:space="preserve"/>
+        <w:t xml:space="preserve"> sélectionnées</w:t>
       </w:r>
       <w:r>
         <w:rPr>
           <w:rtl w:val="0"/>
-        </w:rPr>
-        <w:t/>
+          <w:rFonts w:ascii="Arial" w:hAnsi="Arial" w:cs="Arial" w:eastAsia="Arial"/>
+        </w:rPr>
       </w:r>
     </w:p>
     <w:p>
@@ -6463,6 +5644,2898 @@
       <w:r>
         <w:rPr>
           <w:rtl w:val="0"/>
+          <w:rFonts w:ascii="Arial" w:hAnsi="Arial" w:cs="Arial" w:eastAsia="Arial"/>
+        </w:rPr>
+      </w:r>
+    </w:p>
+    <w:tbl>
+      <w:tblPr>
+        <w:tblW w:w="5000" w:type="pct"/>
+        <w:tblBorders>
+          <w:top w:val="single" w:sz="4" w:color="D4E5F4"/>
+          <w:left w:val="single" w:sz="4" w:color="D4E5F4"/>
+          <w:bottom w:val="single" w:sz="4" w:color="D4E5F4"/>
+          <w:right w:val="single" w:sz="4" w:color="D4E5F4"/>
+          <w:insideH w:val="single" w:sz="4" w:color="D4E5F4"/>
+          <w:insideV w:val="single" w:sz="4" w:color="D4E5F4"/>
+        </w:tblBorders>
+      </w:tblPr>
+      <w:tr>
+        <w:tc>
+          <w:p/>
+        </w:tc>
+      </w:tr>
+      <w:tr>
+        <w:tc>
+          <w:tcPr>
+            <w:tcW w:type="pct" w:w="1500"/>
+          </w:tcPr>
+          <w:p>
+            <w:pPr>
+              <w:jc w:val="left"/>
+            </w:pPr>
+            <w:r>
+              <w:rPr>
+                <w:b w:val="off"/>
+                <w:sz w:val="18"/>
+              </w:rPr>
+              <w:t>Entité</w:t>
+            </w:r>
+          </w:p>
+        </w:tc>
+        <w:tc>
+          <w:tcPr>
+            <w:tcW w:type="pct" w:w="3500"/>
+          </w:tcPr>
+          <w:p>
+            <w:r>
+              <w:t/>
+            </w:r>
+          </w:p>
+        </w:tc>
+      </w:tr>
+      <w:tr>
+        <w:tc>
+          <w:tcPr>
+            <w:tcW w:type="pct" w:w="1500"/>
+          </w:tcPr>
+          <w:p>
+            <w:pPr>
+              <w:jc w:val="left"/>
+            </w:pPr>
+            <w:r>
+              <w:rPr>
+                <w:b w:val="off"/>
+                <w:sz w:val="18"/>
+              </w:rPr>
+              <w:t>Ensemble reg</w:t>
+            </w:r>
+          </w:p>
+        </w:tc>
+        <w:tc>
+          <w:tcPr>
+            <w:tcW w:type="pct" w:w="3500"/>
+          </w:tcPr>
+          <w:p>
+            <w:r>
+              <w:t>Décret du 8 juillet 2011 accordant la concession de sables coquilliers dite « Concession du Minou » au large des côtes du département du Finistère à la société Quemeneur</w:t>
+            </w:r>
+          </w:p>
+        </w:tc>
+      </w:tr>
+      <w:tr>
+        <w:tc>
+          <w:tcPr>
+            <w:tcW w:type="pct" w:w="1500"/>
+          </w:tcPr>
+          <w:p>
+            <w:pPr>
+              <w:jc w:val="left"/>
+            </w:pPr>
+            <w:r>
+              <w:rPr>
+                <w:b w:val="off"/>
+                <w:sz w:val="18"/>
+              </w:rPr>
+              <w:t>Thématique</w:t>
+            </w:r>
+          </w:p>
+        </w:tc>
+        <w:tc>
+          <w:tcPr>
+            <w:tcW w:type="pct" w:w="3500"/>
+          </w:tcPr>
+          <w:p>
+            <w:r>
+              <w:t>Extraction granulats</w:t>
+            </w:r>
+          </w:p>
+        </w:tc>
+      </w:tr>
+      <w:tr>
+        <w:tc>
+          <w:tcPr>
+            <w:tcW w:type="pct" w:w="1500"/>
+          </w:tcPr>
+          <w:p>
+            <w:pPr>
+              <w:jc w:val="left"/>
+            </w:pPr>
+            <w:r>
+              <w:rPr>
+                <w:b w:val="off"/>
+                <w:sz w:val="18"/>
+              </w:rPr>
+              <w:t>Facade</w:t>
+            </w:r>
+          </w:p>
+        </w:tc>
+        <w:tc>
+          <w:tcPr>
+            <w:tcW w:type="pct" w:w="3500"/>
+          </w:tcPr>
+          <w:p>
+            <w:r>
+              <w:t>NAMO</w:t>
+            </w:r>
+          </w:p>
+        </w:tc>
+      </w:tr>
+      <w:tr>
+        <w:tc>
+          <w:tcPr>
+            <w:tcW w:type="pct" w:w="1500"/>
+          </w:tcPr>
+          <w:p>
+            <w:pPr>
+              <w:jc w:val="left"/>
+            </w:pPr>
+            <w:r>
+              <w:rPr>
+                <w:b w:val="off"/>
+                <w:sz w:val="18"/>
+              </w:rPr>
+              <w:t>Résumé reg.sur Légicem</w:t>
+            </w:r>
+          </w:p>
+        </w:tc>
+        <w:tc>
+          <w:tcPr>
+            <w:tcW w:type="pct" w:w="3500"/>
+          </w:tcPr>
+          <w:p>
+            <w:r>
+              <w:t>https://www.legifrance.gouv.fr/eli/decret/2011/7/8/EFIL1106625D/jo/texte</w:t>
+            </w:r>
+          </w:p>
+        </w:tc>
+      </w:tr>
+    </w:tbl>
+    <w:p/>
+    <w:p>
+      <w:r>
+        <w:rPr>
+          <w:rFonts w:ascii="Arial" w:hAnsi="Arial" w:cs="Arial" w:eastAsia="Arial"/>
+        </w:rPr>
+        <w:drawing>
+          <wp:inline distT="0" distR="0" distB="0" distL="0">
+            <wp:extent cx="6429375" cy="4286250"/>
+            <wp:docPr id="1" name="Drawing 1" descr="image.png"/>
+            <a:graphic>
+              <a:graphicData uri="http://schemas.openxmlformats.org/drawingml/2006/picture">
+                <pic:pic>
+                  <pic:nvPicPr>
+                    <pic:cNvPr id="0" name="Picture 1" descr="image.png"/>
+                    <pic:cNvPicPr>
+                      <a:picLocks noChangeAspect="true"/>
+                    </pic:cNvPicPr>
+                  </pic:nvPicPr>
+                  <pic:blipFill>
+                    <a:blip r:embed="rId8"/>
+                    <a:stretch>
+                      <a:fillRect/>
+                    </a:stretch>
+                  </pic:blipFill>
+                  <pic:spPr>
+                    <a:xfrm>
+                      <a:off x="0" y="0"/>
+                      <a:ext cx="6429375" cy="4286250"/>
+                    </a:xfrm>
+                    <a:prstGeom prst="rect">
+                      <a:avLst/>
+                    </a:prstGeom>
+                  </pic:spPr>
+                </pic:pic>
+              </a:graphicData>
+            </a:graphic>
+          </wp:inline>
+        </w:drawing>
+      </w:r>
+    </w:p>
+    <w:p>
+      <w:pPr>
+        <w:jc w:val="left"/>
+      </w:pPr>
+      <w:r>
+        <w:rPr>
+          <w:b w:val="on"/>
+          <w:sz w:val="24"/>
+          <w:rFonts w:ascii="Arial" w:hAnsi="Arial" w:cs="Arial" w:eastAsia="Arial"/>
+        </w:rPr>
+        <w:t>Granulats Marins Le Minou</w:t>
+        <w:br/>
+      </w:r>
+    </w:p>
+    <w:tbl>
+      <w:tblPr>
+        <w:tblW w:w="5000" w:type="pct"/>
+        <w:tblBorders>
+          <w:top w:val="single" w:sz="4" w:color="D4E5F4"/>
+          <w:left w:val="single" w:sz="4" w:color="D4E5F4"/>
+          <w:bottom w:val="single" w:sz="4" w:color="D4E5F4"/>
+          <w:right w:val="single" w:sz="4" w:color="D4E5F4"/>
+          <w:insideH w:val="single" w:sz="4" w:color="D4E5F4"/>
+          <w:insideV w:val="single" w:sz="4" w:color="D4E5F4"/>
+        </w:tblBorders>
+      </w:tblPr>
+      <w:tr>
+        <w:tc>
+          <w:p/>
+        </w:tc>
+      </w:tr>
+      <w:tr>
+        <w:tc>
+          <w:tcPr>
+            <w:tcW w:type="pct" w:w="1500"/>
+          </w:tcPr>
+          <w:p>
+            <w:pPr>
+              <w:jc w:val="left"/>
+            </w:pPr>
+            <w:r>
+              <w:rPr>
+                <w:b w:val="off"/>
+                <w:sz w:val="18"/>
+              </w:rPr>
+              <w:t>Entité</w:t>
+            </w:r>
+          </w:p>
+        </w:tc>
+        <w:tc>
+          <w:tcPr>
+            <w:tcW w:type="pct" w:w="3500"/>
+          </w:tcPr>
+          <w:p>
+            <w:r>
+              <w:t>Zone au sud de la cale</w:t>
+            </w:r>
+          </w:p>
+        </w:tc>
+      </w:tr>
+      <w:tr>
+        <w:tc>
+          <w:tcPr>
+            <w:tcW w:type="pct" w:w="1500"/>
+          </w:tcPr>
+          <w:p>
+            <w:pPr>
+              <w:jc w:val="left"/>
+            </w:pPr>
+            <w:r>
+              <w:rPr>
+                <w:b w:val="off"/>
+                <w:sz w:val="18"/>
+              </w:rPr>
+              <w:t>Ensemble reg</w:t>
+            </w:r>
+          </w:p>
+        </w:tc>
+        <w:tc>
+          <w:tcPr>
+            <w:tcW w:type="pct" w:w="3500"/>
+          </w:tcPr>
+          <w:p>
+            <w:r>
+              <w:t>Arrêté inter-préfectoral N°2020118-0003 autorisant l'occupation temporaire du domaine public maritime par une zone de mouillages et d'équipements légers au lit-dit "Cale de Quérlen" sur le littoral de la commune de Roscanvel</w:t>
+            </w:r>
+          </w:p>
+        </w:tc>
+      </w:tr>
+      <w:tr>
+        <w:tc>
+          <w:tcPr>
+            <w:tcW w:type="pct" w:w="1500"/>
+          </w:tcPr>
+          <w:p>
+            <w:pPr>
+              <w:jc w:val="left"/>
+            </w:pPr>
+            <w:r>
+              <w:rPr>
+                <w:b w:val="off"/>
+                <w:sz w:val="18"/>
+              </w:rPr>
+              <w:t>Thématique</w:t>
+            </w:r>
+          </w:p>
+        </w:tc>
+        <w:tc>
+          <w:tcPr>
+            <w:tcW w:type="pct" w:w="3500"/>
+          </w:tcPr>
+          <w:p>
+            <w:r>
+              <w:t>Mouillage, PN</w:t>
+            </w:r>
+          </w:p>
+        </w:tc>
+      </w:tr>
+      <w:tr>
+        <w:tc>
+          <w:tcPr>
+            <w:tcW w:type="pct" w:w="1500"/>
+          </w:tcPr>
+          <w:p>
+            <w:pPr>
+              <w:jc w:val="left"/>
+            </w:pPr>
+            <w:r>
+              <w:rPr>
+                <w:b w:val="off"/>
+                <w:sz w:val="18"/>
+              </w:rPr>
+              <w:t>Facade</w:t>
+            </w:r>
+          </w:p>
+        </w:tc>
+        <w:tc>
+          <w:tcPr>
+            <w:tcW w:type="pct" w:w="3500"/>
+          </w:tcPr>
+          <w:p>
+            <w:r>
+              <w:t>NAMO</w:t>
+            </w:r>
+          </w:p>
+        </w:tc>
+      </w:tr>
+      <w:tr>
+        <w:tc>
+          <w:tcPr>
+            <w:tcW w:type="pct" w:w="1500"/>
+          </w:tcPr>
+          <w:p>
+            <w:pPr>
+              <w:jc w:val="left"/>
+            </w:pPr>
+            <w:r>
+              <w:rPr>
+                <w:b w:val="off"/>
+                <w:sz w:val="18"/>
+              </w:rPr>
+              <w:t>Résumé reg.sur Légicem</w:t>
+            </w:r>
+          </w:p>
+        </w:tc>
+        <w:tc>
+          <w:tcPr>
+            <w:tcW w:type="pct" w:w="3500"/>
+          </w:tcPr>
+          <w:p>
+            <w:r>
+              <w:t>http://extranet.legicem.metier.developpement-durable.gouv.fr/zmel-roscanvel-a3474.html?id_rub=1098</w:t>
+            </w:r>
+          </w:p>
+        </w:tc>
+      </w:tr>
+    </w:tbl>
+    <w:p/>
+    <w:p>
+      <w:r>
+        <w:rPr>
+          <w:rFonts w:ascii="Arial" w:hAnsi="Arial" w:cs="Arial" w:eastAsia="Arial"/>
+        </w:rPr>
+        <w:drawing>
+          <wp:inline distT="0" distR="0" distB="0" distL="0">
+            <wp:extent cx="6429375" cy="4286250"/>
+            <wp:docPr id="2" name="Drawing 2" descr="image.png"/>
+            <a:graphic>
+              <a:graphicData uri="http://schemas.openxmlformats.org/drawingml/2006/picture">
+                <pic:pic>
+                  <pic:nvPicPr>
+                    <pic:cNvPr id="0" name="Picture 2" descr="image.png"/>
+                    <pic:cNvPicPr>
+                      <a:picLocks noChangeAspect="true"/>
+                    </pic:cNvPicPr>
+                  </pic:nvPicPr>
+                  <pic:blipFill>
+                    <a:blip r:embed="rId8"/>
+                    <a:stretch>
+                      <a:fillRect/>
+                    </a:stretch>
+                  </pic:blipFill>
+                  <pic:spPr>
+                    <a:xfrm>
+                      <a:off x="0" y="0"/>
+                      <a:ext cx="6429375" cy="4286250"/>
+                    </a:xfrm>
+                    <a:prstGeom prst="rect">
+                      <a:avLst/>
+                    </a:prstGeom>
+                  </pic:spPr>
+                </pic:pic>
+              </a:graphicData>
+            </a:graphic>
+          </wp:inline>
+        </w:drawing>
+      </w:r>
+    </w:p>
+    <w:p>
+      <w:pPr>
+        <w:jc w:val="left"/>
+      </w:pPr>
+      <w:r>
+        <w:rPr>
+          <w:b w:val="on"/>
+          <w:sz w:val="24"/>
+          <w:rFonts w:ascii="Arial" w:hAnsi="Arial" w:cs="Arial" w:eastAsia="Arial"/>
+        </w:rPr>
+        <w:t>ZMEL Cale Querlen</w:t>
+        <w:br/>
+      </w:r>
+    </w:p>
+    <w:tbl>
+      <w:tblPr>
+        <w:tblW w:w="5000" w:type="pct"/>
+        <w:tblBorders>
+          <w:top w:val="single" w:sz="4" w:color="D4E5F4"/>
+          <w:left w:val="single" w:sz="4" w:color="D4E5F4"/>
+          <w:bottom w:val="single" w:sz="4" w:color="D4E5F4"/>
+          <w:right w:val="single" w:sz="4" w:color="D4E5F4"/>
+          <w:insideH w:val="single" w:sz="4" w:color="D4E5F4"/>
+          <w:insideV w:val="single" w:sz="4" w:color="D4E5F4"/>
+        </w:tblBorders>
+      </w:tblPr>
+      <w:tr>
+        <w:tc>
+          <w:p/>
+        </w:tc>
+      </w:tr>
+      <w:tr>
+        <w:tc>
+          <w:tcPr>
+            <w:tcW w:type="pct" w:w="1500"/>
+          </w:tcPr>
+          <w:p>
+            <w:pPr>
+              <w:jc w:val="left"/>
+            </w:pPr>
+            <w:r>
+              <w:rPr>
+                <w:b w:val="off"/>
+                <w:sz w:val="18"/>
+              </w:rPr>
+              <w:t>Entité</w:t>
+            </w:r>
+          </w:p>
+        </w:tc>
+        <w:tc>
+          <w:tcPr>
+            <w:tcW w:type="pct" w:w="3500"/>
+          </w:tcPr>
+          <w:p>
+            <w:r>
+              <w:t>Article 1</w:t>
+            </w:r>
+          </w:p>
+        </w:tc>
+      </w:tr>
+      <w:tr>
+        <w:tc>
+          <w:tcPr>
+            <w:tcW w:type="pct" w:w="1500"/>
+          </w:tcPr>
+          <w:p>
+            <w:pPr>
+              <w:jc w:val="left"/>
+            </w:pPr>
+            <w:r>
+              <w:rPr>
+                <w:b w:val="off"/>
+                <w:sz w:val="18"/>
+              </w:rPr>
+              <w:t>Ensemble reg</w:t>
+            </w:r>
+          </w:p>
+        </w:tc>
+        <w:tc>
+          <w:tcPr>
+            <w:tcW w:type="pct" w:w="3500"/>
+          </w:tcPr>
+          <w:p>
+            <w:r>
+              <w:t>Arrêté préfectoral N°32/2014 relatif à l'interdiction de la pratique des véhicules nautiques à moteur dans l'archipel de l'Ile Molène, au sein du parc naturel marin d'Iroise</w:t>
+            </w:r>
+          </w:p>
+        </w:tc>
+      </w:tr>
+      <w:tr>
+        <w:tc>
+          <w:tcPr>
+            <w:tcW w:type="pct" w:w="1500"/>
+          </w:tcPr>
+          <w:p>
+            <w:pPr>
+              <w:jc w:val="left"/>
+            </w:pPr>
+            <w:r>
+              <w:rPr>
+                <w:b w:val="off"/>
+                <w:sz w:val="18"/>
+              </w:rPr>
+              <w:t>Thématique</w:t>
+            </w:r>
+          </w:p>
+        </w:tc>
+        <w:tc>
+          <w:tcPr>
+            <w:tcW w:type="pct" w:w="3500"/>
+          </w:tcPr>
+          <w:p>
+            <w:r>
+              <w:t>Mixte</w:t>
+            </w:r>
+          </w:p>
+        </w:tc>
+      </w:tr>
+      <w:tr>
+        <w:tc>
+          <w:tcPr>
+            <w:tcW w:type="pct" w:w="1500"/>
+          </w:tcPr>
+          <w:p>
+            <w:pPr>
+              <w:jc w:val="left"/>
+            </w:pPr>
+            <w:r>
+              <w:rPr>
+                <w:b w:val="off"/>
+                <w:sz w:val="18"/>
+              </w:rPr>
+              <w:t>Facade</w:t>
+            </w:r>
+          </w:p>
+        </w:tc>
+        <w:tc>
+          <w:tcPr>
+            <w:tcW w:type="pct" w:w="3500"/>
+          </w:tcPr>
+          <w:p>
+            <w:r>
+              <w:t>MED</w:t>
+            </w:r>
+          </w:p>
+        </w:tc>
+      </w:tr>
+      <w:tr>
+        <w:tc>
+          <w:tcPr>
+            <w:tcW w:type="pct" w:w="1500"/>
+          </w:tcPr>
+          <w:p>
+            <w:pPr>
+              <w:jc w:val="left"/>
+            </w:pPr>
+            <w:r>
+              <w:rPr>
+                <w:b w:val="off"/>
+                <w:sz w:val="18"/>
+              </w:rPr>
+              <w:t>Résumé reg.sur Légicem</w:t>
+            </w:r>
+          </w:p>
+        </w:tc>
+        <w:tc>
+          <w:tcPr>
+            <w:tcW w:type="pct" w:w="3500"/>
+          </w:tcPr>
+          <w:p>
+            <w:r>
+              <w:t>https://www.premar-atlantique.gouv.fr/uploads/atlantique/arretes/1fa561cf90cef71299149c26c197834e.pdf</w:t>
+            </w:r>
+          </w:p>
+        </w:tc>
+      </w:tr>
+    </w:tbl>
+    <w:p/>
+    <w:p>
+      <w:r>
+        <w:rPr>
+          <w:rFonts w:ascii="Arial" w:hAnsi="Arial" w:cs="Arial" w:eastAsia="Arial"/>
+        </w:rPr>
+        <w:drawing>
+          <wp:inline distT="0" distR="0" distB="0" distL="0">
+            <wp:extent cx="6429375" cy="4286250"/>
+            <wp:docPr id="4" name="Drawing 4" descr="image.png"/>
+            <a:graphic>
+              <a:graphicData uri="http://schemas.openxmlformats.org/drawingml/2006/picture">
+                <pic:pic>
+                  <pic:nvPicPr>
+                    <pic:cNvPr id="0" name="Picture 4" descr="image.png"/>
+                    <pic:cNvPicPr>
+                      <a:picLocks noChangeAspect="true"/>
+                    </pic:cNvPicPr>
+                  </pic:nvPicPr>
+                  <pic:blipFill>
+                    <a:blip r:embed="rId8"/>
+                    <a:stretch>
+                      <a:fillRect/>
+                    </a:stretch>
+                  </pic:blipFill>
+                  <pic:spPr>
+                    <a:xfrm>
+                      <a:off x="0" y="0"/>
+                      <a:ext cx="6429375" cy="4286250"/>
+                    </a:xfrm>
+                    <a:prstGeom prst="rect">
+                      <a:avLst/>
+                    </a:prstGeom>
+                  </pic:spPr>
+                </pic:pic>
+              </a:graphicData>
+            </a:graphic>
+          </wp:inline>
+        </w:drawing>
+      </w:r>
+    </w:p>
+    <w:p>
+      <w:pPr>
+        <w:jc w:val="left"/>
+      </w:pPr>
+      <w:r>
+        <w:rPr>
+          <w:b w:val="on"/>
+          <w:sz w:val="24"/>
+          <w:rFonts w:ascii="Arial" w:hAnsi="Arial" w:cs="Arial" w:eastAsia="Arial"/>
+        </w:rPr>
+        <w:t>Interdiction VNM Molene</w:t>
+        <w:br/>
+      </w:r>
+    </w:p>
+    <w:tbl>
+      <w:tblPr>
+        <w:tblW w:w="5000" w:type="pct"/>
+        <w:tblBorders>
+          <w:top w:val="single" w:sz="4" w:color="D4E5F4"/>
+          <w:left w:val="single" w:sz="4" w:color="D4E5F4"/>
+          <w:bottom w:val="single" w:sz="4" w:color="D4E5F4"/>
+          <w:right w:val="single" w:sz="4" w:color="D4E5F4"/>
+          <w:insideH w:val="single" w:sz="4" w:color="D4E5F4"/>
+          <w:insideV w:val="single" w:sz="4" w:color="D4E5F4"/>
+        </w:tblBorders>
+      </w:tblPr>
+      <w:tr>
+        <w:tc>
+          <w:p/>
+        </w:tc>
+      </w:tr>
+      <w:tr>
+        <w:tc>
+          <w:tcPr>
+            <w:tcW w:type="pct" w:w="1500"/>
+          </w:tcPr>
+          <w:p>
+            <w:pPr>
+              <w:jc w:val="left"/>
+            </w:pPr>
+            <w:r>
+              <w:rPr>
+                <w:b w:val="off"/>
+                <w:sz w:val="18"/>
+              </w:rPr>
+              <w:t>Entité</w:t>
+            </w:r>
+          </w:p>
+        </w:tc>
+        <w:tc>
+          <w:tcPr>
+            <w:tcW w:type="pct" w:w="3500"/>
+          </w:tcPr>
+          <w:p>
+            <w:r>
+              <w:t>Zone de dragage concernant 1'accès au quai sixième Sud et au quai multimoda</w:t>
+            </w:r>
+          </w:p>
+        </w:tc>
+      </w:tr>
+      <w:tr>
+        <w:tc>
+          <w:tcPr>
+            <w:tcW w:type="pct" w:w="1500"/>
+          </w:tcPr>
+          <w:p>
+            <w:pPr>
+              <w:jc w:val="left"/>
+            </w:pPr>
+            <w:r>
+              <w:rPr>
+                <w:b w:val="off"/>
+                <w:sz w:val="18"/>
+              </w:rPr>
+              <w:t>Ensemble reg</w:t>
+            </w:r>
+          </w:p>
+        </w:tc>
+        <w:tc>
+          <w:tcPr>
+            <w:tcW w:type="pct" w:w="3500"/>
+          </w:tcPr>
+          <w:p>
+            <w:r>
+              <w:t>Arrêté préfectoral n°2015 212 0008 du 31 juillet 2015 portant autorisation au titre de l'article L.214-3 du code de l'environnement du développement du port de Brest</w:t>
+            </w:r>
+          </w:p>
+        </w:tc>
+      </w:tr>
+      <w:tr>
+        <w:tc>
+          <w:tcPr>
+            <w:tcW w:type="pct" w:w="1500"/>
+          </w:tcPr>
+          <w:p>
+            <w:pPr>
+              <w:jc w:val="left"/>
+            </w:pPr>
+            <w:r>
+              <w:rPr>
+                <w:b w:val="off"/>
+                <w:sz w:val="18"/>
+              </w:rPr>
+              <w:t>Thématique</w:t>
+            </w:r>
+          </w:p>
+        </w:tc>
+        <w:tc>
+          <w:tcPr>
+            <w:tcW w:type="pct" w:w="3500"/>
+          </w:tcPr>
+          <w:p>
+            <w:r>
+              <w:t>Dragage</w:t>
+            </w:r>
+          </w:p>
+        </w:tc>
+      </w:tr>
+      <w:tr>
+        <w:tc>
+          <w:tcPr>
+            <w:tcW w:type="pct" w:w="1500"/>
+          </w:tcPr>
+          <w:p>
+            <w:pPr>
+              <w:jc w:val="left"/>
+            </w:pPr>
+            <w:r>
+              <w:rPr>
+                <w:b w:val="off"/>
+                <w:sz w:val="18"/>
+              </w:rPr>
+              <w:t>Facade</w:t>
+            </w:r>
+          </w:p>
+        </w:tc>
+        <w:tc>
+          <w:tcPr>
+            <w:tcW w:type="pct" w:w="3500"/>
+          </w:tcPr>
+          <w:p>
+            <w:r>
+              <w:t>NAMO</w:t>
+            </w:r>
+          </w:p>
+        </w:tc>
+      </w:tr>
+      <w:tr>
+        <w:tc>
+          <w:tcPr>
+            <w:tcW w:type="pct" w:w="1500"/>
+          </w:tcPr>
+          <w:p>
+            <w:pPr>
+              <w:jc w:val="left"/>
+            </w:pPr>
+            <w:r>
+              <w:rPr>
+                <w:b w:val="off"/>
+                <w:sz w:val="18"/>
+              </w:rPr>
+              <w:t>Résumé reg.sur Légicem</w:t>
+            </w:r>
+          </w:p>
+        </w:tc>
+        <w:tc>
+          <w:tcPr>
+            <w:tcW w:type="pct" w:w="3500"/>
+          </w:tcPr>
+          <w:p>
+            <w:r>
+              <w:t>http://extranet.legicem.metier.developpement-durable.gouv.fr/fichier/pdf/2015_212-0008_du_31_juillet_2015_signe_cle5a3a13.pdf?arg=7593&amp;cle=834037ab790f6a5b1f3c141f0374679e3c04dfec&amp;file=pdf%2F2015_212-0008_du_31_juillet_2015_signe_cle5a3a13.pdf</w:t>
+            </w:r>
+          </w:p>
+        </w:tc>
+      </w:tr>
+    </w:tbl>
+    <w:p/>
+    <w:p>
+      <w:r>
+        <w:rPr>
+          <w:rFonts w:ascii="Arial" w:hAnsi="Arial" w:cs="Arial" w:eastAsia="Arial"/>
+        </w:rPr>
+        <w:drawing>
+          <wp:inline distT="0" distR="0" distB="0" distL="0">
+            <wp:extent cx="6429375" cy="4286250"/>
+            <wp:docPr id="5" name="Drawing 5" descr="image.png"/>
+            <a:graphic>
+              <a:graphicData uri="http://schemas.openxmlformats.org/drawingml/2006/picture">
+                <pic:pic>
+                  <pic:nvPicPr>
+                    <pic:cNvPr id="0" name="Picture 5" descr="image.png"/>
+                    <pic:cNvPicPr>
+                      <a:picLocks noChangeAspect="true"/>
+                    </pic:cNvPicPr>
+                  </pic:nvPicPr>
+                  <pic:blipFill>
+                    <a:blip r:embed="rId8"/>
+                    <a:stretch>
+                      <a:fillRect/>
+                    </a:stretch>
+                  </pic:blipFill>
+                  <pic:spPr>
+                    <a:xfrm>
+                      <a:off x="0" y="0"/>
+                      <a:ext cx="6429375" cy="4286250"/>
+                    </a:xfrm>
+                    <a:prstGeom prst="rect">
+                      <a:avLst/>
+                    </a:prstGeom>
+                  </pic:spPr>
+                </pic:pic>
+              </a:graphicData>
+            </a:graphic>
+          </wp:inline>
+        </w:drawing>
+      </w:r>
+    </w:p>
+    <w:p>
+      <w:pPr>
+        <w:jc w:val="left"/>
+      </w:pPr>
+      <w:r>
+        <w:rPr>
+          <w:b w:val="on"/>
+          <w:sz w:val="24"/>
+          <w:rFonts w:ascii="Arial" w:hAnsi="Arial" w:cs="Arial" w:eastAsia="Arial"/>
+        </w:rPr>
+        <w:t>Dragage port de Brest</w:t>
+        <w:br/>
+      </w:r>
+    </w:p>
+    <w:tbl>
+      <w:tblPr>
+        <w:tblW w:w="5000" w:type="pct"/>
+        <w:tblBorders>
+          <w:top w:val="single" w:sz="4" w:color="D4E5F4"/>
+          <w:left w:val="single" w:sz="4" w:color="D4E5F4"/>
+          <w:bottom w:val="single" w:sz="4" w:color="D4E5F4"/>
+          <w:right w:val="single" w:sz="4" w:color="D4E5F4"/>
+          <w:insideH w:val="single" w:sz="4" w:color="D4E5F4"/>
+          <w:insideV w:val="single" w:sz="4" w:color="D4E5F4"/>
+        </w:tblBorders>
+      </w:tblPr>
+      <w:tr>
+        <w:tc>
+          <w:p/>
+        </w:tc>
+      </w:tr>
+      <w:tr>
+        <w:tc>
+          <w:tcPr>
+            <w:tcW w:type="pct" w:w="1500"/>
+          </w:tcPr>
+          <w:p>
+            <w:pPr>
+              <w:jc w:val="left"/>
+            </w:pPr>
+            <w:r>
+              <w:rPr>
+                <w:b w:val="off"/>
+                <w:sz w:val="18"/>
+              </w:rPr>
+              <w:t>Entité</w:t>
+            </w:r>
+          </w:p>
+        </w:tc>
+        <w:tc>
+          <w:tcPr>
+            <w:tcW w:type="pct" w:w="3500"/>
+          </w:tcPr>
+          <w:p>
+            <w:r>
+              <w:t>Partie terrestre RNN d'Iroise</w:t>
+            </w:r>
+          </w:p>
+        </w:tc>
+      </w:tr>
+      <w:tr>
+        <w:tc>
+          <w:tcPr>
+            <w:tcW w:type="pct" w:w="1500"/>
+          </w:tcPr>
+          <w:p>
+            <w:pPr>
+              <w:jc w:val="left"/>
+            </w:pPr>
+            <w:r>
+              <w:rPr>
+                <w:b w:val="off"/>
+                <w:sz w:val="18"/>
+              </w:rPr>
+              <w:t>Ensemble reg</w:t>
+            </w:r>
+          </w:p>
+        </w:tc>
+        <w:tc>
+          <w:tcPr>
+            <w:tcW w:type="pct" w:w="3500"/>
+          </w:tcPr>
+          <w:p>
+            <w:r>
+              <w:t>Décret no 2021-1149 du 4 septembre 2021 portant extension du périmètre  et modification de la réglementation de la réserve naturelle nationale d'Iroise (Finistère)</w:t>
+            </w:r>
+          </w:p>
+        </w:tc>
+      </w:tr>
+      <w:tr>
+        <w:tc>
+          <w:tcPr>
+            <w:tcW w:type="pct" w:w="1500"/>
+          </w:tcPr>
+          <w:p>
+            <w:pPr>
+              <w:jc w:val="left"/>
+            </w:pPr>
+            <w:r>
+              <w:rPr>
+                <w:b w:val="off"/>
+                <w:sz w:val="18"/>
+              </w:rPr>
+              <w:t>Thématique</w:t>
+            </w:r>
+          </w:p>
+        </w:tc>
+        <w:tc>
+          <w:tcPr>
+            <w:tcW w:type="pct" w:w="3500"/>
+          </w:tcPr>
+          <w:p>
+            <w:r>
+              <w:t/>
+            </w:r>
+          </w:p>
+        </w:tc>
+      </w:tr>
+      <w:tr>
+        <w:tc>
+          <w:tcPr>
+            <w:tcW w:type="pct" w:w="1500"/>
+          </w:tcPr>
+          <w:p>
+            <w:pPr>
+              <w:jc w:val="left"/>
+            </w:pPr>
+            <w:r>
+              <w:rPr>
+                <w:b w:val="off"/>
+                <w:sz w:val="18"/>
+              </w:rPr>
+              <w:t>Facade</w:t>
+            </w:r>
+          </w:p>
+        </w:tc>
+        <w:tc>
+          <w:tcPr>
+            <w:tcW w:type="pct" w:w="3500"/>
+          </w:tcPr>
+          <w:p>
+            <w:r>
+              <w:t>NAMO</w:t>
+            </w:r>
+          </w:p>
+        </w:tc>
+      </w:tr>
+      <w:tr>
+        <w:tc>
+          <w:tcPr>
+            <w:tcW w:type="pct" w:w="1500"/>
+          </w:tcPr>
+          <w:p>
+            <w:pPr>
+              <w:jc w:val="left"/>
+            </w:pPr>
+            <w:r>
+              <w:rPr>
+                <w:b w:val="off"/>
+                <w:sz w:val="18"/>
+              </w:rPr>
+              <w:t>Résumé reg.sur Légicem</w:t>
+            </w:r>
+          </w:p>
+        </w:tc>
+        <w:tc>
+          <w:tcPr>
+            <w:tcW w:type="pct" w:w="3500"/>
+          </w:tcPr>
+          <w:p>
+            <w:r>
+              <w:t>https://www.legifrance.gouv.fr/jorf/id/JORFTEXT000044019134</w:t>
+            </w:r>
+          </w:p>
+        </w:tc>
+      </w:tr>
+    </w:tbl>
+    <w:p/>
+    <w:p>
+      <w:r>
+        <w:rPr>
+          <w:rFonts w:ascii="Arial" w:hAnsi="Arial" w:cs="Arial" w:eastAsia="Arial"/>
+        </w:rPr>
+        <w:drawing>
+          <wp:inline distT="0" distR="0" distB="0" distL="0">
+            <wp:extent cx="6429375" cy="4286250"/>
+            <wp:docPr id="6" name="Drawing 6" descr="image.png"/>
+            <a:graphic>
+              <a:graphicData uri="http://schemas.openxmlformats.org/drawingml/2006/picture">
+                <pic:pic>
+                  <pic:nvPicPr>
+                    <pic:cNvPr id="0" name="Picture 6" descr="image.png"/>
+                    <pic:cNvPicPr>
+                      <a:picLocks noChangeAspect="true"/>
+                    </pic:cNvPicPr>
+                  </pic:nvPicPr>
+                  <pic:blipFill>
+                    <a:blip r:embed="rId8"/>
+                    <a:stretch>
+                      <a:fillRect/>
+                    </a:stretch>
+                  </pic:blipFill>
+                  <pic:spPr>
+                    <a:xfrm>
+                      <a:off x="0" y="0"/>
+                      <a:ext cx="6429375" cy="4286250"/>
+                    </a:xfrm>
+                    <a:prstGeom prst="rect">
+                      <a:avLst/>
+                    </a:prstGeom>
+                  </pic:spPr>
+                </pic:pic>
+              </a:graphicData>
+            </a:graphic>
+          </wp:inline>
+        </w:drawing>
+      </w:r>
+    </w:p>
+    <w:p>
+      <w:pPr>
+        <w:jc w:val="left"/>
+      </w:pPr>
+      <w:r>
+        <w:rPr>
+          <w:b w:val="on"/>
+          <w:sz w:val="24"/>
+          <w:rFonts w:ascii="Arial" w:hAnsi="Arial" w:cs="Arial" w:eastAsia="Arial"/>
+        </w:rPr>
+        <w:t>RNN Iroise</w:t>
+        <w:br/>
+      </w:r>
+    </w:p>
+    <w:tbl>
+      <w:tblPr>
+        <w:tblW w:w="5000" w:type="pct"/>
+        <w:tblBorders>
+          <w:top w:val="single" w:sz="4" w:color="D4E5F4"/>
+          <w:left w:val="single" w:sz="4" w:color="D4E5F4"/>
+          <w:bottom w:val="single" w:sz="4" w:color="D4E5F4"/>
+          <w:right w:val="single" w:sz="4" w:color="D4E5F4"/>
+          <w:insideH w:val="single" w:sz="4" w:color="D4E5F4"/>
+          <w:insideV w:val="single" w:sz="4" w:color="D4E5F4"/>
+        </w:tblBorders>
+      </w:tblPr>
+      <w:tr>
+        <w:tc>
+          <w:p/>
+        </w:tc>
+      </w:tr>
+      <w:tr>
+        <w:tc>
+          <w:tcPr>
+            <w:tcW w:type="pct" w:w="1500"/>
+          </w:tcPr>
+          <w:p>
+            <w:pPr>
+              <w:jc w:val="left"/>
+            </w:pPr>
+            <w:r>
+              <w:rPr>
+                <w:b w:val="off"/>
+                <w:sz w:val="18"/>
+              </w:rPr>
+              <w:t>Entité</w:t>
+            </w:r>
+          </w:p>
+        </w:tc>
+        <w:tc>
+          <w:tcPr>
+            <w:tcW w:type="pct" w:w="3500"/>
+          </w:tcPr>
+          <w:p>
+            <w:r>
+              <w:t>Reglementation mouillage anse illien</w:t>
+            </w:r>
+          </w:p>
+        </w:tc>
+      </w:tr>
+      <w:tr>
+        <w:tc>
+          <w:tcPr>
+            <w:tcW w:type="pct" w:w="1500"/>
+          </w:tcPr>
+          <w:p>
+            <w:pPr>
+              <w:jc w:val="left"/>
+            </w:pPr>
+            <w:r>
+              <w:rPr>
+                <w:b w:val="off"/>
+                <w:sz w:val="18"/>
+              </w:rPr>
+              <w:t>Ensemble reg</w:t>
+            </w:r>
+          </w:p>
+        </w:tc>
+        <w:tc>
+          <w:tcPr>
+            <w:tcW w:type="pct" w:w="3500"/>
+          </w:tcPr>
+          <w:p>
+            <w:r>
+              <w:t>Arrêté inter-préfectoral N°2006-0303 du 30 mars 2006 autorisant l'association des plaisanciers et riverains d'Ilien à occuper une zone de mouillages pour l'accueil de navires de plaisance au lieu-dit "anse d'Ilien" sur le territoire de la commune de Ploumoguer</w:t>
+            </w:r>
+          </w:p>
+        </w:tc>
+      </w:tr>
+      <w:tr>
+        <w:tc>
+          <w:tcPr>
+            <w:tcW w:type="pct" w:w="1500"/>
+          </w:tcPr>
+          <w:p>
+            <w:pPr>
+              <w:jc w:val="left"/>
+            </w:pPr>
+            <w:r>
+              <w:rPr>
+                <w:b w:val="off"/>
+                <w:sz w:val="18"/>
+              </w:rPr>
+              <w:t>Thématique</w:t>
+            </w:r>
+          </w:p>
+        </w:tc>
+        <w:tc>
+          <w:tcPr>
+            <w:tcW w:type="pct" w:w="3500"/>
+          </w:tcPr>
+          <w:p>
+            <w:r>
+              <w:t>Mouillage</w:t>
+            </w:r>
+          </w:p>
+        </w:tc>
+      </w:tr>
+      <w:tr>
+        <w:tc>
+          <w:tcPr>
+            <w:tcW w:type="pct" w:w="1500"/>
+          </w:tcPr>
+          <w:p>
+            <w:pPr>
+              <w:jc w:val="left"/>
+            </w:pPr>
+            <w:r>
+              <w:rPr>
+                <w:b w:val="off"/>
+                <w:sz w:val="18"/>
+              </w:rPr>
+              <w:t>Facade</w:t>
+            </w:r>
+          </w:p>
+        </w:tc>
+        <w:tc>
+          <w:tcPr>
+            <w:tcW w:type="pct" w:w="3500"/>
+          </w:tcPr>
+          <w:p>
+            <w:r>
+              <w:t>NAMO</w:t>
+            </w:r>
+          </w:p>
+        </w:tc>
+      </w:tr>
+      <w:tr>
+        <w:tc>
+          <w:tcPr>
+            <w:tcW w:type="pct" w:w="1500"/>
+          </w:tcPr>
+          <w:p>
+            <w:pPr>
+              <w:jc w:val="left"/>
+            </w:pPr>
+            <w:r>
+              <w:rPr>
+                <w:b w:val="off"/>
+                <w:sz w:val="18"/>
+              </w:rPr>
+              <w:t>Résumé reg.sur Légicem</w:t>
+            </w:r>
+          </w:p>
+        </w:tc>
+        <w:tc>
+          <w:tcPr>
+            <w:tcW w:type="pct" w:w="3500"/>
+          </w:tcPr>
+          <w:p>
+            <w:r>
+              <w:t>http://extranet.legicem.metier.developpement-durable.gouv.fr/fichier/pdf/aip_2006-0303_anse_ilien_ploumoguer_cle217d9b-1.pdf?arg=7879&amp;cle=84fe8cc602b2e2300ece27ca96f340a3e00f58a4&amp;file=pdf%2Faip_2006-0303_anse_ilien_ploumoguer_cle217d9b-1.pdf</w:t>
+            </w:r>
+          </w:p>
+        </w:tc>
+      </w:tr>
+    </w:tbl>
+    <w:p/>
+    <w:p>
+      <w:r>
+        <w:rPr>
+          <w:rFonts w:ascii="Arial" w:hAnsi="Arial" w:cs="Arial" w:eastAsia="Arial"/>
+        </w:rPr>
+        <w:drawing>
+          <wp:inline distT="0" distR="0" distB="0" distL="0">
+            <wp:extent cx="6429375" cy="4286250"/>
+            <wp:docPr id="7" name="Drawing 7" descr="image.png"/>
+            <a:graphic>
+              <a:graphicData uri="http://schemas.openxmlformats.org/drawingml/2006/picture">
+                <pic:pic>
+                  <pic:nvPicPr>
+                    <pic:cNvPr id="0" name="Picture 7" descr="image.png"/>
+                    <pic:cNvPicPr>
+                      <a:picLocks noChangeAspect="true"/>
+                    </pic:cNvPicPr>
+                  </pic:nvPicPr>
+                  <pic:blipFill>
+                    <a:blip r:embed="rId8"/>
+                    <a:stretch>
+                      <a:fillRect/>
+                    </a:stretch>
+                  </pic:blipFill>
+                  <pic:spPr>
+                    <a:xfrm>
+                      <a:off x="0" y="0"/>
+                      <a:ext cx="6429375" cy="4286250"/>
+                    </a:xfrm>
+                    <a:prstGeom prst="rect">
+                      <a:avLst/>
+                    </a:prstGeom>
+                  </pic:spPr>
+                </pic:pic>
+              </a:graphicData>
+            </a:graphic>
+          </wp:inline>
+        </w:drawing>
+      </w:r>
+    </w:p>
+    <w:p>
+      <w:pPr>
+        <w:jc w:val="left"/>
+      </w:pPr>
+      <w:r>
+        <w:rPr>
+          <w:b w:val="on"/>
+          <w:sz w:val="24"/>
+          <w:rFonts w:ascii="Arial" w:hAnsi="Arial" w:cs="Arial" w:eastAsia="Arial"/>
+        </w:rPr>
+        <w:t>ZMEL anse illien Ploumoguer</w:t>
+        <w:br/>
+      </w:r>
+    </w:p>
+    <w:tbl>
+      <w:tblPr>
+        <w:tblW w:w="5000" w:type="pct"/>
+        <w:tblBorders>
+          <w:top w:val="single" w:sz="4" w:color="D4E5F4"/>
+          <w:left w:val="single" w:sz="4" w:color="D4E5F4"/>
+          <w:bottom w:val="single" w:sz="4" w:color="D4E5F4"/>
+          <w:right w:val="single" w:sz="4" w:color="D4E5F4"/>
+          <w:insideH w:val="single" w:sz="4" w:color="D4E5F4"/>
+          <w:insideV w:val="single" w:sz="4" w:color="D4E5F4"/>
+        </w:tblBorders>
+      </w:tblPr>
+      <w:tr>
+        <w:tc>
+          <w:p/>
+        </w:tc>
+      </w:tr>
+      <w:tr>
+        <w:tc>
+          <w:tcPr>
+            <w:tcW w:type="pct" w:w="1500"/>
+          </w:tcPr>
+          <w:p>
+            <w:pPr>
+              <w:jc w:val="left"/>
+            </w:pPr>
+            <w:r>
+              <w:rPr>
+                <w:b w:val="off"/>
+                <w:sz w:val="18"/>
+              </w:rPr>
+              <w:t>Entité</w:t>
+            </w:r>
+          </w:p>
+        </w:tc>
+        <w:tc>
+          <w:tcPr>
+            <w:tcW w:type="pct" w:w="3500"/>
+          </w:tcPr>
+          <w:p>
+            <w:r>
+              <w:t>Zone interdisant mouillage port de Camaret</w:t>
+            </w:r>
+          </w:p>
+        </w:tc>
+      </w:tr>
+      <w:tr>
+        <w:tc>
+          <w:tcPr>
+            <w:tcW w:type="pct" w:w="1500"/>
+          </w:tcPr>
+          <w:p>
+            <w:pPr>
+              <w:jc w:val="left"/>
+            </w:pPr>
+            <w:r>
+              <w:rPr>
+                <w:b w:val="off"/>
+                <w:sz w:val="18"/>
+              </w:rPr>
+              <w:t>Ensemble reg</w:t>
+            </w:r>
+          </w:p>
+        </w:tc>
+        <w:tc>
+          <w:tcPr>
+            <w:tcW w:type="pct" w:w="3500"/>
+          </w:tcPr>
+          <w:p>
+            <w:r>
+              <w:t>Arrêté préfectoral n°2018-107 interdisant le mouillage dans une zone restreinte située face à la plage située au Nord de la digue du port de Camaret</w:t>
+            </w:r>
+          </w:p>
+        </w:tc>
+      </w:tr>
+      <w:tr>
+        <w:tc>
+          <w:tcPr>
+            <w:tcW w:type="pct" w:w="1500"/>
+          </w:tcPr>
+          <w:p>
+            <w:pPr>
+              <w:jc w:val="left"/>
+            </w:pPr>
+            <w:r>
+              <w:rPr>
+                <w:b w:val="off"/>
+                <w:sz w:val="18"/>
+              </w:rPr>
+              <w:t>Thématique</w:t>
+            </w:r>
+          </w:p>
+        </w:tc>
+        <w:tc>
+          <w:tcPr>
+            <w:tcW w:type="pct" w:w="3500"/>
+          </w:tcPr>
+          <w:p>
+            <w:r>
+              <w:t>Mouillage</w:t>
+            </w:r>
+          </w:p>
+        </w:tc>
+      </w:tr>
+      <w:tr>
+        <w:tc>
+          <w:tcPr>
+            <w:tcW w:type="pct" w:w="1500"/>
+          </w:tcPr>
+          <w:p>
+            <w:pPr>
+              <w:jc w:val="left"/>
+            </w:pPr>
+            <w:r>
+              <w:rPr>
+                <w:b w:val="off"/>
+                <w:sz w:val="18"/>
+              </w:rPr>
+              <w:t>Facade</w:t>
+            </w:r>
+          </w:p>
+        </w:tc>
+        <w:tc>
+          <w:tcPr>
+            <w:tcW w:type="pct" w:w="3500"/>
+          </w:tcPr>
+          <w:p>
+            <w:r>
+              <w:t>NAMO</w:t>
+            </w:r>
+          </w:p>
+        </w:tc>
+      </w:tr>
+      <w:tr>
+        <w:tc>
+          <w:tcPr>
+            <w:tcW w:type="pct" w:w="1500"/>
+          </w:tcPr>
+          <w:p>
+            <w:pPr>
+              <w:jc w:val="left"/>
+            </w:pPr>
+            <w:r>
+              <w:rPr>
+                <w:b w:val="off"/>
+                <w:sz w:val="18"/>
+              </w:rPr>
+              <w:t>Résumé reg.sur Légicem</w:t>
+            </w:r>
+          </w:p>
+        </w:tc>
+        <w:tc>
+          <w:tcPr>
+            <w:tcW w:type="pct" w:w="3500"/>
+          </w:tcPr>
+          <w:p>
+            <w:r>
+              <w:t>http://extranet.legicem.metier.developpement-durable.gouv.fr/zmel-port-de-camaret-a4520.html?var_mode=calcul</w:t>
+            </w:r>
+          </w:p>
+        </w:tc>
+      </w:tr>
+    </w:tbl>
+    <w:p/>
+    <w:p>
+      <w:r>
+        <w:rPr>
+          <w:rFonts w:ascii="Arial" w:hAnsi="Arial" w:cs="Arial" w:eastAsia="Arial"/>
+        </w:rPr>
+        <w:drawing>
+          <wp:inline distT="0" distR="0" distB="0" distL="0">
+            <wp:extent cx="6429375" cy="4286250"/>
+            <wp:docPr id="8" name="Drawing 8" descr="image.png"/>
+            <a:graphic>
+              <a:graphicData uri="http://schemas.openxmlformats.org/drawingml/2006/picture">
+                <pic:pic>
+                  <pic:nvPicPr>
+                    <pic:cNvPr id="0" name="Picture 8" descr="image.png"/>
+                    <pic:cNvPicPr>
+                      <a:picLocks noChangeAspect="true"/>
+                    </pic:cNvPicPr>
+                  </pic:nvPicPr>
+                  <pic:blipFill>
+                    <a:blip r:embed="rId8"/>
+                    <a:stretch>
+                      <a:fillRect/>
+                    </a:stretch>
+                  </pic:blipFill>
+                  <pic:spPr>
+                    <a:xfrm>
+                      <a:off x="0" y="0"/>
+                      <a:ext cx="6429375" cy="4286250"/>
+                    </a:xfrm>
+                    <a:prstGeom prst="rect">
+                      <a:avLst/>
+                    </a:prstGeom>
+                  </pic:spPr>
+                </pic:pic>
+              </a:graphicData>
+            </a:graphic>
+          </wp:inline>
+        </w:drawing>
+      </w:r>
+    </w:p>
+    <w:p>
+      <w:pPr>
+        <w:jc w:val="left"/>
+      </w:pPr>
+      <w:r>
+        <w:rPr>
+          <w:b w:val="on"/>
+          <w:sz w:val="24"/>
+          <w:rFonts w:ascii="Arial" w:hAnsi="Arial" w:cs="Arial" w:eastAsia="Arial"/>
+        </w:rPr>
+        <w:t>Mouillage interdiction port Camaret</w:t>
+        <w:br/>
+      </w:r>
+    </w:p>
+    <w:tbl>
+      <w:tblPr>
+        <w:tblW w:w="5000" w:type="pct"/>
+        <w:tblBorders>
+          <w:top w:val="single" w:sz="4" w:color="D4E5F4"/>
+          <w:left w:val="single" w:sz="4" w:color="D4E5F4"/>
+          <w:bottom w:val="single" w:sz="4" w:color="D4E5F4"/>
+          <w:right w:val="single" w:sz="4" w:color="D4E5F4"/>
+          <w:insideH w:val="single" w:sz="4" w:color="D4E5F4"/>
+          <w:insideV w:val="single" w:sz="4" w:color="D4E5F4"/>
+        </w:tblBorders>
+      </w:tblPr>
+      <w:tr>
+        <w:tc>
+          <w:p/>
+        </w:tc>
+      </w:tr>
+      <w:tr>
+        <w:tc>
+          <w:tcPr>
+            <w:tcW w:type="pct" w:w="1500"/>
+          </w:tcPr>
+          <w:p>
+            <w:pPr>
+              <w:jc w:val="left"/>
+            </w:pPr>
+            <w:r>
+              <w:rPr>
+                <w:b w:val="off"/>
+                <w:sz w:val="18"/>
+              </w:rPr>
+              <w:t>Entité</w:t>
+            </w:r>
+          </w:p>
+        </w:tc>
+        <w:tc>
+          <w:tcPr>
+            <w:tcW w:type="pct" w:w="3500"/>
+          </w:tcPr>
+          <w:p>
+            <w:r>
+              <w:t>Zone de dragage concernant l'accès maritime au Polder 124</w:t>
+            </w:r>
+          </w:p>
+        </w:tc>
+      </w:tr>
+      <w:tr>
+        <w:tc>
+          <w:tcPr>
+            <w:tcW w:type="pct" w:w="1500"/>
+          </w:tcPr>
+          <w:p>
+            <w:pPr>
+              <w:jc w:val="left"/>
+            </w:pPr>
+            <w:r>
+              <w:rPr>
+                <w:b w:val="off"/>
+                <w:sz w:val="18"/>
+              </w:rPr>
+              <w:t>Ensemble reg</w:t>
+            </w:r>
+          </w:p>
+        </w:tc>
+        <w:tc>
+          <w:tcPr>
+            <w:tcW w:type="pct" w:w="3500"/>
+          </w:tcPr>
+          <w:p>
+            <w:r>
+              <w:t>Arrêté préfectoral n°2015 212 0008 du 31 juillet 2015 portant autorisation au titre de l'article L.214-3 du code de l'environnement du développement du port de Brest</w:t>
+            </w:r>
+          </w:p>
+        </w:tc>
+      </w:tr>
+      <w:tr>
+        <w:tc>
+          <w:tcPr>
+            <w:tcW w:type="pct" w:w="1500"/>
+          </w:tcPr>
+          <w:p>
+            <w:pPr>
+              <w:jc w:val="left"/>
+            </w:pPr>
+            <w:r>
+              <w:rPr>
+                <w:b w:val="off"/>
+                <w:sz w:val="18"/>
+              </w:rPr>
+              <w:t>Thématique</w:t>
+            </w:r>
+          </w:p>
+        </w:tc>
+        <w:tc>
+          <w:tcPr>
+            <w:tcW w:type="pct" w:w="3500"/>
+          </w:tcPr>
+          <w:p>
+            <w:r>
+              <w:t>Dragage</w:t>
+            </w:r>
+          </w:p>
+        </w:tc>
+      </w:tr>
+      <w:tr>
+        <w:tc>
+          <w:tcPr>
+            <w:tcW w:type="pct" w:w="1500"/>
+          </w:tcPr>
+          <w:p>
+            <w:pPr>
+              <w:jc w:val="left"/>
+            </w:pPr>
+            <w:r>
+              <w:rPr>
+                <w:b w:val="off"/>
+                <w:sz w:val="18"/>
+              </w:rPr>
+              <w:t>Facade</w:t>
+            </w:r>
+          </w:p>
+        </w:tc>
+        <w:tc>
+          <w:tcPr>
+            <w:tcW w:type="pct" w:w="3500"/>
+          </w:tcPr>
+          <w:p>
+            <w:r>
+              <w:t>NAMO</w:t>
+            </w:r>
+          </w:p>
+        </w:tc>
+      </w:tr>
+      <w:tr>
+        <w:tc>
+          <w:tcPr>
+            <w:tcW w:type="pct" w:w="1500"/>
+          </w:tcPr>
+          <w:p>
+            <w:pPr>
+              <w:jc w:val="left"/>
+            </w:pPr>
+            <w:r>
+              <w:rPr>
+                <w:b w:val="off"/>
+                <w:sz w:val="18"/>
+              </w:rPr>
+              <w:t>Résumé reg.sur Légicem</w:t>
+            </w:r>
+          </w:p>
+        </w:tc>
+        <w:tc>
+          <w:tcPr>
+            <w:tcW w:type="pct" w:w="3500"/>
+          </w:tcPr>
+          <w:p>
+            <w:r>
+              <w:t>http://extranet.legicem.metier.developpement-durable.gouv.fr/fichier/pdf/2015_212-0008_du_31_juillet_2015_signe_cle5a3a13.pdf?arg=7593&amp;cle=834037ab790f6a5b1f3c141f0374679e3c04dfec&amp;file=pdf%2F2015_212-0008_du_31_juillet_2015_signe_cle5a3a13.pdf</w:t>
+            </w:r>
+          </w:p>
+        </w:tc>
+      </w:tr>
+    </w:tbl>
+    <w:p/>
+    <w:p>
+      <w:r>
+        <w:rPr>
+          <w:rFonts w:ascii="Arial" w:hAnsi="Arial" w:cs="Arial" w:eastAsia="Arial"/>
+        </w:rPr>
+        <w:drawing>
+          <wp:inline distT="0" distR="0" distB="0" distL="0">
+            <wp:extent cx="6429375" cy="4286250"/>
+            <wp:docPr id="9" name="Drawing 9" descr="image.png"/>
+            <a:graphic>
+              <a:graphicData uri="http://schemas.openxmlformats.org/drawingml/2006/picture">
+                <pic:pic>
+                  <pic:nvPicPr>
+                    <pic:cNvPr id="0" name="Picture 9" descr="image.png"/>
+                    <pic:cNvPicPr>
+                      <a:picLocks noChangeAspect="true"/>
+                    </pic:cNvPicPr>
+                  </pic:nvPicPr>
+                  <pic:blipFill>
+                    <a:blip r:embed="rId8"/>
+                    <a:stretch>
+                      <a:fillRect/>
+                    </a:stretch>
+                  </pic:blipFill>
+                  <pic:spPr>
+                    <a:xfrm>
+                      <a:off x="0" y="0"/>
+                      <a:ext cx="6429375" cy="4286250"/>
+                    </a:xfrm>
+                    <a:prstGeom prst="rect">
+                      <a:avLst/>
+                    </a:prstGeom>
+                  </pic:spPr>
+                </pic:pic>
+              </a:graphicData>
+            </a:graphic>
+          </wp:inline>
+        </w:drawing>
+      </w:r>
+    </w:p>
+    <w:p>
+      <w:pPr>
+        <w:jc w:val="left"/>
+      </w:pPr>
+      <w:r>
+        <w:rPr>
+          <w:b w:val="on"/>
+          <w:sz w:val="24"/>
+          <w:rFonts w:ascii="Arial" w:hAnsi="Arial" w:cs="Arial" w:eastAsia="Arial"/>
+        </w:rPr>
+        <w:t>Dragage port de Brest</w:t>
+        <w:br/>
+      </w:r>
+    </w:p>
+    <w:tbl>
+      <w:tblPr>
+        <w:tblW w:w="5000" w:type="pct"/>
+        <w:tblBorders>
+          <w:top w:val="single" w:sz="4" w:color="D4E5F4"/>
+          <w:left w:val="single" w:sz="4" w:color="D4E5F4"/>
+          <w:bottom w:val="single" w:sz="4" w:color="D4E5F4"/>
+          <w:right w:val="single" w:sz="4" w:color="D4E5F4"/>
+          <w:insideH w:val="single" w:sz="4" w:color="D4E5F4"/>
+          <w:insideV w:val="single" w:sz="4" w:color="D4E5F4"/>
+        </w:tblBorders>
+      </w:tblPr>
+      <w:tr>
+        <w:tc>
+          <w:p/>
+        </w:tc>
+      </w:tr>
+      <w:tr>
+        <w:tc>
+          <w:tcPr>
+            <w:tcW w:type="pct" w:w="1500"/>
+          </w:tcPr>
+          <w:p>
+            <w:pPr>
+              <w:jc w:val="left"/>
+            </w:pPr>
+            <w:r>
+              <w:rPr>
+                <w:b w:val="off"/>
+                <w:sz w:val="18"/>
+              </w:rPr>
+              <w:t>Entité</w:t>
+            </w:r>
+          </w:p>
+        </w:tc>
+        <w:tc>
+          <w:tcPr>
+            <w:tcW w:type="pct" w:w="3500"/>
+          </w:tcPr>
+          <w:p>
+            <w:r>
+              <w:t>Partie marine (plus basses eaux) RNN d'Iroise</w:t>
+            </w:r>
+          </w:p>
+        </w:tc>
+      </w:tr>
+      <w:tr>
+        <w:tc>
+          <w:tcPr>
+            <w:tcW w:type="pct" w:w="1500"/>
+          </w:tcPr>
+          <w:p>
+            <w:pPr>
+              <w:jc w:val="left"/>
+            </w:pPr>
+            <w:r>
+              <w:rPr>
+                <w:b w:val="off"/>
+                <w:sz w:val="18"/>
+              </w:rPr>
+              <w:t>Ensemble reg</w:t>
+            </w:r>
+          </w:p>
+        </w:tc>
+        <w:tc>
+          <w:tcPr>
+            <w:tcW w:type="pct" w:w="3500"/>
+          </w:tcPr>
+          <w:p>
+            <w:r>
+              <w:t>Décret n°2021-1149 du 4 septembre 2021 portant extension du périmètre  et modification de la réglementation de la réserve naturelle nationale d’Iroise (Finistère)</w:t>
+            </w:r>
+          </w:p>
+        </w:tc>
+      </w:tr>
+      <w:tr>
+        <w:tc>
+          <w:tcPr>
+            <w:tcW w:type="pct" w:w="1500"/>
+          </w:tcPr>
+          <w:p>
+            <w:pPr>
+              <w:jc w:val="left"/>
+            </w:pPr>
+            <w:r>
+              <w:rPr>
+                <w:b w:val="off"/>
+                <w:sz w:val="18"/>
+              </w:rPr>
+              <w:t>Thématique</w:t>
+            </w:r>
+          </w:p>
+        </w:tc>
+        <w:tc>
+          <w:tcPr>
+            <w:tcW w:type="pct" w:w="3500"/>
+          </w:tcPr>
+          <w:p>
+            <w:r>
+              <w:t>AMP</w:t>
+            </w:r>
+          </w:p>
+        </w:tc>
+      </w:tr>
+      <w:tr>
+        <w:tc>
+          <w:tcPr>
+            <w:tcW w:type="pct" w:w="1500"/>
+          </w:tcPr>
+          <w:p>
+            <w:pPr>
+              <w:jc w:val="left"/>
+            </w:pPr>
+            <w:r>
+              <w:rPr>
+                <w:b w:val="off"/>
+                <w:sz w:val="18"/>
+              </w:rPr>
+              <w:t>Facade</w:t>
+            </w:r>
+          </w:p>
+        </w:tc>
+        <w:tc>
+          <w:tcPr>
+            <w:tcW w:type="pct" w:w="3500"/>
+          </w:tcPr>
+          <w:p>
+            <w:r>
+              <w:t>NAMO</w:t>
+            </w:r>
+          </w:p>
+        </w:tc>
+      </w:tr>
+      <w:tr>
+        <w:tc>
+          <w:tcPr>
+            <w:tcW w:type="pct" w:w="1500"/>
+          </w:tcPr>
+          <w:p>
+            <w:pPr>
+              <w:jc w:val="left"/>
+            </w:pPr>
+            <w:r>
+              <w:rPr>
+                <w:b w:val="off"/>
+                <w:sz w:val="18"/>
+              </w:rPr>
+              <w:t>Résumé reg.sur Légicem</w:t>
+            </w:r>
+          </w:p>
+        </w:tc>
+        <w:tc>
+          <w:tcPr>
+            <w:tcW w:type="pct" w:w="3500"/>
+          </w:tcPr>
+          <w:p>
+            <w:r>
+              <w:t>https://www.legifrance.gouv.fr/jorf/id/JORFTEXT000044019134</w:t>
+            </w:r>
+          </w:p>
+        </w:tc>
+      </w:tr>
+    </w:tbl>
+    <w:p/>
+    <w:p>
+      <w:r>
+        <w:rPr>
+          <w:rFonts w:ascii="Arial" w:hAnsi="Arial" w:cs="Arial" w:eastAsia="Arial"/>
+        </w:rPr>
+        <w:drawing>
+          <wp:inline distT="0" distR="0" distB="0" distL="0">
+            <wp:extent cx="6429375" cy="4286250"/>
+            <wp:docPr id="10" name="Drawing 10" descr="image.png"/>
+            <a:graphic>
+              <a:graphicData uri="http://schemas.openxmlformats.org/drawingml/2006/picture">
+                <pic:pic>
+                  <pic:nvPicPr>
+                    <pic:cNvPr id="0" name="Picture 10" descr="image.png"/>
+                    <pic:cNvPicPr>
+                      <a:picLocks noChangeAspect="true"/>
+                    </pic:cNvPicPr>
+                  </pic:nvPicPr>
+                  <pic:blipFill>
+                    <a:blip r:embed="rId8"/>
+                    <a:stretch>
+                      <a:fillRect/>
+                    </a:stretch>
+                  </pic:blipFill>
+                  <pic:spPr>
+                    <a:xfrm>
+                      <a:off x="0" y="0"/>
+                      <a:ext cx="6429375" cy="4286250"/>
+                    </a:xfrm>
+                    <a:prstGeom prst="rect">
+                      <a:avLst/>
+                    </a:prstGeom>
+                  </pic:spPr>
+                </pic:pic>
+              </a:graphicData>
+            </a:graphic>
+          </wp:inline>
+        </w:drawing>
+      </w:r>
+    </w:p>
+    <w:p>
+      <w:pPr>
+        <w:jc w:val="left"/>
+      </w:pPr>
+      <w:r>
+        <w:rPr>
+          <w:b w:val="on"/>
+          <w:sz w:val="24"/>
+          <w:rFonts w:ascii="Arial" w:hAnsi="Arial" w:cs="Arial" w:eastAsia="Arial"/>
+        </w:rPr>
+        <w:t>RNN Iroise</w:t>
+        <w:br/>
+      </w:r>
+    </w:p>
+    <w:tbl>
+      <w:tblPr>
+        <w:tblW w:w="5000" w:type="pct"/>
+        <w:tblBorders>
+          <w:top w:val="single" w:sz="4" w:color="D4E5F4"/>
+          <w:left w:val="single" w:sz="4" w:color="D4E5F4"/>
+          <w:bottom w:val="single" w:sz="4" w:color="D4E5F4"/>
+          <w:right w:val="single" w:sz="4" w:color="D4E5F4"/>
+          <w:insideH w:val="single" w:sz="4" w:color="D4E5F4"/>
+          <w:insideV w:val="single" w:sz="4" w:color="D4E5F4"/>
+        </w:tblBorders>
+      </w:tblPr>
+      <w:tr>
+        <w:tc>
+          <w:p/>
+        </w:tc>
+      </w:tr>
+      <w:tr>
+        <w:tc>
+          <w:tcPr>
+            <w:tcW w:type="pct" w:w="1500"/>
+          </w:tcPr>
+          <w:p>
+            <w:pPr>
+              <w:jc w:val="left"/>
+            </w:pPr>
+            <w:r>
+              <w:rPr>
+                <w:b w:val="off"/>
+                <w:sz w:val="18"/>
+              </w:rPr>
+              <w:t>Entité</w:t>
+            </w:r>
+          </w:p>
+        </w:tc>
+        <w:tc>
+          <w:tcPr>
+            <w:tcW w:type="pct" w:w="3500"/>
+          </w:tcPr>
+          <w:p>
+            <w:r>
+              <w:t>Zone 2</w:t>
+            </w:r>
+          </w:p>
+        </w:tc>
+      </w:tr>
+      <w:tr>
+        <w:tc>
+          <w:tcPr>
+            <w:tcW w:type="pct" w:w="1500"/>
+          </w:tcPr>
+          <w:p>
+            <w:pPr>
+              <w:jc w:val="left"/>
+            </w:pPr>
+            <w:r>
+              <w:rPr>
+                <w:b w:val="off"/>
+                <w:sz w:val="18"/>
+              </w:rPr>
+              <w:t>Ensemble reg</w:t>
+            </w:r>
+          </w:p>
+        </w:tc>
+        <w:tc>
+          <w:tcPr>
+            <w:tcW w:type="pct" w:w="3500"/>
+          </w:tcPr>
+          <w:p>
+            <w:r>
+              <w:t>Arrêté interpréfectoral N°2012/342 du 07/12/2012 autorisant l'occupation du domaine public maritime par une zone de mouillage et d'équipements légers au lieu-dit "La Maison Blanche" sur le littoral de la commune de Brest</w:t>
+            </w:r>
+          </w:p>
+        </w:tc>
+      </w:tr>
+      <w:tr>
+        <w:tc>
+          <w:tcPr>
+            <w:tcW w:type="pct" w:w="1500"/>
+          </w:tcPr>
+          <w:p>
+            <w:pPr>
+              <w:jc w:val="left"/>
+            </w:pPr>
+            <w:r>
+              <w:rPr>
+                <w:b w:val="off"/>
+                <w:sz w:val="18"/>
+              </w:rPr>
+              <w:t>Thématique</w:t>
+            </w:r>
+          </w:p>
+        </w:tc>
+        <w:tc>
+          <w:tcPr>
+            <w:tcW w:type="pct" w:w="3500"/>
+          </w:tcPr>
+          <w:p>
+            <w:r>
+              <w:t>Mouillage</w:t>
+            </w:r>
+          </w:p>
+        </w:tc>
+      </w:tr>
+      <w:tr>
+        <w:tc>
+          <w:tcPr>
+            <w:tcW w:type="pct" w:w="1500"/>
+          </w:tcPr>
+          <w:p>
+            <w:pPr>
+              <w:jc w:val="left"/>
+            </w:pPr>
+            <w:r>
+              <w:rPr>
+                <w:b w:val="off"/>
+                <w:sz w:val="18"/>
+              </w:rPr>
+              <w:t>Facade</w:t>
+            </w:r>
+          </w:p>
+        </w:tc>
+        <w:tc>
+          <w:tcPr>
+            <w:tcW w:type="pct" w:w="3500"/>
+          </w:tcPr>
+          <w:p>
+            <w:r>
+              <w:t>NAMO</w:t>
+            </w:r>
+          </w:p>
+        </w:tc>
+      </w:tr>
+      <w:tr>
+        <w:tc>
+          <w:tcPr>
+            <w:tcW w:type="pct" w:w="1500"/>
+          </w:tcPr>
+          <w:p>
+            <w:pPr>
+              <w:jc w:val="left"/>
+            </w:pPr>
+            <w:r>
+              <w:rPr>
+                <w:b w:val="off"/>
+                <w:sz w:val="18"/>
+              </w:rPr>
+              <w:t>Résumé reg.sur Légicem</w:t>
+            </w:r>
+          </w:p>
+        </w:tc>
+        <w:tc>
+          <w:tcPr>
+            <w:tcW w:type="pct" w:w="3500"/>
+          </w:tcPr>
+          <w:p>
+            <w:r>
+              <w:t>http://extranet.legicem.metier.developpement-durable.gouv.fr/fichier/pdf/2012-342-0018_cle018e67.pdf?arg=7895&amp;cle=44714cc87631312d51de5bad60a18337949b5072&amp;file=pdf%2F2012-342-0018_cle018e67.pdf</w:t>
+            </w:r>
+          </w:p>
+        </w:tc>
+      </w:tr>
+    </w:tbl>
+    <w:p/>
+    <w:p>
+      <w:r>
+        <w:rPr>
+          <w:rFonts w:ascii="Arial" w:hAnsi="Arial" w:cs="Arial" w:eastAsia="Arial"/>
+        </w:rPr>
+        <w:drawing>
+          <wp:inline distT="0" distR="0" distB="0" distL="0">
+            <wp:extent cx="6429375" cy="4286250"/>
+            <wp:docPr id="11" name="Drawing 11" descr="image.png"/>
+            <a:graphic>
+              <a:graphicData uri="http://schemas.openxmlformats.org/drawingml/2006/picture">
+                <pic:pic>
+                  <pic:nvPicPr>
+                    <pic:cNvPr id="0" name="Picture 11" descr="image.png"/>
+                    <pic:cNvPicPr>
+                      <a:picLocks noChangeAspect="true"/>
+                    </pic:cNvPicPr>
+                  </pic:nvPicPr>
+                  <pic:blipFill>
+                    <a:blip r:embed="rId8"/>
+                    <a:stretch>
+                      <a:fillRect/>
+                    </a:stretch>
+                  </pic:blipFill>
+                  <pic:spPr>
+                    <a:xfrm>
+                      <a:off x="0" y="0"/>
+                      <a:ext cx="6429375" cy="4286250"/>
+                    </a:xfrm>
+                    <a:prstGeom prst="rect">
+                      <a:avLst/>
+                    </a:prstGeom>
+                  </pic:spPr>
+                </pic:pic>
+              </a:graphicData>
+            </a:graphic>
+          </wp:inline>
+        </w:drawing>
+      </w:r>
+    </w:p>
+    <w:p>
+      <w:pPr>
+        <w:jc w:val="left"/>
+      </w:pPr>
+      <w:r>
+        <w:rPr>
+          <w:b w:val="on"/>
+          <w:sz w:val="24"/>
+          <w:rFonts w:ascii="Arial" w:hAnsi="Arial" w:cs="Arial" w:eastAsia="Arial"/>
+        </w:rPr>
+        <w:t>ZMEL maison blanche</w:t>
+        <w:br/>
+      </w:r>
+    </w:p>
+    <w:tbl>
+      <w:tblPr>
+        <w:tblW w:w="5000" w:type="pct"/>
+        <w:tblBorders>
+          <w:top w:val="single" w:sz="4" w:color="D4E5F4"/>
+          <w:left w:val="single" w:sz="4" w:color="D4E5F4"/>
+          <w:bottom w:val="single" w:sz="4" w:color="D4E5F4"/>
+          <w:right w:val="single" w:sz="4" w:color="D4E5F4"/>
+          <w:insideH w:val="single" w:sz="4" w:color="D4E5F4"/>
+          <w:insideV w:val="single" w:sz="4" w:color="D4E5F4"/>
+        </w:tblBorders>
+      </w:tblPr>
+      <w:tr>
+        <w:tc>
+          <w:p/>
+        </w:tc>
+      </w:tr>
+      <w:tr>
+        <w:tc>
+          <w:tcPr>
+            <w:tcW w:type="pct" w:w="1500"/>
+          </w:tcPr>
+          <w:p>
+            <w:pPr>
+              <w:jc w:val="left"/>
+            </w:pPr>
+            <w:r>
+              <w:rPr>
+                <w:b w:val="off"/>
+                <w:sz w:val="18"/>
+              </w:rPr>
+              <w:t>Entité</w:t>
+            </w:r>
+          </w:p>
+        </w:tc>
+        <w:tc>
+          <w:tcPr>
+            <w:tcW w:type="pct" w:w="3500"/>
+          </w:tcPr>
+          <w:p>
+            <w:r>
+              <w:t>Zone 1</w:t>
+            </w:r>
+          </w:p>
+        </w:tc>
+      </w:tr>
+      <w:tr>
+        <w:tc>
+          <w:tcPr>
+            <w:tcW w:type="pct" w:w="1500"/>
+          </w:tcPr>
+          <w:p>
+            <w:pPr>
+              <w:jc w:val="left"/>
+            </w:pPr>
+            <w:r>
+              <w:rPr>
+                <w:b w:val="off"/>
+                <w:sz w:val="18"/>
+              </w:rPr>
+              <w:t>Ensemble reg</w:t>
+            </w:r>
+          </w:p>
+        </w:tc>
+        <w:tc>
+          <w:tcPr>
+            <w:tcW w:type="pct" w:w="3500"/>
+          </w:tcPr>
+          <w:p>
+            <w:r>
+              <w:t>Arrêté interpréfectoral N°2012/342 du 07/12/2012 autorisant l'occupation du domaine public maritime par une zone de mouillage et d'équipements légers au lieu-dit "La Maison Blanche" sur le littoral de la commune de Brest</w:t>
+            </w:r>
+          </w:p>
+        </w:tc>
+      </w:tr>
+      <w:tr>
+        <w:tc>
+          <w:tcPr>
+            <w:tcW w:type="pct" w:w="1500"/>
+          </w:tcPr>
+          <w:p>
+            <w:pPr>
+              <w:jc w:val="left"/>
+            </w:pPr>
+            <w:r>
+              <w:rPr>
+                <w:b w:val="off"/>
+                <w:sz w:val="18"/>
+              </w:rPr>
+              <w:t>Thématique</w:t>
+            </w:r>
+          </w:p>
+        </w:tc>
+        <w:tc>
+          <w:tcPr>
+            <w:tcW w:type="pct" w:w="3500"/>
+          </w:tcPr>
+          <w:p>
+            <w:r>
+              <w:t>SAGE</w:t>
+            </w:r>
+          </w:p>
+        </w:tc>
+      </w:tr>
+      <w:tr>
+        <w:tc>
+          <w:tcPr>
+            <w:tcW w:type="pct" w:w="1500"/>
+          </w:tcPr>
+          <w:p>
+            <w:pPr>
+              <w:jc w:val="left"/>
+            </w:pPr>
+            <w:r>
+              <w:rPr>
+                <w:b w:val="off"/>
+                <w:sz w:val="18"/>
+              </w:rPr>
+              <w:t>Facade</w:t>
+            </w:r>
+          </w:p>
+        </w:tc>
+        <w:tc>
+          <w:tcPr>
+            <w:tcW w:type="pct" w:w="3500"/>
+          </w:tcPr>
+          <w:p>
+            <w:r>
+              <w:t>NAMO</w:t>
+            </w:r>
+          </w:p>
+        </w:tc>
+      </w:tr>
+      <w:tr>
+        <w:tc>
+          <w:tcPr>
+            <w:tcW w:type="pct" w:w="1500"/>
+          </w:tcPr>
+          <w:p>
+            <w:pPr>
+              <w:jc w:val="left"/>
+            </w:pPr>
+            <w:r>
+              <w:rPr>
+                <w:b w:val="off"/>
+                <w:sz w:val="18"/>
+              </w:rPr>
+              <w:t>Résumé reg.sur Légicem</w:t>
+            </w:r>
+          </w:p>
+        </w:tc>
+        <w:tc>
+          <w:tcPr>
+            <w:tcW w:type="pct" w:w="3500"/>
+          </w:tcPr>
+          <w:p>
+            <w:r>
+              <w:t>http://extranet.legicem.metier.developpement-durable.gouv.fr/fichier/pdf/2012-342-0018_cle018e67.pdf?arg=7895&amp;cle=44714cc87631312d51de5bad60a18337949b5072&amp;file=pdf%2F2012-342-0018_cle018e67.pdf</w:t>
+            </w:r>
+          </w:p>
+        </w:tc>
+      </w:tr>
+    </w:tbl>
+    <w:p/>
+    <w:p>
+      <w:r>
+        <w:rPr>
+          <w:rFonts w:ascii="Arial" w:hAnsi="Arial" w:cs="Arial" w:eastAsia="Arial"/>
+        </w:rPr>
+        <w:drawing>
+          <wp:inline distT="0" distR="0" distB="0" distL="0">
+            <wp:extent cx="6429375" cy="4286250"/>
+            <wp:docPr id="12" name="Drawing 12" descr="image.png"/>
+            <a:graphic>
+              <a:graphicData uri="http://schemas.openxmlformats.org/drawingml/2006/picture">
+                <pic:pic>
+                  <pic:nvPicPr>
+                    <pic:cNvPr id="0" name="Picture 12" descr="image.png"/>
+                    <pic:cNvPicPr>
+                      <a:picLocks noChangeAspect="true"/>
+                    </pic:cNvPicPr>
+                  </pic:nvPicPr>
+                  <pic:blipFill>
+                    <a:blip r:embed="rId8"/>
+                    <a:stretch>
+                      <a:fillRect/>
+                    </a:stretch>
+                  </pic:blipFill>
+                  <pic:spPr>
+                    <a:xfrm>
+                      <a:off x="0" y="0"/>
+                      <a:ext cx="6429375" cy="4286250"/>
+                    </a:xfrm>
+                    <a:prstGeom prst="rect">
+                      <a:avLst/>
+                    </a:prstGeom>
+                  </pic:spPr>
+                </pic:pic>
+              </a:graphicData>
+            </a:graphic>
+          </wp:inline>
+        </w:drawing>
+      </w:r>
+    </w:p>
+    <w:p>
+      <w:pPr>
+        <w:jc w:val="left"/>
+      </w:pPr>
+      <w:r>
+        <w:rPr>
+          <w:b w:val="on"/>
+          <w:sz w:val="24"/>
+          <w:rFonts w:ascii="Arial" w:hAnsi="Arial" w:cs="Arial" w:eastAsia="Arial"/>
+        </w:rPr>
+        <w:t>ZMEL maison blanche</w:t>
+        <w:br/>
+      </w:r>
+    </w:p>
+    <w:tbl>
+      <w:tblPr>
+        <w:tblW w:w="5000" w:type="pct"/>
+        <w:tblBorders>
+          <w:top w:val="single" w:sz="4" w:color="D4E5F4"/>
+          <w:left w:val="single" w:sz="4" w:color="D4E5F4"/>
+          <w:bottom w:val="single" w:sz="4" w:color="D4E5F4"/>
+          <w:right w:val="single" w:sz="4" w:color="D4E5F4"/>
+          <w:insideH w:val="single" w:sz="4" w:color="D4E5F4"/>
+          <w:insideV w:val="single" w:sz="4" w:color="D4E5F4"/>
+        </w:tblBorders>
+      </w:tblPr>
+      <w:tr>
+        <w:tc>
+          <w:p/>
+        </w:tc>
+      </w:tr>
+      <w:tr>
+        <w:tc>
+          <w:tcPr>
+            <w:tcW w:type="pct" w:w="1500"/>
+          </w:tcPr>
+          <w:p>
+            <w:pPr>
+              <w:jc w:val="left"/>
+            </w:pPr>
+            <w:r>
+              <w:rPr>
+                <w:b w:val="off"/>
+                <w:sz w:val="18"/>
+              </w:rPr>
+              <w:t>Entité</w:t>
+            </w:r>
+          </w:p>
+        </w:tc>
+        <w:tc>
+          <w:tcPr>
+            <w:tcW w:type="pct" w:w="3500"/>
+          </w:tcPr>
+          <w:p>
+            <w:r>
+              <w:t>Zone reglementée</w:t>
+            </w:r>
+          </w:p>
+        </w:tc>
+      </w:tr>
+      <w:tr>
+        <w:tc>
+          <w:tcPr>
+            <w:tcW w:type="pct" w:w="1500"/>
+          </w:tcPr>
+          <w:p>
+            <w:pPr>
+              <w:jc w:val="left"/>
+            </w:pPr>
+            <w:r>
+              <w:rPr>
+                <w:b w:val="off"/>
+                <w:sz w:val="18"/>
+              </w:rPr>
+              <w:t>Ensemble reg</w:t>
+            </w:r>
+          </w:p>
+        </w:tc>
+        <w:tc>
+          <w:tcPr>
+            <w:tcW w:type="pct" w:w="3500"/>
+          </w:tcPr>
+          <w:p>
+            <w:r>
+              <w:t>Arrêté préfectoral n° 2016/125\nréglementant la navigation et le mouillage ainsi que la baignade et toutes les activités nautiques et\nsubaquatiques aux abords de l'île de Bannec située sur le territoire de la commune du Conquet</w:t>
+            </w:r>
+          </w:p>
+        </w:tc>
+      </w:tr>
+      <w:tr>
+        <w:tc>
+          <w:tcPr>
+            <w:tcW w:type="pct" w:w="1500"/>
+          </w:tcPr>
+          <w:p>
+            <w:pPr>
+              <w:jc w:val="left"/>
+            </w:pPr>
+            <w:r>
+              <w:rPr>
+                <w:b w:val="off"/>
+                <w:sz w:val="18"/>
+              </w:rPr>
+              <w:t>Thématique</w:t>
+            </w:r>
+          </w:p>
+        </w:tc>
+        <w:tc>
+          <w:tcPr>
+            <w:tcW w:type="pct" w:w="3500"/>
+          </w:tcPr>
+          <w:p>
+            <w:r>
+              <w:t>Mixte</w:t>
+            </w:r>
+          </w:p>
+        </w:tc>
+      </w:tr>
+      <w:tr>
+        <w:tc>
+          <w:tcPr>
+            <w:tcW w:type="pct" w:w="1500"/>
+          </w:tcPr>
+          <w:p>
+            <w:pPr>
+              <w:jc w:val="left"/>
+            </w:pPr>
+            <w:r>
+              <w:rPr>
+                <w:b w:val="off"/>
+                <w:sz w:val="18"/>
+              </w:rPr>
+              <w:t>Facade</w:t>
+            </w:r>
+          </w:p>
+        </w:tc>
+        <w:tc>
+          <w:tcPr>
+            <w:tcW w:type="pct" w:w="3500"/>
+          </w:tcPr>
+          <w:p>
+            <w:r>
+              <w:t>NAMO</w:t>
+            </w:r>
+          </w:p>
+        </w:tc>
+      </w:tr>
+      <w:tr>
+        <w:tc>
+          <w:tcPr>
+            <w:tcW w:type="pct" w:w="1500"/>
+          </w:tcPr>
+          <w:p>
+            <w:pPr>
+              <w:jc w:val="left"/>
+            </w:pPr>
+            <w:r>
+              <w:rPr>
+                <w:b w:val="off"/>
+                <w:sz w:val="18"/>
+              </w:rPr>
+              <w:t>Résumé reg.sur Légicem</w:t>
+            </w:r>
+          </w:p>
+        </w:tc>
+        <w:tc>
+          <w:tcPr>
+            <w:tcW w:type="pct" w:w="3500"/>
+          </w:tcPr>
+          <w:p>
+            <w:r>
+              <w:t>http://extranet.legicem.metier.developpement-durable.gouv.fr/spip.php?page=article&amp;id_article=4519&amp;id_rubrique=1098&amp;var_mode=calcul</w:t>
+            </w:r>
+          </w:p>
+        </w:tc>
+      </w:tr>
+    </w:tbl>
+    <w:p/>
+    <w:p>
+      <w:r>
+        <w:rPr>
+          <w:rFonts w:ascii="Arial" w:hAnsi="Arial" w:cs="Arial" w:eastAsia="Arial"/>
+        </w:rPr>
+        <w:drawing>
+          <wp:inline distT="0" distR="0" distB="0" distL="0">
+            <wp:extent cx="6429375" cy="4286250"/>
+            <wp:docPr id="13" name="Drawing 13" descr="image.png"/>
+            <a:graphic>
+              <a:graphicData uri="http://schemas.openxmlformats.org/drawingml/2006/picture">
+                <pic:pic>
+                  <pic:nvPicPr>
+                    <pic:cNvPr id="0" name="Picture 13" descr="image.png"/>
+                    <pic:cNvPicPr>
+                      <a:picLocks noChangeAspect="true"/>
+                    </pic:cNvPicPr>
+                  </pic:nvPicPr>
+                  <pic:blipFill>
+                    <a:blip r:embed="rId8"/>
+                    <a:stretch>
+                      <a:fillRect/>
+                    </a:stretch>
+                  </pic:blipFill>
+                  <pic:spPr>
+                    <a:xfrm>
+                      <a:off x="0" y="0"/>
+                      <a:ext cx="6429375" cy="4286250"/>
+                    </a:xfrm>
+                    <a:prstGeom prst="rect">
+                      <a:avLst/>
+                    </a:prstGeom>
+                  </pic:spPr>
+                </pic:pic>
+              </a:graphicData>
+            </a:graphic>
+          </wp:inline>
+        </w:drawing>
+      </w:r>
+    </w:p>
+    <w:p>
+      <w:pPr>
+        <w:jc w:val="left"/>
+      </w:pPr>
+      <w:r>
+        <w:rPr>
+          <w:b w:val="on"/>
+          <w:sz w:val="24"/>
+          <w:rFonts w:ascii="Arial" w:hAnsi="Arial" w:cs="Arial" w:eastAsia="Arial"/>
+        </w:rPr>
+        <w:t>Mouillage Conquet Ile de bannec</w:t>
+        <w:br/>
+      </w:r>
+    </w:p>
+    <w:tbl>
+      <w:tblPr>
+        <w:tblW w:w="5000" w:type="pct"/>
+        <w:tblBorders>
+          <w:top w:val="single" w:sz="4" w:color="D4E5F4"/>
+          <w:left w:val="single" w:sz="4" w:color="D4E5F4"/>
+          <w:bottom w:val="single" w:sz="4" w:color="D4E5F4"/>
+          <w:right w:val="single" w:sz="4" w:color="D4E5F4"/>
+          <w:insideH w:val="single" w:sz="4" w:color="D4E5F4"/>
+          <w:insideV w:val="single" w:sz="4" w:color="D4E5F4"/>
+        </w:tblBorders>
+      </w:tblPr>
+      <w:tr>
+        <w:tc>
+          <w:p/>
+        </w:tc>
+      </w:tr>
+      <w:tr>
+        <w:tc>
+          <w:tcPr>
+            <w:tcW w:type="pct" w:w="1500"/>
+          </w:tcPr>
+          <w:p>
+            <w:pPr>
+              <w:jc w:val="left"/>
+            </w:pPr>
+            <w:r>
+              <w:rPr>
+                <w:b w:val="off"/>
+                <w:sz w:val="18"/>
+              </w:rPr>
+              <w:t>Entité</w:t>
+            </w:r>
+          </w:p>
+        </w:tc>
+        <w:tc>
+          <w:tcPr>
+            <w:tcW w:type="pct" w:w="3500"/>
+          </w:tcPr>
+          <w:p>
+            <w:r>
+              <w:t>Zone au nord de la cale</w:t>
+            </w:r>
+          </w:p>
+        </w:tc>
+      </w:tr>
+      <w:tr>
+        <w:tc>
+          <w:tcPr>
+            <w:tcW w:type="pct" w:w="1500"/>
+          </w:tcPr>
+          <w:p>
+            <w:pPr>
+              <w:jc w:val="left"/>
+            </w:pPr>
+            <w:r>
+              <w:rPr>
+                <w:b w:val="off"/>
+                <w:sz w:val="18"/>
+              </w:rPr>
+              <w:t>Ensemble reg</w:t>
+            </w:r>
+          </w:p>
+        </w:tc>
+        <w:tc>
+          <w:tcPr>
+            <w:tcW w:type="pct" w:w="3500"/>
+          </w:tcPr>
+          <w:p>
+            <w:r>
+              <w:t>Arrêté inter-préfectoral N°2020118-0003 autorisant l'occupation temporaire du domaine public maritime par une zone de mouillages et d'équipements légers au lit-dit "Cale de Quérlen" sur le littoral de la commune de Roscanvel</w:t>
+            </w:r>
+          </w:p>
+        </w:tc>
+      </w:tr>
+      <w:tr>
+        <w:tc>
+          <w:tcPr>
+            <w:tcW w:type="pct" w:w="1500"/>
+          </w:tcPr>
+          <w:p>
+            <w:pPr>
+              <w:jc w:val="left"/>
+            </w:pPr>
+            <w:r>
+              <w:rPr>
+                <w:b w:val="off"/>
+                <w:sz w:val="18"/>
+              </w:rPr>
+              <w:t>Thématique</w:t>
+            </w:r>
+          </w:p>
+        </w:tc>
+        <w:tc>
+          <w:tcPr>
+            <w:tcW w:type="pct" w:w="3500"/>
+          </w:tcPr>
+          <w:p>
+            <w:r>
+              <w:t>Mouillage</w:t>
+            </w:r>
+          </w:p>
+        </w:tc>
+      </w:tr>
+      <w:tr>
+        <w:tc>
+          <w:tcPr>
+            <w:tcW w:type="pct" w:w="1500"/>
+          </w:tcPr>
+          <w:p>
+            <w:pPr>
+              <w:jc w:val="left"/>
+            </w:pPr>
+            <w:r>
+              <w:rPr>
+                <w:b w:val="off"/>
+                <w:sz w:val="18"/>
+              </w:rPr>
+              <w:t>Facade</w:t>
+            </w:r>
+          </w:p>
+        </w:tc>
+        <w:tc>
+          <w:tcPr>
+            <w:tcW w:type="pct" w:w="3500"/>
+          </w:tcPr>
+          <w:p>
+            <w:r>
+              <w:t>NAMO</w:t>
+            </w:r>
+          </w:p>
+        </w:tc>
+      </w:tr>
+      <w:tr>
+        <w:tc>
+          <w:tcPr>
+            <w:tcW w:type="pct" w:w="1500"/>
+          </w:tcPr>
+          <w:p>
+            <w:pPr>
+              <w:jc w:val="left"/>
+            </w:pPr>
+            <w:r>
+              <w:rPr>
+                <w:b w:val="off"/>
+                <w:sz w:val="18"/>
+              </w:rPr>
+              <w:t>Résumé reg.sur Légicem</w:t>
+            </w:r>
+          </w:p>
+        </w:tc>
+        <w:tc>
+          <w:tcPr>
+            <w:tcW w:type="pct" w:w="3500"/>
+          </w:tcPr>
+          <w:p>
+            <w:r>
+              <w:t>http://extranet.legicem.metier.developpement-durable.gouv.fr/zmel-roscanvel-a3474.html?id_rub=1098</w:t>
+            </w:r>
+          </w:p>
+        </w:tc>
+      </w:tr>
+    </w:tbl>
+    <w:p/>
+    <w:p>
+      <w:r>
+        <w:rPr>
+          <w:rFonts w:ascii="Arial" w:hAnsi="Arial" w:cs="Arial" w:eastAsia="Arial"/>
+        </w:rPr>
+        <w:drawing>
+          <wp:inline distT="0" distR="0" distB="0" distL="0">
+            <wp:extent cx="6429375" cy="4286250"/>
+            <wp:docPr id="14" name="Drawing 14" descr="image.png"/>
+            <a:graphic>
+              <a:graphicData uri="http://schemas.openxmlformats.org/drawingml/2006/picture">
+                <pic:pic>
+                  <pic:nvPicPr>
+                    <pic:cNvPr id="0" name="Picture 14" descr="image.png"/>
+                    <pic:cNvPicPr>
+                      <a:picLocks noChangeAspect="true"/>
+                    </pic:cNvPicPr>
+                  </pic:nvPicPr>
+                  <pic:blipFill>
+                    <a:blip r:embed="rId8"/>
+                    <a:stretch>
+                      <a:fillRect/>
+                    </a:stretch>
+                  </pic:blipFill>
+                  <pic:spPr>
+                    <a:xfrm>
+                      <a:off x="0" y="0"/>
+                      <a:ext cx="6429375" cy="4286250"/>
+                    </a:xfrm>
+                    <a:prstGeom prst="rect">
+                      <a:avLst/>
+                    </a:prstGeom>
+                  </pic:spPr>
+                </pic:pic>
+              </a:graphicData>
+            </a:graphic>
+          </wp:inline>
+        </w:drawing>
+      </w:r>
+    </w:p>
+    <w:p>
+      <w:pPr>
+        <w:jc w:val="left"/>
+      </w:pPr>
+      <w:r>
+        <w:rPr>
+          <w:b w:val="on"/>
+          <w:sz w:val="24"/>
+          <w:rFonts w:ascii="Arial" w:hAnsi="Arial" w:cs="Arial" w:eastAsia="Arial"/>
+        </w:rPr>
+        <w:t>ZMEL Cale Querlen</w:t>
+        <w:br/>
+      </w:r>
+    </w:p>
+    <w:p>
+      <w:pPr>
+        <w:pageBreakBefore w:val="1"/>
+        <w:rPr>
+          <w:rFonts w:ascii="Arial" w:cs="Arial" w:eastAsia="Arial" w:hAnsi="Arial"/>
+          <w:b w:val="1"/>
+          <w:i w:val="0"/>
+          <w:smallCaps w:val="0"/>
+          <w:strike w:val="0"/>
+          <w:color w:val="3b4559"/>
+          <w:sz w:val="16"/>
+          <w:szCs w:val="16"/>
+          <w:u w:val="none"/>
+          <w:shd w:fill="auto" w:val="clear"/>
+          <w:vertAlign w:val="baseline"/>
+        </w:rPr>
+      </w:pPr>
+      <w:bookmarkStart w:colFirst="0" w:colLast="0" w:name="_bqob7wjjjgwn" w:id="0"/>
+      <w:bookmarkEnd w:id="0"/>
+      <w:r>
+        <w:rPr>
+          <w:rFonts w:ascii="Arial" w:cs="Arial" w:eastAsia="Arial" w:hAnsi="Arial"/>
+          <w:color w:val="282f3e"/>
+          <w:sz w:val="32"/>
+          <w:szCs w:val="32"/>
+          <w:rtl w:val="0"/>
+        </w:rPr>
+        <w:t xml:space="preserve">Aires marines protégées</w:t>
+      </w:r>
+      <w:r>
+        <w:rPr>
+          <w:rFonts w:ascii="Arial" w:cs="Arial" w:eastAsia="Arial" w:hAnsi="Arial"/>
+          <w:color w:val="515151"/>
+          <w:sz w:val="28"/>
+          <w:szCs w:val="28"/>
+          <w:rtl w:val="0"/>
+        </w:rPr>
+        <w:t xml:space="preserve">   </w:t>
+      </w:r>
+      <w:r>
+        <w:rPr>
+          <w:rFonts w:ascii="Arial" w:cs="Arial" w:eastAsia="Arial" w:hAnsi="Arial"/>
+          <w:b w:val="1"/>
+          <w:color w:val="3b4559"/>
+          <w:sz w:val="16"/>
+          <w:szCs w:val="16"/>
+          <w:rtl w:val="0"/>
+        </w:rPr>
+        <w:t xml:space="preserve">0 sélectionnées</w:t>
+      </w:r>
+      <w:r>
+        <w:rPr>
+          <w:rtl w:val="0"/>
+          <w:rFonts w:ascii="Arial" w:hAnsi="Arial" w:cs="Arial" w:eastAsia="Arial"/>
         </w:rPr>
       </w:r>
     </w:p>
@@ -6500,64 +8573,8 @@
       <w:r>
         <w:rPr>
           <w:rtl w:val="0"/>
-        </w:rPr>
-      </w:r>
-    </w:p>
-    <w:p>
-      <w:pPr>
-        <w:pageBreakBefore w:val="1"/>
-        <w:rPr>
-          <w:rFonts w:ascii="Arial" w:cs="Arial" w:eastAsia="Arial" w:hAnsi="Arial"/>
-          <w:b w:val="1"/>
-          <w:i w:val="0"/>
-          <w:smallCaps w:val="0"/>
-          <w:strike w:val="0"/>
-          <w:color w:val="3b4559"/>
-          <w:sz w:val="16"/>
-          <w:szCs w:val="16"/>
-          <w:u w:val="none"/>
-          <w:shd w:fill="auto" w:val="clear"/>
-          <w:vertAlign w:val="baseline"/>
-        </w:rPr>
-      </w:pPr>
-      <w:bookmarkStart w:colFirst="0" w:colLast="0" w:name="_bqob7wjjjgwn" w:id="0"/>
-      <w:bookmarkEnd w:id="0"/>
-      <w:r>
-        <w:rPr>
-          <w:rFonts w:ascii="Arial" w:cs="Arial" w:eastAsia="Arial" w:hAnsi="Arial"/>
-          <w:color w:val="282f3e"/>
-          <w:sz w:val="32"/>
-          <w:szCs w:val="32"/>
-          <w:rtl w:val="0"/>
-        </w:rPr>
-        <w:t xml:space="preserve">Aires marines protégées</w:t>
-      </w:r>
-      <w:r>
-        <w:rPr>
-          <w:rFonts w:ascii="Arial" w:cs="Arial" w:eastAsia="Arial" w:hAnsi="Arial"/>
-          <w:color w:val="515151"/>
-          <w:sz w:val="28"/>
-          <w:szCs w:val="28"/>
-          <w:rtl w:val="0"/>
-        </w:rPr>
-        <w:t xml:space="preserve">   </w:t>
-      </w:r>
-      <w:r>
-        <w:rPr>
-          <w:rFonts w:ascii="Arial" w:cs="Arial" w:eastAsia="Arial" w:hAnsi="Arial"/>
-          <w:b w:val="1"/>
-          <w:color w:val="3b4559"/>
-          <w:sz w:val="16"/>
-          <w:szCs w:val="16"/>
-          <w:rtl w:val="0"/>
-        </w:rPr>
-        <w:t xml:space="preserve">4 sélectionnées</w:t>
-      </w:r>
-      <w:r>
-        <w:rPr>
-          <w:rtl w:val="0"/>
-        </w:rPr>
-        <w:t/>
+          <w:rFonts w:ascii="Arial" w:hAnsi="Arial" w:cs="Arial" w:eastAsia="Arial"/>
+        </w:rPr>
       </w:r>
     </w:p>
     <w:p>
@@ -6594,6 +8611,7 @@
       <w:r>
         <w:rPr>
           <w:rtl w:val="0"/>
+          <w:rFonts w:ascii="Arial" w:hAnsi="Arial" w:cs="Arial" w:eastAsia="Arial"/>
         </w:rPr>
       </w:r>
     </w:p>
@@ -6631,6 +8649,7 @@
       <w:r>
         <w:rPr>
           <w:rtl w:val="0"/>
+          <w:rFonts w:ascii="Arial" w:hAnsi="Arial" w:cs="Arial" w:eastAsia="Arial"/>
         </w:rPr>
       </w:r>
     </w:p>
@@ -6668,6 +8687,7 @@
       <w:r>
         <w:rPr>
           <w:rtl w:val="0"/>
+          <w:rFonts w:ascii="Arial" w:hAnsi="Arial" w:cs="Arial" w:eastAsia="Arial"/>
         </w:rPr>
       </w:r>
     </w:p>
@@ -6705,6 +8725,7 @@
       <w:r>
         <w:rPr>
           <w:rtl w:val="0"/>
+          <w:rFonts w:ascii="Arial" w:hAnsi="Arial" w:cs="Arial" w:eastAsia="Arial"/>
         </w:rPr>
       </w:r>
     </w:p>
@@ -6742,6 +8763,7 @@
       <w:r>
         <w:rPr>
           <w:rtl w:val="0"/>
+          <w:rFonts w:ascii="Arial" w:hAnsi="Arial" w:cs="Arial" w:eastAsia="Arial"/>
         </w:rPr>
       </w:r>
     </w:p>
@@ -6779,6 +8801,7 @@
       <w:r>
         <w:rPr>
           <w:rtl w:val="0"/>
+          <w:rFonts w:ascii="Arial" w:hAnsi="Arial" w:cs="Arial" w:eastAsia="Arial"/>
         </w:rPr>
       </w:r>
     </w:p>
@@ -6816,6 +8839,7 @@
       <w:r>
         <w:rPr>
           <w:rtl w:val="0"/>
+          <w:rFonts w:ascii="Arial" w:hAnsi="Arial" w:cs="Arial" w:eastAsia="Arial"/>
         </w:rPr>
       </w:r>
     </w:p>
@@ -6853,6 +8877,7 @@
       <w:r>
         <w:rPr>
           <w:rtl w:val="0"/>
+          <w:rFonts w:ascii="Arial" w:hAnsi="Arial" w:cs="Arial" w:eastAsia="Arial"/>
         </w:rPr>
       </w:r>
     </w:p>
@@ -6890,6 +8915,7 @@
       <w:r>
         <w:rPr>
           <w:rtl w:val="0"/>
+          <w:rFonts w:ascii="Arial" w:hAnsi="Arial" w:cs="Arial" w:eastAsia="Arial"/>
         </w:rPr>
       </w:r>
     </w:p>
@@ -6927,6 +8953,7 @@
       <w:r>
         <w:rPr>
           <w:rtl w:val="0"/>
+          <w:rFonts w:ascii="Arial" w:hAnsi="Arial" w:cs="Arial" w:eastAsia="Arial"/>
         </w:rPr>
       </w:r>
     </w:p>
@@ -6964,6 +8991,7 @@
       <w:r>
         <w:rPr>
           <w:rtl w:val="0"/>
+          <w:rFonts w:ascii="Arial" w:hAnsi="Arial" w:cs="Arial" w:eastAsia="Arial"/>
         </w:rPr>
       </w:r>
     </w:p>
@@ -7001,6 +9029,7 @@
       <w:r>
         <w:rPr>
           <w:rtl w:val="0"/>
+          <w:rFonts w:ascii="Arial" w:hAnsi="Arial" w:cs="Arial" w:eastAsia="Arial"/>
         </w:rPr>
       </w:r>
     </w:p>
@@ -7038,6 +9067,7 @@
       <w:r>
         <w:rPr>
           <w:rtl w:val="0"/>
+          <w:rFonts w:ascii="Arial" w:hAnsi="Arial" w:cs="Arial" w:eastAsia="Arial"/>
         </w:rPr>
       </w:r>
     </w:p>
@@ -7075,6 +9105,7 @@
       <w:r>
         <w:rPr>
           <w:rtl w:val="0"/>
+          <w:rFonts w:ascii="Arial" w:hAnsi="Arial" w:cs="Arial" w:eastAsia="Arial"/>
         </w:rPr>
       </w:r>
     </w:p>
@@ -7112,6 +9143,7 @@
       <w:r>
         <w:rPr>
           <w:rtl w:val="0"/>
+          <w:rFonts w:ascii="Arial" w:hAnsi="Arial" w:cs="Arial" w:eastAsia="Arial"/>
         </w:rPr>
       </w:r>
     </w:p>
@@ -7149,6 +9181,7 @@
       <w:r>
         <w:rPr>
           <w:rtl w:val="0"/>
+          <w:rFonts w:ascii="Arial" w:hAnsi="Arial" w:cs="Arial" w:eastAsia="Arial"/>
         </w:rPr>
       </w:r>
     </w:p>
@@ -7186,6 +9219,7 @@
       <w:r>
         <w:rPr>
           <w:rtl w:val="0"/>
+          <w:rFonts w:ascii="Arial" w:hAnsi="Arial" w:cs="Arial" w:eastAsia="Arial"/>
         </w:rPr>
       </w:r>
     </w:p>
@@ -7223,6 +9257,7 @@
       <w:r>
         <w:rPr>
           <w:rtl w:val="0"/>
+          <w:rFonts w:ascii="Arial" w:hAnsi="Arial" w:cs="Arial" w:eastAsia="Arial"/>
         </w:rPr>
       </w:r>
     </w:p>
@@ -7260,6 +9295,7 @@
       <w:r>
         <w:rPr>
           <w:rtl w:val="0"/>
+          <w:rFonts w:ascii="Arial" w:hAnsi="Arial" w:cs="Arial" w:eastAsia="Arial"/>
         </w:rPr>
       </w:r>
     </w:p>
@@ -7297,6 +9333,7 @@
       <w:r>
         <w:rPr>
           <w:rtl w:val="0"/>
+          <w:rFonts w:ascii="Arial" w:hAnsi="Arial" w:cs="Arial" w:eastAsia="Arial"/>
         </w:rPr>
       </w:r>
     </w:p>
@@ -7334,6 +9371,7 @@
       <w:r>
         <w:rPr>
           <w:rtl w:val="0"/>
+          <w:rFonts w:ascii="Arial" w:hAnsi="Arial" w:cs="Arial" w:eastAsia="Arial"/>
         </w:rPr>
       </w:r>
     </w:p>
@@ -7371,6 +9409,7 @@
       <w:r>
         <w:rPr>
           <w:rtl w:val="0"/>
+          <w:rFonts w:ascii="Arial" w:hAnsi="Arial" w:cs="Arial" w:eastAsia="Arial"/>
         </w:rPr>
       </w:r>
     </w:p>
@@ -7408,6 +9447,7 @@
       <w:r>
         <w:rPr>
           <w:rtl w:val="0"/>
+          <w:rFonts w:ascii="Arial" w:hAnsi="Arial" w:cs="Arial" w:eastAsia="Arial"/>
         </w:rPr>
       </w:r>
     </w:p>
@@ -7435,16 +9475,117 @@
           <w:smallCaps w:val="0"/>
           <w:strike w:val="0"/>
           <w:color w:val="3b4559"/>
+          <w:sz w:val="20"/>
+          <w:szCs w:val="20"/>
+          <w:u w:val="none"/>
+          <w:shd w:fill="auto" w:val="clear"/>
+          <w:vertAlign w:val="baseline"/>
+        </w:rPr>
+      </w:pPr>
+      <w:r>
+        <w:rPr>
+          <w:rtl w:val="0"/>
+          <w:rFonts w:ascii="Arial" w:hAnsi="Arial" w:cs="Arial" w:eastAsia="Arial"/>
+        </w:rPr>
+      </w:r>
+    </w:p>
+    <w:p>
+      <w:pPr>
+        <w:keepNext w:val="0"/>
+        <w:keepLines w:val="0"/>
+        <w:pageBreakBefore w:val="1"/>
+        <w:widowControl w:val="1"/>
+        <w:pBdr>
+          <w:top w:space="0" w:sz="0" w:val="nil"/>
+          <w:left w:space="0" w:sz="0" w:val="nil"/>
+          <w:bottom w:space="0" w:sz="0" w:val="nil"/>
+          <w:right w:space="0" w:sz="0" w:val="nil"/>
+          <w:between w:space="0" w:sz="0" w:val="nil"/>
+        </w:pBdr>
+        <w:shd w:fill="auto" w:val="clear"/>
+        <w:spacing w:after="0" w:before="0" w:line="240" w:lineRule="auto"/>
+        <w:ind w:left="0" w:right="0" w:firstLine="0"/>
+        <w:jc w:val="left"/>
+        <w:rPr>
+          <w:rFonts w:ascii="Arial" w:cs="Arial" w:eastAsia="Arial" w:hAnsi="Arial"/>
+          <w:b w:val="0"/>
+          <w:i w:val="0"/>
+          <w:smallCaps w:val="0"/>
+          <w:strike w:val="0"/>
+          <w:color w:val="515151"/>
+          <w:sz w:val="28"/>
+          <w:szCs w:val="28"/>
+          <w:u w:val="none"/>
+          <w:shd w:fill="auto" w:val="clear"/>
+          <w:vertAlign w:val="baseline"/>
+        </w:rPr>
+      </w:pPr>
+      <w:r>
+        <w:rPr>
+          <w:rFonts w:ascii="Arial" w:cs="Arial" w:eastAsia="Arial" w:hAnsi="Arial"/>
+          <w:b w:val="0"/>
+          <w:i w:val="0"/>
+          <w:smallCaps w:val="0"/>
+          <w:strike w:val="0"/>
+          <w:color w:val="282f3e"/>
+          <w:sz w:val="32"/>
+          <w:szCs w:val="32"/>
+          <w:u w:val="none"/>
+          <w:shd w:fill="auto" w:val="clear"/>
+          <w:vertAlign w:val="baseline"/>
+          <w:rtl w:val="0"/>
+        </w:rPr>
+        <w:t xml:space="preserve">Zones de vigilance</w:t>
+      </w:r>
+      <w:r>
+        <w:rPr>
+          <w:rFonts w:ascii="Arial" w:cs="Arial" w:eastAsia="Arial" w:hAnsi="Arial"/>
+          <w:b w:val="0"/>
+          <w:i w:val="0"/>
+          <w:smallCaps w:val="0"/>
+          <w:strike w:val="0"/>
+          <w:color w:val="515151"/>
+          <w:sz w:val="28"/>
+          <w:szCs w:val="28"/>
+          <w:u w:val="none"/>
+          <w:shd w:fill="auto" w:val="clear"/>
+          <w:vertAlign w:val="baseline"/>
+          <w:rtl w:val="0"/>
+        </w:rPr>
+        <w:t xml:space="preserve">   </w:t>
+      </w:r>
+      <w:r>
+        <w:rPr>
+          <w:rFonts w:ascii="Arial" w:cs="Arial" w:eastAsia="Arial" w:hAnsi="Arial"/>
+          <w:b w:val="1"/>
+          <w:color w:val="3b4559"/>
+          <w:sz w:val="16"/>
+          <w:szCs w:val="16"/>
+          <w:rtl w:val="0"/>
+        </w:rPr>
+        <w:t xml:space="preserve">0</w:t>
+      </w:r>
+      <w:r>
+        <w:rPr>
+          <w:rFonts w:ascii="Arial" w:cs="Arial" w:eastAsia="Arial" w:hAnsi="Arial"/>
+          <w:b w:val="1"/>
+          <w:i w:val="0"/>
+          <w:smallCaps w:val="0"/>
+          <w:strike w:val="0"/>
+          <w:color w:val="3b4559"/>
           <w:sz w:val="16"/>
           <w:szCs w:val="16"/>
           <w:u w:val="none"/>
           <w:shd w:fill="auto" w:val="clear"/>
           <w:vertAlign w:val="baseline"/>
-        </w:rPr>
-      </w:pPr>
-      <w:r>
-        <w:rPr>
           <w:rtl w:val="0"/>
+        </w:rPr>
+        <w:t xml:space="preserve"> sélectionnées</w:t>
+      </w:r>
+      <w:r>
+        <w:rPr>
+          <w:rtl w:val="0"/>
+          <w:rFonts w:ascii="Arial" w:hAnsi="Arial" w:cs="Arial" w:eastAsia="Arial"/>
         </w:rPr>
       </w:r>
     </w:p>
@@ -7472,8 +9613,8 @@
           <w:smallCaps w:val="0"/>
           <w:strike w:val="0"/>
           <w:color w:val="3b4559"/>
-          <w:sz w:val="20"/>
-          <w:szCs w:val="20"/>
+          <w:sz w:val="16"/>
+          <w:szCs w:val="16"/>
           <w:u w:val="none"/>
           <w:shd w:fill="auto" w:val="clear"/>
           <w:vertAlign w:val="baseline"/>
@@ -7482,6 +9623,193 @@
       <w:r>
         <w:rPr>
           <w:rtl w:val="0"/>
+          <w:rFonts w:ascii="Arial" w:hAnsi="Arial" w:cs="Arial" w:eastAsia="Arial"/>
+        </w:rPr>
+      </w:r>
+    </w:p>
+    <w:p>
+      <w:pPr>
+        <w:keepNext w:val="0"/>
+        <w:keepLines w:val="0"/>
+        <w:pageBreakBefore w:val="0"/>
+        <w:widowControl w:val="1"/>
+        <w:pBdr>
+          <w:top w:space="0" w:sz="0" w:val="nil"/>
+          <w:left w:space="0" w:sz="0" w:val="nil"/>
+          <w:bottom w:space="0" w:sz="0" w:val="nil"/>
+          <w:right w:space="0" w:sz="0" w:val="nil"/>
+          <w:between w:space="0" w:sz="0" w:val="nil"/>
+        </w:pBdr>
+        <w:shd w:fill="auto" w:val="clear"/>
+        <w:spacing w:after="0" w:before="0" w:line="240" w:lineRule="auto"/>
+        <w:ind w:left="0" w:right="0" w:firstLine="0"/>
+        <w:jc w:val="left"/>
+        <w:rPr>
+          <w:rFonts w:ascii="Arial" w:cs="Arial" w:eastAsia="Arial" w:hAnsi="Arial"/>
+          <w:b w:val="0"/>
+          <w:i w:val="0"/>
+          <w:smallCaps w:val="0"/>
+          <w:strike w:val="0"/>
+          <w:color w:val="282f3e"/>
+          <w:sz w:val="18"/>
+          <w:szCs w:val="18"/>
+          <w:u w:val="none"/>
+          <w:shd w:fill="auto" w:val="clear"/>
+          <w:vertAlign w:val="baseline"/>
+        </w:rPr>
+      </w:pPr>
+      <w:r>
+        <w:rPr>
+          <w:rFonts w:ascii="Arial" w:cs="Arial" w:eastAsia="Arial" w:hAnsi="Arial"/>
+          <w:b w:val="0"/>
+          <w:i w:val="1"/>
+          <w:smallCaps w:val="0"/>
+          <w:strike w:val="0"/>
+          <w:color w:val="282f3e"/>
+          <w:sz w:val="18"/>
+          <w:szCs w:val="18"/>
+          <w:u w:val="none"/>
+          <w:shd w:fill="auto" w:val="clear"/>
+          <w:vertAlign w:val="baseline"/>
+          <w:rtl w:val="0"/>
+        </w:rPr>
+        <w:t xml:space="preserve">Une zone de vigilance permet d'orienter les contrôles en attirant l'attention et rappelant des informations utiles sur un endroit / une période donnés.</w:t>
+      </w:r>
+      <w:r>
+        <w:rPr>
+          <w:rtl w:val="0"/>
+          <w:rFonts w:ascii="Arial" w:hAnsi="Arial" w:cs="Arial" w:eastAsia="Arial"/>
+        </w:rPr>
+      </w:r>
+    </w:p>
+    <w:p>
+      <w:pPr>
+        <w:keepNext w:val="0"/>
+        <w:keepLines w:val="0"/>
+        <w:pageBreakBefore w:val="0"/>
+        <w:widowControl w:val="1"/>
+        <w:pBdr>
+          <w:top w:space="0" w:sz="0" w:val="nil"/>
+          <w:left w:space="0" w:sz="0" w:val="nil"/>
+          <w:bottom w:space="0" w:sz="0" w:val="nil"/>
+          <w:right w:space="0" w:sz="0" w:val="nil"/>
+          <w:between w:space="0" w:sz="0" w:val="nil"/>
+        </w:pBdr>
+        <w:shd w:fill="auto" w:val="clear"/>
+        <w:spacing w:after="0" w:before="0" w:line="240" w:lineRule="auto"/>
+        <w:ind w:left="0" w:right="0" w:firstLine="0"/>
+        <w:jc w:val="left"/>
+        <w:rPr>
+          <w:rFonts w:ascii="Arial" w:cs="Arial" w:eastAsia="Arial" w:hAnsi="Arial"/>
+          <w:b w:val="0"/>
+          <w:i w:val="0"/>
+          <w:smallCaps w:val="0"/>
+          <w:strike w:val="0"/>
+          <w:color w:val="282f3e"/>
+          <w:sz w:val="18"/>
+          <w:szCs w:val="18"/>
+          <w:u w:val="none"/>
+          <w:shd w:fill="auto" w:val="clear"/>
+          <w:vertAlign w:val="baseline"/>
+        </w:rPr>
+      </w:pPr>
+      <w:r>
+        <w:rPr>
+          <w:rFonts w:ascii="Arial" w:cs="Arial" w:eastAsia="Arial" w:hAnsi="Arial"/>
+          <w:b w:val="0"/>
+          <w:i w:val="1"/>
+          <w:smallCaps w:val="0"/>
+          <w:strike w:val="0"/>
+          <w:color w:val="282f3e"/>
+          <w:sz w:val="18"/>
+          <w:szCs w:val="18"/>
+          <w:u w:val="none"/>
+          <w:shd w:fill="auto" w:val="clear"/>
+          <w:vertAlign w:val="baseline"/>
+          <w:rtl w:val="0"/>
+        </w:rPr>
+        <w:t xml:space="preserve">Les informations consignées dans les ZV ont – contrairement aux signalements – une validité dans le temps plus longue ou récurrente.</w:t>
+      </w:r>
+      <w:r>
+        <w:rPr>
+          <w:rtl w:val="0"/>
+          <w:rFonts w:ascii="Arial" w:hAnsi="Arial" w:cs="Arial" w:eastAsia="Arial"/>
+        </w:rPr>
+      </w:r>
+    </w:p>
+    <w:p>
+      <w:pPr>
+        <w:keepNext w:val="0"/>
+        <w:keepLines w:val="0"/>
+        <w:pageBreakBefore w:val="0"/>
+        <w:widowControl w:val="1"/>
+        <w:pBdr>
+          <w:top w:space="0" w:sz="0" w:val="nil"/>
+          <w:left w:space="0" w:sz="0" w:val="nil"/>
+          <w:bottom w:space="0" w:sz="0" w:val="nil"/>
+          <w:right w:space="0" w:sz="0" w:val="nil"/>
+          <w:between w:space="0" w:sz="0" w:val="nil"/>
+        </w:pBdr>
+        <w:shd w:fill="auto" w:val="clear"/>
+        <w:spacing w:after="0" w:before="0" w:line="240" w:lineRule="auto"/>
+        <w:ind w:left="0" w:right="0" w:firstLine="0"/>
+        <w:jc w:val="left"/>
+        <w:rPr>
+          <w:rFonts w:ascii="Arial" w:cs="Arial" w:eastAsia="Arial" w:hAnsi="Arial"/>
+          <w:b w:val="1"/>
+          <w:i w:val="0"/>
+          <w:smallCaps w:val="0"/>
+          <w:strike w:val="0"/>
+          <w:color w:val="3b4559"/>
+          <w:sz w:val="16"/>
+          <w:szCs w:val="16"/>
+          <w:u w:val="none"/>
+          <w:shd w:fill="auto" w:val="clear"/>
+          <w:vertAlign w:val="baseline"/>
+        </w:rPr>
+      </w:pPr>
+      <w:r>
+        <w:rPr>
+          <w:rtl w:val="0"/>
+          <w:rFonts w:ascii="Arial" w:hAnsi="Arial" w:cs="Arial" w:eastAsia="Arial"/>
+        </w:rPr>
+      </w:r>
+    </w:p>
+    <w:p>
+      <w:pPr>
+        <w:keepNext w:val="0"/>
+        <w:keepLines w:val="0"/>
+        <w:pageBreakBefore w:val="0"/>
+        <w:widowControl w:val="1"/>
+        <w:pBdr>
+          <w:top w:space="0" w:sz="0" w:val="nil"/>
+          <w:left w:space="0" w:sz="0" w:val="nil"/>
+          <w:bottom w:space="0" w:sz="0" w:val="nil"/>
+          <w:right w:space="0" w:sz="0" w:val="nil"/>
+          <w:between w:space="0" w:sz="0" w:val="nil"/>
+        </w:pBdr>
+        <w:shd w:fill="auto" w:val="clear"/>
+        <w:spacing w:after="0" w:before="0" w:line="240" w:lineRule="auto"/>
+        <w:ind w:left="0" w:right="0" w:firstLine="0"/>
+        <w:jc w:val="left"/>
+        <w:rPr>
+          <w:rFonts w:ascii="Arial" w:cs="Arial" w:eastAsia="Arial" w:hAnsi="Arial"/>
+          <w:b w:val="1"/>
+          <w:i w:val="0"/>
+          <w:smallCaps w:val="0"/>
+          <w:strike w:val="0"/>
+          <w:color w:val="3b4559"/>
+          <w:sz w:val="16"/>
+          <w:szCs w:val="16"/>
+          <w:u w:val="none"/>
+          <w:shd w:fill="auto" w:val="clear"/>
+          <w:vertAlign w:val="baseline"/>
+        </w:rPr>
+      </w:pPr>
+      <w:r>
+        <w:rPr>
+          <w:rtl w:val="0"/>
+          <w:rFonts w:ascii="Arial" w:hAnsi="Arial" w:cs="Arial" w:eastAsia="Arial"/>
         </w:rPr>
       </w:r>
     </w:p>
@@ -7504,63 +9832,18 @@
         <w:jc w:val="left"/>
         <w:rPr>
           <w:rFonts w:ascii="Arial" w:cs="Arial" w:eastAsia="Arial" w:hAnsi="Arial"/>
-          <w:b w:val="0"/>
-          <w:i w:val="0"/>
-          <w:smallCaps w:val="0"/>
-          <w:strike w:val="0"/>
-          <w:color w:val="515151"/>
-          <w:sz w:val="28"/>
-          <w:szCs w:val="28"/>
-          <w:u w:val="none"/>
-          <w:shd w:fill="auto" w:val="clear"/>
-          <w:vertAlign w:val="baseline"/>
-        </w:rPr>
-      </w:pPr>
-      <w:r>
-        <w:rPr>
-          <w:rFonts w:ascii="Arial" w:cs="Arial" w:eastAsia="Arial" w:hAnsi="Arial"/>
-          <w:b w:val="0"/>
+          <w:b w:val="1"/>
           <w:i w:val="0"/>
           <w:smallCaps w:val="0"/>
           <w:strike w:val="0"/>
           <w:color w:val="282f3e"/>
-          <w:sz w:val="32"/>
-          <w:szCs w:val="32"/>
+          <w:sz w:val="40"/>
+          <w:szCs w:val="40"/>
           <w:u w:val="none"/>
           <w:shd w:fill="auto" w:val="clear"/>
           <w:vertAlign w:val="baseline"/>
-          <w:rtl w:val="0"/>
-        </w:rPr>
-        <w:t xml:space="preserve">Zones de vigilance</w:t>
-      </w:r>
-      <w:r>
-        <w:rPr>
-          <w:rFonts w:ascii="Arial" w:cs="Arial" w:eastAsia="Arial" w:hAnsi="Arial"/>
-          <w:b w:val="0"/>
-          <w:i w:val="0"/>
-          <w:smallCaps w:val="0"/>
-          <w:strike w:val="0"/>
-          <w:color w:val="515151"/>
-          <w:sz w:val="28"/>
-          <w:szCs w:val="28"/>
-          <w:u w:val="none"/>
-          <w:shd w:fill="auto" w:val="clear"/>
-          <w:vertAlign w:val="baseline"/>
-          <w:rtl w:val="0"/>
-        </w:rPr>
-        <w:t xml:space="preserve">   </w:t>
-      </w:r>
-      <w:r>
-        <w:rPr>
-          <w:rFonts w:ascii="Arial" w:cs="Arial" w:eastAsia="Arial" w:hAnsi="Arial"/>
-          <w:b w:val="1"/>
-          <w:color w:val="3b4559"/>
-          <w:sz w:val="16"/>
-          <w:szCs w:val="16"/>
-          <w:rtl w:val="0"/>
-        </w:rPr>
-        <w:t xml:space="preserve">9 sélectionnées</w:t>
-      </w:r>
+        </w:rPr>
+      </w:pPr>
       <w:r>
         <w:rPr>
           <w:rFonts w:ascii="Arial" w:cs="Arial" w:eastAsia="Arial" w:hAnsi="Arial"/>
@@ -7568,21 +9851,15 @@
           <w:i w:val="0"/>
           <w:smallCaps w:val="0"/>
           <w:strike w:val="0"/>
-          <w:color w:val="3b4559"/>
-          <w:sz w:val="16"/>
-          <w:szCs w:val="16"/>
+          <w:color w:val="282f3e"/>
+          <w:sz w:val="40"/>
+          <w:szCs w:val="40"/>
           <w:u w:val="none"/>
           <w:shd w:fill="auto" w:val="clear"/>
           <w:vertAlign w:val="baseline"/>
           <w:rtl w:val="0"/>
         </w:rPr>
-        <w:t xml:space="preserve"/>
-      </w:r>
-      <w:r>
-        <w:rPr>
-          <w:rtl w:val="0"/>
-        </w:rPr>
-        <w:t/>
+        <w:t xml:space="preserve">Pièces jointes</w:t>
       </w:r>
     </w:p>
     <w:p>
@@ -7608,9 +9885,9 @@
           <w:i w:val="0"/>
           <w:smallCaps w:val="0"/>
           <w:strike w:val="0"/>
-          <w:color w:val="3b4559"/>
-          <w:sz w:val="16"/>
-          <w:szCs w:val="16"/>
+          <w:color w:val="282f3e"/>
+          <w:sz w:val="40"/>
+          <w:szCs w:val="40"/>
           <w:u w:val="none"/>
           <w:shd w:fill="auto" w:val="clear"/>
           <w:vertAlign w:val="baseline"/>
@@ -7619,6 +9896,94 @@
       <w:r>
         <w:rPr>
           <w:rtl w:val="0"/>
+          <w:rFonts w:ascii="Arial" w:hAnsi="Arial" w:cs="Arial" w:eastAsia="Arial"/>
+        </w:rPr>
+      </w:r>
+    </w:p>
+    <w:p>
+      <w:pPr>
+        <w:keepNext w:val="0"/>
+        <w:keepLines w:val="0"/>
+        <w:pageBreakBefore w:val="0"/>
+        <w:widowControl w:val="0"/>
+        <w:pBdr>
+          <w:top w:space="0" w:sz="0" w:val="nil"/>
+          <w:left w:space="0" w:sz="0" w:val="nil"/>
+          <w:bottom w:space="0" w:sz="0" w:val="nil"/>
+          <w:right w:space="0" w:sz="0" w:val="nil"/>
+          <w:between w:space="0" w:sz="0" w:val="nil"/>
+        </w:pBdr>
+        <w:shd w:fill="auto" w:val="clear"/>
+        <w:spacing w:after="0" w:before="0" w:line="240" w:lineRule="auto"/>
+        <w:ind w:left="0" w:right="0" w:firstLine="0"/>
+        <w:jc w:val="left"/>
+        <w:rPr>
+          <w:rFonts w:ascii="Arial" w:cs="Arial" w:eastAsia="Arial" w:hAnsi="Arial"/>
+          <w:b w:val="0"/>
+          <w:i w:val="0"/>
+          <w:smallCaps w:val="0"/>
+          <w:strike w:val="0"/>
+          <w:color w:val="282f3e"/>
+          <w:sz w:val="26"/>
+          <w:szCs w:val="26"/>
+          <w:u w:val="none"/>
+          <w:shd w:fill="auto" w:val="clear"/>
+          <w:vertAlign w:val="baseline"/>
+        </w:rPr>
+      </w:pPr>
+      <w:r>
+        <w:rPr>
+          <w:rFonts w:ascii="Arial" w:cs="Arial" w:eastAsia="Arial" w:hAnsi="Arial"/>
+          <w:b w:val="0"/>
+          <w:i w:val="0"/>
+          <w:smallCaps w:val="0"/>
+          <w:strike w:val="0"/>
+          <w:color w:val="282f3e"/>
+          <w:sz w:val="26"/>
+          <w:szCs w:val="26"/>
+          <w:u w:val="none"/>
+          <w:shd w:fill="auto" w:val="clear"/>
+          <w:vertAlign w:val="baseline"/>
+          <w:rtl w:val="0"/>
+        </w:rPr>
+        <w:t xml:space="preserve">Liens utiles</w:t>
+      </w:r>
+    </w:p>
+    <w:p>
+      <w:pPr>
+        <w:keepNext w:val="0"/>
+        <w:keepLines w:val="0"/>
+        <w:pageBreakBefore w:val="0"/>
+        <w:widowControl w:val="0"/>
+        <w:pBdr>
+          <w:top w:space="0" w:sz="0" w:val="nil"/>
+          <w:left w:space="0" w:sz="0" w:val="nil"/>
+          <w:bottom w:space="0" w:sz="0" w:val="nil"/>
+          <w:right w:space="0" w:sz="0" w:val="nil"/>
+          <w:between w:space="0" w:sz="0" w:val="nil"/>
+        </w:pBdr>
+        <w:shd w:fill="auto" w:val="clear"/>
+        <w:spacing w:after="0" w:before="0" w:line="240" w:lineRule="auto"/>
+        <w:ind w:left="0" w:right="0" w:firstLine="0"/>
+        <w:jc w:val="left"/>
+        <w:rPr>
+          <w:rFonts w:ascii="Arial" w:cs="Arial" w:eastAsia="Arial" w:hAnsi="Arial"/>
+          <w:b w:val="0"/>
+          <w:i w:val="0"/>
+          <w:smallCaps w:val="0"/>
+          <w:strike w:val="0"/>
+          <w:color w:val="282f3e"/>
+          <w:sz w:val="26"/>
+          <w:szCs w:val="26"/>
+          <w:u w:val="none"/>
+          <w:shd w:fill="auto" w:val="clear"/>
+          <w:vertAlign w:val="baseline"/>
+        </w:rPr>
+      </w:pPr>
+      <w:r>
+        <w:rPr>
+          <w:rtl w:val="0"/>
+          <w:rFonts w:ascii="Arial" w:hAnsi="Arial" w:cs="Arial" w:eastAsia="Arial"/>
         </w:rPr>
       </w:r>
     </w:p>
@@ -7645,34 +10010,18 @@
           <w:i w:val="0"/>
           <w:smallCaps w:val="0"/>
           <w:strike w:val="0"/>
-          <w:color w:val="282f3e"/>
-          <w:sz w:val="18"/>
-          <w:szCs w:val="18"/>
-          <w:u w:val="none"/>
+          <w:color w:val="295edb"/>
+          <w:sz w:val="21"/>
+          <w:szCs w:val="21"/>
+          <w:u w:val="single"/>
           <w:shd w:fill="auto" w:val="clear"/>
           <w:vertAlign w:val="baseline"/>
         </w:rPr>
       </w:pPr>
       <w:r>
         <w:rPr>
-          <w:rFonts w:ascii="Arial" w:cs="Arial" w:eastAsia="Arial" w:hAnsi="Arial"/>
-          <w:b w:val="0"/>
-          <w:i w:val="1"/>
-          <w:smallCaps w:val="0"/>
-          <w:strike w:val="0"/>
-          <w:color w:val="282f3e"/>
-          <w:sz w:val="18"/>
-          <w:szCs w:val="18"/>
-          <w:u w:val="none"/>
-          <w:shd w:fill="auto" w:val="clear"/>
-          <w:vertAlign w:val="baseline"/>
           <w:rtl w:val="0"/>
-        </w:rPr>
-        <w:t xml:space="preserve">Une zone de vigilance permet d'orienter les contrôles en attirant l'attention et rappelant des informations utiles sur un endroit / une période donnés.</w:t>
-      </w:r>
-      <w:r>
-        <w:rPr>
-          <w:rtl w:val="0"/>
+          <w:rFonts w:ascii="Arial" w:hAnsi="Arial" w:cs="Arial" w:eastAsia="Arial"/>
         </w:rPr>
       </w:r>
     </w:p>
@@ -7699,34 +10048,18 @@
           <w:i w:val="0"/>
           <w:smallCaps w:val="0"/>
           <w:strike w:val="0"/>
-          <w:color w:val="282f3e"/>
-          <w:sz w:val="18"/>
-          <w:szCs w:val="18"/>
-          <w:u w:val="none"/>
+          <w:color w:val="295edb"/>
+          <w:sz w:val="21"/>
+          <w:szCs w:val="21"/>
+          <w:u w:val="single"/>
           <w:shd w:fill="auto" w:val="clear"/>
           <w:vertAlign w:val="baseline"/>
         </w:rPr>
       </w:pPr>
       <w:r>
         <w:rPr>
-          <w:rFonts w:ascii="Arial" w:cs="Arial" w:eastAsia="Arial" w:hAnsi="Arial"/>
-          <w:b w:val="0"/>
-          <w:i w:val="1"/>
-          <w:smallCaps w:val="0"/>
-          <w:strike w:val="0"/>
-          <w:color w:val="282f3e"/>
-          <w:sz w:val="18"/>
-          <w:szCs w:val="18"/>
-          <w:u w:val="none"/>
-          <w:shd w:fill="auto" w:val="clear"/>
-          <w:vertAlign w:val="baseline"/>
           <w:rtl w:val="0"/>
-        </w:rPr>
-        <w:t xml:space="preserve">Les informations consignées dans les ZV ont – contrairement aux signalements – une validité dans le temps plus longue ou récurrente.</w:t>
-      </w:r>
-      <w:r>
-        <w:rPr>
-          <w:rtl w:val="0"/>
+          <w:rFonts w:ascii="Arial" w:hAnsi="Arial" w:cs="Arial" w:eastAsia="Arial"/>
         </w:rPr>
       </w:r>
     </w:p>
@@ -7749,13 +10082,51 @@
         <w:jc w:val="left"/>
         <w:rPr>
           <w:rFonts w:ascii="Arial" w:cs="Arial" w:eastAsia="Arial" w:hAnsi="Arial"/>
-          <w:b w:val="1"/>
+          <w:b w:val="0"/>
           <w:i w:val="0"/>
           <w:smallCaps w:val="0"/>
           <w:strike w:val="0"/>
-          <w:color w:val="3b4559"/>
-          <w:sz w:val="16"/>
-          <w:szCs w:val="16"/>
+          <w:color w:val="295edb"/>
+          <w:sz w:val="21"/>
+          <w:szCs w:val="21"/>
+          <w:u w:val="single"/>
+          <w:shd w:fill="auto" w:val="clear"/>
+          <w:vertAlign w:val="baseline"/>
+        </w:rPr>
+      </w:pPr>
+      <w:r>
+        <w:rPr>
+          <w:rtl w:val="0"/>
+          <w:rFonts w:ascii="Arial" w:hAnsi="Arial" w:cs="Arial" w:eastAsia="Arial"/>
+        </w:rPr>
+      </w:r>
+    </w:p>
+    <w:p>
+      <w:pPr>
+        <w:keepNext w:val="0"/>
+        <w:keepLines w:val="0"/>
+        <w:pageBreakBefore w:val="0"/>
+        <w:widowControl w:val="0"/>
+        <w:pBdr>
+          <w:top w:space="0" w:sz="0" w:val="nil"/>
+          <w:left w:space="0" w:sz="0" w:val="nil"/>
+          <w:bottom w:space="0" w:sz="0" w:val="nil"/>
+          <w:right w:space="0" w:sz="0" w:val="nil"/>
+          <w:between w:space="0" w:sz="0" w:val="nil"/>
+        </w:pBdr>
+        <w:shd w:fill="auto" w:val="clear"/>
+        <w:spacing w:after="0" w:before="0" w:line="240" w:lineRule="auto"/>
+        <w:ind w:left="0" w:right="0" w:firstLine="0"/>
+        <w:jc w:val="left"/>
+        <w:rPr>
+          <w:rFonts w:ascii="Arial" w:cs="Arial" w:eastAsia="Arial" w:hAnsi="Arial"/>
+          <w:b w:val="0"/>
+          <w:i w:val="0"/>
+          <w:smallCaps w:val="0"/>
+          <w:strike w:val="0"/>
+          <w:color w:val="282f3e"/>
+          <w:sz w:val="26"/>
+          <w:szCs w:val="26"/>
           <w:u w:val="none"/>
           <w:shd w:fill="auto" w:val="clear"/>
           <w:vertAlign w:val="baseline"/>
@@ -7763,8 +10134,20 @@
       </w:pPr>
       <w:r>
         <w:rPr>
+          <w:rFonts w:ascii="Arial" w:cs="Arial" w:eastAsia="Arial" w:hAnsi="Arial"/>
+          <w:b w:val="0"/>
+          <w:i w:val="0"/>
+          <w:smallCaps w:val="0"/>
+          <w:strike w:val="0"/>
+          <w:color w:val="282f3e"/>
+          <w:sz w:val="26"/>
+          <w:szCs w:val="26"/>
+          <w:u w:val="none"/>
+          <w:shd w:fill="auto" w:val="clear"/>
+          <w:vertAlign w:val="baseline"/>
           <w:rtl w:val="0"/>
         </w:rPr>
+        <w:t xml:space="preserve">Photos</w:t>
       </w:r>
     </w:p>
     <w:p>
@@ -7801,56 +10184,8 @@
       <w:r>
         <w:rPr>
           <w:rtl w:val="0"/>
-        </w:rPr>
-      </w:r>
-    </w:p>
-    <w:p>
-      <w:pPr>
-        <w:keepNext w:val="0"/>
-        <w:keepLines w:val="0"/>
-        <w:pageBreakBefore w:val="1"/>
-        <w:widowControl w:val="1"/>
-        <w:pBdr>
-          <w:top w:space="0" w:sz="0" w:val="nil"/>
-          <w:left w:space="0" w:sz="0" w:val="nil"/>
-          <w:bottom w:space="0" w:sz="0" w:val="nil"/>
-          <w:right w:space="0" w:sz="0" w:val="nil"/>
-          <w:between w:space="0" w:sz="0" w:val="nil"/>
-        </w:pBdr>
-        <w:shd w:fill="auto" w:val="clear"/>
-        <w:spacing w:after="0" w:before="0" w:line="240" w:lineRule="auto"/>
-        <w:ind w:left="0" w:right="0" w:firstLine="0"/>
-        <w:jc w:val="left"/>
-        <w:rPr>
-          <w:rFonts w:ascii="Arial" w:cs="Arial" w:eastAsia="Arial" w:hAnsi="Arial"/>
-          <w:b w:val="1"/>
-          <w:i w:val="0"/>
-          <w:smallCaps w:val="0"/>
-          <w:strike w:val="0"/>
-          <w:color w:val="282f3e"/>
-          <w:sz w:val="40"/>
-          <w:szCs w:val="40"/>
-          <w:u w:val="none"/>
-          <w:shd w:fill="auto" w:val="clear"/>
-          <w:vertAlign w:val="baseline"/>
-        </w:rPr>
-      </w:pPr>
-      <w:r>
-        <w:rPr>
-          <w:rFonts w:ascii="Arial" w:cs="Arial" w:eastAsia="Arial" w:hAnsi="Arial"/>
-          <w:b w:val="1"/>
-          <w:i w:val="0"/>
-          <w:smallCaps w:val="0"/>
-          <w:strike w:val="0"/>
-          <w:color w:val="282f3e"/>
-          <w:sz w:val="40"/>
-          <w:szCs w:val="40"/>
-          <w:u w:val="none"/>
-          <w:shd w:fill="auto" w:val="clear"/>
-          <w:vertAlign w:val="baseline"/>
-          <w:rtl w:val="0"/>
-        </w:rPr>
-        <w:t xml:space="preserve">Pièces jointes</w:t>
+          <w:rFonts w:ascii="Arial" w:hAnsi="Arial" w:cs="Arial" w:eastAsia="Arial"/>
+        </w:rPr>
       </w:r>
     </w:p>
     <w:p>
@@ -7876,9 +10211,9 @@
           <w:i w:val="0"/>
           <w:smallCaps w:val="0"/>
           <w:strike w:val="0"/>
-          <w:color w:val="282f3e"/>
-          <w:sz w:val="40"/>
-          <w:szCs w:val="40"/>
+          <w:color w:val="3b4559"/>
+          <w:sz w:val="20"/>
+          <w:szCs w:val="20"/>
           <w:u w:val="none"/>
           <w:shd w:fill="auto" w:val="clear"/>
           <w:vertAlign w:val="baseline"/>
@@ -7886,94 +10221,20 @@
       </w:pPr>
       <w:r>
         <w:rPr>
-          <w:rtl w:val="0"/>
-        </w:rPr>
-      </w:r>
-    </w:p>
-    <w:p>
-      <w:pPr>
-        <w:keepNext w:val="0"/>
-        <w:keepLines w:val="0"/>
-        <w:pageBreakBefore w:val="0"/>
-        <w:widowControl w:val="0"/>
-        <w:pBdr>
-          <w:top w:space="0" w:sz="0" w:val="nil"/>
-          <w:left w:space="0" w:sz="0" w:val="nil"/>
-          <w:bottom w:space="0" w:sz="0" w:val="nil"/>
-          <w:right w:space="0" w:sz="0" w:val="nil"/>
-          <w:between w:space="0" w:sz="0" w:val="nil"/>
-        </w:pBdr>
-        <w:shd w:fill="auto" w:val="clear"/>
-        <w:spacing w:after="0" w:before="0" w:line="240" w:lineRule="auto"/>
-        <w:ind w:left="0" w:right="0" w:firstLine="0"/>
-        <w:jc w:val="left"/>
-        <w:rPr>
           <w:rFonts w:ascii="Arial" w:cs="Arial" w:eastAsia="Arial" w:hAnsi="Arial"/>
-          <w:b w:val="0"/>
+          <w:b w:val="1"/>
           <w:i w:val="0"/>
           <w:smallCaps w:val="0"/>
           <w:strike w:val="0"/>
-          <w:color w:val="282f3e"/>
-          <w:sz w:val="26"/>
-          <w:szCs w:val="26"/>
-          <w:u w:val="none"/>
-          <w:shd w:fill="auto" w:val="clear"/>
-          <w:vertAlign w:val="baseline"/>
-        </w:rPr>
-      </w:pPr>
-      <w:r>
-        <w:rPr>
-          <w:rFonts w:ascii="Arial" w:cs="Arial" w:eastAsia="Arial" w:hAnsi="Arial"/>
-          <w:b w:val="0"/>
-          <w:i w:val="0"/>
-          <w:smallCaps w:val="0"/>
-          <w:strike w:val="0"/>
-          <w:color w:val="282f3e"/>
-          <w:sz w:val="26"/>
-          <w:szCs w:val="26"/>
+          <w:color w:val="3b4559"/>
+          <w:sz w:val="20"/>
+          <w:szCs w:val="20"/>
           <w:u w:val="none"/>
           <w:shd w:fill="auto" w:val="clear"/>
           <w:vertAlign w:val="baseline"/>
           <w:rtl w:val="0"/>
         </w:rPr>
-        <w:t xml:space="preserve">Liens utiles</w:t>
-      </w:r>
-    </w:p>
-    <w:p>
-      <w:pPr>
-        <w:keepNext w:val="0"/>
-        <w:keepLines w:val="0"/>
-        <w:pageBreakBefore w:val="0"/>
-        <w:widowControl w:val="0"/>
-        <w:pBdr>
-          <w:top w:space="0" w:sz="0" w:val="nil"/>
-          <w:left w:space="0" w:sz="0" w:val="nil"/>
-          <w:bottom w:space="0" w:sz="0" w:val="nil"/>
-          <w:right w:space="0" w:sz="0" w:val="nil"/>
-          <w:between w:space="0" w:sz="0" w:val="nil"/>
-        </w:pBdr>
-        <w:shd w:fill="auto" w:val="clear"/>
-        <w:spacing w:after="0" w:before="0" w:line="240" w:lineRule="auto"/>
-        <w:ind w:left="0" w:right="0" w:firstLine="0"/>
-        <w:jc w:val="left"/>
-        <w:rPr>
-          <w:rFonts w:ascii="Arial" w:cs="Arial" w:eastAsia="Arial" w:hAnsi="Arial"/>
-          <w:b w:val="0"/>
-          <w:i w:val="0"/>
-          <w:smallCaps w:val="0"/>
-          <w:strike w:val="0"/>
-          <w:color w:val="282f3e"/>
-          <w:sz w:val="26"/>
-          <w:szCs w:val="26"/>
-          <w:u w:val="none"/>
-          <w:shd w:fill="auto" w:val="clear"/>
-          <w:vertAlign w:val="baseline"/>
-        </w:rPr>
-      </w:pPr>
-      <w:r>
-        <w:rPr>
-          <w:rtl w:val="0"/>
-        </w:rPr>
+        <w:t xml:space="preserve">    </w:t>
       </w:r>
     </w:p>
     <w:p>
@@ -7995,14 +10256,14 @@
         <w:jc w:val="left"/>
         <w:rPr>
           <w:rFonts w:ascii="Arial" w:cs="Arial" w:eastAsia="Arial" w:hAnsi="Arial"/>
-          <w:b w:val="0"/>
+          <w:b w:val="1"/>
           <w:i w:val="0"/>
           <w:smallCaps w:val="0"/>
           <w:strike w:val="0"/>
-          <w:color w:val="295edb"/>
-          <w:sz w:val="21"/>
-          <w:szCs w:val="21"/>
-          <w:u w:val="single"/>
+          <w:color w:val="3b4559"/>
+          <w:sz w:val="16"/>
+          <w:szCs w:val="16"/>
+          <w:u w:val="none"/>
           <w:shd w:fill="auto" w:val="clear"/>
           <w:vertAlign w:val="baseline"/>
         </w:rPr>
@@ -8010,6 +10271,7 @@
       <w:r>
         <w:rPr>
           <w:rtl w:val="0"/>
+          <w:rFonts w:ascii="Arial" w:hAnsi="Arial" w:cs="Arial" w:eastAsia="Arial"/>
         </w:rPr>
       </w:r>
     </w:p>
@@ -8032,22 +10294,34 @@
         <w:jc w:val="left"/>
         <w:rPr>
           <w:rFonts w:ascii="Arial" w:cs="Arial" w:eastAsia="Arial" w:hAnsi="Arial"/>
-          <w:b w:val="0"/>
+          <w:b w:val="1"/>
           <w:i w:val="0"/>
           <w:smallCaps w:val="0"/>
           <w:strike w:val="0"/>
-          <w:color w:val="295edb"/>
-          <w:sz w:val="21"/>
-          <w:szCs w:val="21"/>
-          <w:u w:val="single"/>
+          <w:color w:val="3b4559"/>
+          <w:sz w:val="20"/>
+          <w:szCs w:val="20"/>
+          <w:u w:val="none"/>
           <w:shd w:fill="auto" w:val="clear"/>
           <w:vertAlign w:val="baseline"/>
         </w:rPr>
       </w:pPr>
       <w:r>
         <w:rPr>
+          <w:rFonts w:ascii="Arial" w:cs="Arial" w:eastAsia="Arial" w:hAnsi="Arial"/>
+          <w:b w:val="1"/>
+          <w:i w:val="0"/>
+          <w:smallCaps w:val="0"/>
+          <w:strike w:val="0"/>
+          <w:color w:val="3b4559"/>
+          <w:sz w:val="20"/>
+          <w:szCs w:val="20"/>
+          <w:u w:val="none"/>
+          <w:shd w:fill="auto" w:val="clear"/>
+          <w:vertAlign w:val="baseline"/>
           <w:rtl w:val="0"/>
         </w:rPr>
+        <w:t xml:space="preserve">    </w:t>
       </w:r>
     </w:p>
     <w:p>
@@ -8069,129 +10343,6 @@
         <w:jc w:val="left"/>
         <w:rPr>
           <w:rFonts w:ascii="Arial" w:cs="Arial" w:eastAsia="Arial" w:hAnsi="Arial"/>
-          <w:b w:val="0"/>
-          <w:i w:val="0"/>
-          <w:smallCaps w:val="0"/>
-          <w:strike w:val="0"/>
-          <w:color w:val="295edb"/>
-          <w:sz w:val="21"/>
-          <w:szCs w:val="21"/>
-          <w:u w:val="single"/>
-          <w:shd w:fill="auto" w:val="clear"/>
-          <w:vertAlign w:val="baseline"/>
-        </w:rPr>
-      </w:pPr>
-      <w:r>
-        <w:rPr>
-          <w:rtl w:val="0"/>
-        </w:rPr>
-      </w:r>
-    </w:p>
-    <w:p>
-      <w:pPr>
-        <w:keepNext w:val="0"/>
-        <w:keepLines w:val="0"/>
-        <w:pageBreakBefore w:val="0"/>
-        <w:widowControl w:val="0"/>
-        <w:pBdr>
-          <w:top w:space="0" w:sz="0" w:val="nil"/>
-          <w:left w:space="0" w:sz="0" w:val="nil"/>
-          <w:bottom w:space="0" w:sz="0" w:val="nil"/>
-          <w:right w:space="0" w:sz="0" w:val="nil"/>
-          <w:between w:space="0" w:sz="0" w:val="nil"/>
-        </w:pBdr>
-        <w:shd w:fill="auto" w:val="clear"/>
-        <w:spacing w:after="0" w:before="0" w:line="240" w:lineRule="auto"/>
-        <w:ind w:left="0" w:right="0" w:firstLine="0"/>
-        <w:jc w:val="left"/>
-        <w:rPr>
-          <w:rFonts w:ascii="Arial" w:cs="Arial" w:eastAsia="Arial" w:hAnsi="Arial"/>
-          <w:b w:val="0"/>
-          <w:i w:val="0"/>
-          <w:smallCaps w:val="0"/>
-          <w:strike w:val="0"/>
-          <w:color w:val="282f3e"/>
-          <w:sz w:val="26"/>
-          <w:szCs w:val="26"/>
-          <w:u w:val="none"/>
-          <w:shd w:fill="auto" w:val="clear"/>
-          <w:vertAlign w:val="baseline"/>
-        </w:rPr>
-      </w:pPr>
-      <w:r>
-        <w:rPr>
-          <w:rFonts w:ascii="Arial" w:cs="Arial" w:eastAsia="Arial" w:hAnsi="Arial"/>
-          <w:b w:val="0"/>
-          <w:i w:val="0"/>
-          <w:smallCaps w:val="0"/>
-          <w:strike w:val="0"/>
-          <w:color w:val="282f3e"/>
-          <w:sz w:val="26"/>
-          <w:szCs w:val="26"/>
-          <w:u w:val="none"/>
-          <w:shd w:fill="auto" w:val="clear"/>
-          <w:vertAlign w:val="baseline"/>
-          <w:rtl w:val="0"/>
-        </w:rPr>
-        <w:t xml:space="preserve">Photos</w:t>
-      </w:r>
-    </w:p>
-    <w:p>
-      <w:pPr>
-        <w:keepNext w:val="0"/>
-        <w:keepLines w:val="0"/>
-        <w:pageBreakBefore w:val="0"/>
-        <w:widowControl w:val="1"/>
-        <w:pBdr>
-          <w:top w:space="0" w:sz="0" w:val="nil"/>
-          <w:left w:space="0" w:sz="0" w:val="nil"/>
-          <w:bottom w:space="0" w:sz="0" w:val="nil"/>
-          <w:right w:space="0" w:sz="0" w:val="nil"/>
-          <w:between w:space="0" w:sz="0" w:val="nil"/>
-        </w:pBdr>
-        <w:shd w:fill="auto" w:val="clear"/>
-        <w:spacing w:after="0" w:before="0" w:line="240" w:lineRule="auto"/>
-        <w:ind w:left="0" w:right="0" w:firstLine="0"/>
-        <w:jc w:val="left"/>
-        <w:rPr>
-          <w:rFonts w:ascii="Arial" w:cs="Arial" w:eastAsia="Arial" w:hAnsi="Arial"/>
-          <w:b w:val="1"/>
-          <w:i w:val="0"/>
-          <w:smallCaps w:val="0"/>
-          <w:strike w:val="0"/>
-          <w:color w:val="3b4559"/>
-          <w:sz w:val="16"/>
-          <w:szCs w:val="16"/>
-          <w:u w:val="none"/>
-          <w:shd w:fill="auto" w:val="clear"/>
-          <w:vertAlign w:val="baseline"/>
-        </w:rPr>
-      </w:pPr>
-      <w:r>
-        <w:rPr>
-          <w:rtl w:val="0"/>
-        </w:rPr>
-      </w:r>
-    </w:p>
-    <w:p>
-      <w:pPr>
-        <w:keepNext w:val="0"/>
-        <w:keepLines w:val="0"/>
-        <w:pageBreakBefore w:val="0"/>
-        <w:widowControl w:val="1"/>
-        <w:pBdr>
-          <w:top w:space="0" w:sz="0" w:val="nil"/>
-          <w:left w:space="0" w:sz="0" w:val="nil"/>
-          <w:bottom w:space="0" w:sz="0" w:val="nil"/>
-          <w:right w:space="0" w:sz="0" w:val="nil"/>
-          <w:between w:space="0" w:sz="0" w:val="nil"/>
-        </w:pBdr>
-        <w:shd w:fill="auto" w:val="clear"/>
-        <w:spacing w:after="0" w:before="0" w:line="240" w:lineRule="auto"/>
-        <w:ind w:left="0" w:right="0" w:firstLine="0"/>
-        <w:jc w:val="left"/>
-        <w:rPr>
-          <w:rFonts w:ascii="Arial" w:cs="Arial" w:eastAsia="Arial" w:hAnsi="Arial"/>
           <w:b w:val="1"/>
           <w:i w:val="0"/>
           <w:smallCaps w:val="0"/>
@@ -8206,180 +10357,9 @@
       </w:pPr>
       <w:r>
         <w:rPr>
-          <w:rFonts w:ascii="Arial" w:cs="Arial" w:eastAsia="Arial" w:hAnsi="Arial"/>
-          <w:b w:val="1"/>
-          <w:i w:val="0"/>
-          <w:smallCaps w:val="0"/>
-          <w:strike w:val="0"/>
-          <w:color w:val="3b4559"/>
-          <w:sz w:val="20"/>
-          <w:szCs w:val="20"/>
-          <w:u w:val="none"/>
-          <w:shd w:fill="auto" w:val="clear"/>
-          <w:vertAlign w:val="baseline"/>
           <w:rtl w:val="0"/>
-        </w:rPr>
-        <w:t xml:space="preserve">    </w:t>
-      </w:r>
-    </w:p>
-    <w:p>
-      <w:pPr>
-        <w:keepNext w:val="0"/>
-        <w:keepLines w:val="0"/>
-        <w:pageBreakBefore w:val="0"/>
-        <w:widowControl w:val="1"/>
-        <w:pBdr>
-          <w:top w:space="0" w:sz="0" w:val="nil"/>
-          <w:left w:space="0" w:sz="0" w:val="nil"/>
-          <w:bottom w:space="0" w:sz="0" w:val="nil"/>
-          <w:right w:space="0" w:sz="0" w:val="nil"/>
-          <w:between w:space="0" w:sz="0" w:val="nil"/>
-        </w:pBdr>
-        <w:shd w:fill="auto" w:val="clear"/>
-        <w:spacing w:after="0" w:before="0" w:line="240" w:lineRule="auto"/>
-        <w:ind w:left="0" w:right="0" w:firstLine="0"/>
-        <w:jc w:val="left"/>
-        <w:rPr>
-          <w:rFonts w:ascii="Arial" w:cs="Arial" w:eastAsia="Arial" w:hAnsi="Arial"/>
-          <w:b w:val="1"/>
-          <w:i w:val="0"/>
-          <w:smallCaps w:val="0"/>
-          <w:strike w:val="0"/>
-          <w:color w:val="3b4559"/>
-          <w:sz w:val="16"/>
-          <w:szCs w:val="16"/>
-          <w:u w:val="none"/>
-          <w:shd w:fill="auto" w:val="clear"/>
-          <w:vertAlign w:val="baseline"/>
-        </w:rPr>
-      </w:pPr>
-      <w:r>
-        <w:rPr>
-          <w:rtl w:val="0"/>
-        </w:rPr>
-      </w:r>
-    </w:p>
-    <w:p>
-      <w:pPr>
-        <w:keepNext w:val="0"/>
-        <w:keepLines w:val="0"/>
-        <w:pageBreakBefore w:val="0"/>
-        <w:widowControl w:val="1"/>
-        <w:pBdr>
-          <w:top w:space="0" w:sz="0" w:val="nil"/>
-          <w:left w:space="0" w:sz="0" w:val="nil"/>
-          <w:bottom w:space="0" w:sz="0" w:val="nil"/>
-          <w:right w:space="0" w:sz="0" w:val="nil"/>
-          <w:between w:space="0" w:sz="0" w:val="nil"/>
-        </w:pBdr>
-        <w:shd w:fill="auto" w:val="clear"/>
-        <w:spacing w:after="0" w:before="0" w:line="240" w:lineRule="auto"/>
-        <w:ind w:left="0" w:right="0" w:firstLine="0"/>
-        <w:jc w:val="left"/>
-        <w:rPr>
-          <w:rFonts w:ascii="Arial" w:cs="Arial" w:eastAsia="Arial" w:hAnsi="Arial"/>
-          <w:b w:val="1"/>
-          <w:i w:val="0"/>
-          <w:smallCaps w:val="0"/>
-          <w:strike w:val="0"/>
-          <w:color w:val="3b4559"/>
-          <w:sz w:val="20"/>
-          <w:szCs w:val="20"/>
-          <w:u w:val="none"/>
-          <w:shd w:fill="auto" w:val="clear"/>
-          <w:vertAlign w:val="baseline"/>
-        </w:rPr>
-      </w:pPr>
-      <w:r>
-        <w:rPr>
-          <w:rFonts w:ascii="Arial" w:cs="Arial" w:eastAsia="Arial" w:hAnsi="Arial"/>
-          <w:b w:val="1"/>
-          <w:i w:val="0"/>
-          <w:smallCaps w:val="0"/>
-          <w:strike w:val="0"/>
-          <w:color w:val="3b4559"/>
-          <w:sz w:val="20"/>
-          <w:szCs w:val="20"/>
-          <w:u w:val="none"/>
-          <w:shd w:fill="auto" w:val="clear"/>
-          <w:vertAlign w:val="baseline"/>
-          <w:rtl w:val="0"/>
-        </w:rPr>
-        <w:t xml:space="preserve">    </w:t>
-      </w:r>
-    </w:p>
-    <w:p>
-      <w:pPr>
-        <w:keepNext w:val="0"/>
-        <w:keepLines w:val="0"/>
-        <w:pageBreakBefore w:val="0"/>
-        <w:widowControl w:val="1"/>
-        <w:pBdr>
-          <w:top w:space="0" w:sz="0" w:val="nil"/>
-          <w:left w:space="0" w:sz="0" w:val="nil"/>
-          <w:bottom w:space="0" w:sz="0" w:val="nil"/>
-          <w:right w:space="0" w:sz="0" w:val="nil"/>
-          <w:between w:space="0" w:sz="0" w:val="nil"/>
-        </w:pBdr>
-        <w:shd w:fill="auto" w:val="clear"/>
-        <w:spacing w:after="0" w:before="0" w:line="240" w:lineRule="auto"/>
-        <w:ind w:left="0" w:right="0" w:firstLine="0"/>
-        <w:jc w:val="left"/>
-        <w:rPr>
-          <w:rFonts w:ascii="Arial" w:cs="Arial" w:eastAsia="Arial" w:hAnsi="Arial"/>
-          <w:b w:val="1"/>
-          <w:i w:val="0"/>
-          <w:smallCaps w:val="0"/>
-          <w:strike w:val="0"/>
-          <w:color w:val="3b4559"/>
-          <w:sz w:val="20"/>
-          <w:szCs w:val="20"/>
-          <w:u w:val="none"/>
-          <w:shd w:fill="auto" w:val="clear"/>
-          <w:vertAlign w:val="baseline"/>
-        </w:rPr>
-      </w:pPr>
-      <w:r>
-        <w:rPr>
-          <w:rtl w:val="0"/>
-        </w:rPr>
-      </w:r>
-    </w:p>
-    <w:p>
-      <w:r>
-        <w:drawing>
-          <wp:inline distT="0" distR="0" distB="0" distL="0">
-            <wp:extent cx="6429375" cy="4286250"/>
-            <wp:docPr id="0" name="Drawing 0" descr="image.png"/>
-            <a:graphic>
-              <a:graphicData uri="http://schemas.openxmlformats.org/drawingml/2006/picture">
-                <pic:pic>
-                  <pic:nvPicPr>
-                    <pic:cNvPr id="0" name="Picture 0" descr="image.png"/>
-                    <pic:cNvPicPr>
-                      <a:picLocks noChangeAspect="true"/>
-                    </pic:cNvPicPr>
-                  </pic:nvPicPr>
-                  <pic:blipFill>
-                    <a:blip r:embed="rId9"/>
-                    <a:stretch>
-                      <a:fillRect/>
-                    </a:stretch>
-                  </pic:blipFill>
-                  <pic:spPr>
-                    <a:xfrm>
-                      <a:off x="0" y="0"/>
-                      <a:ext cx="6429375" cy="4286250"/>
-                    </a:xfrm>
-                    <a:prstGeom prst="rect">
-                      <a:avLst/>
-                    </a:prstGeom>
-                  </pic:spPr>
-                </pic:pic>
-              </a:graphicData>
-            </a:graphic>
-          </wp:inline>
-        </w:drawing>
+          <w:rFonts w:ascii="Arial" w:hAnsi="Arial" w:cs="Arial" w:eastAsia="Arial"/>
+        </w:rPr>
       </w:r>
     </w:p>
     <w:sectPr>
@@ -8586,19 +10566,6 @@
     </w:tblPr>
   </w:style>
   <w:style w:type="table" w:styleId="Table4">
-    <w:basedOn w:val="TableNormal"/>
-    <w:tblPr>
-      <w:tblStyleRowBandSize w:val="1"/>
-      <w:tblStyleColBandSize w:val="1"/>
-      <w:tblCellMar>
-        <w:top w:w="0.0" w:type="dxa"/>
-        <w:left w:w="10.0" w:type="dxa"/>
-        <w:bottom w:w="0.0" w:type="dxa"/>
-        <w:right w:w="10.0" w:type="dxa"/>
-      </w:tblCellMar>
-    </w:tblPr>
-  </w:style>
-  <w:style w:type="table" w:styleId="Table5">
     <w:basedOn w:val="TableNormal"/>
     <w:tblPr>
       <w:tblStyleRowBandSize w:val="1"/>
